--- a/PRE_SECURITY/STUDY_THM_MODULE_ 2-3.docx
+++ b/PRE_SECURITY/STUDY_THM_MODULE_ 2-3.docx
@@ -19,7 +19,61 @@
           <w:sz w:val="32"/>
           <w:szCs w:val="32"/>
         </w:rPr>
-        <w:t>TRY HACK ME STUDIES</w:t>
+        <w:t>ANOTAÇÕES DO M</w:t>
+      </w:r>
+      <w:r>
+        <w:rPr>
+          <w:b/>
+          <w:bCs/>
+          <w:sz w:val="32"/>
+          <w:szCs w:val="32"/>
+        </w:rPr>
+        <w:t>Ó</w:t>
+      </w:r>
+      <w:r>
+        <w:rPr>
+          <w:b/>
+          <w:bCs/>
+          <w:sz w:val="32"/>
+          <w:szCs w:val="32"/>
+        </w:rPr>
+        <w:t xml:space="preserve">DULO </w:t>
+      </w:r>
+      <w:r>
+        <w:rPr>
+          <w:b/>
+          <w:bCs/>
+          <w:sz w:val="32"/>
+          <w:szCs w:val="32"/>
+        </w:rPr>
+        <w:t>2</w:t>
+      </w:r>
+      <w:r>
+        <w:rPr>
+          <w:b/>
+          <w:bCs/>
+          <w:sz w:val="32"/>
+          <w:szCs w:val="32"/>
+        </w:rPr>
+        <w:t xml:space="preserve"> – </w:t>
+      </w:r>
+      <w:r>
+        <w:rPr>
+          <w:b/>
+          <w:bCs/>
+          <w:sz w:val="32"/>
+          <w:szCs w:val="32"/>
+        </w:rPr>
+        <w:t>3</w:t>
+      </w:r>
+      <w:r>
+        <w:rPr>
+          <w:b/>
+          <w:bCs/>
+          <w:sz w:val="32"/>
+          <w:szCs w:val="32"/>
+        </w:rPr>
+        <w:t xml:space="preserve"> PRE SECURITY THM</w:t>
       </w:r>
     </w:p>
     <w:p>
@@ -134,23 +188,7 @@
           <w:b/>
           <w:bCs/>
         </w:rPr>
-        <w:t xml:space="preserve">MAC (Media Access </w:t>
-      </w:r>
-      <w:proofErr w:type="spellStart"/>
-      <w:r>
-        <w:rPr>
-          <w:b/>
-          <w:bCs/>
-        </w:rPr>
-        <w:t>Control</w:t>
-      </w:r>
-      <w:proofErr w:type="spellEnd"/>
-      <w:r>
-        <w:rPr>
-          <w:b/>
-          <w:bCs/>
-        </w:rPr>
-        <w:t>)</w:t>
+        <w:t>MAC (Media Access Control)</w:t>
       </w:r>
       <w:r>
         <w:t>: endereço físico da placa de rede, único para cada dispositivo.</w:t>
@@ -216,7 +254,6 @@
       <w:pPr>
         <w:jc w:val="center"/>
       </w:pPr>
-      <w:proofErr w:type="spellStart"/>
       <w:r>
         <w:rPr>
           <w:b/>
@@ -224,7 +261,6 @@
         </w:rPr>
         <w:t>Spoofing</w:t>
       </w:r>
-      <w:proofErr w:type="spellEnd"/>
       <w:r>
         <w:t>: falsificação do endereço MAC.</w:t>
       </w:r>
@@ -235,7 +271,7 @@
       </w:pPr>
       <w:r>
         <w:pict w14:anchorId="6A0B3B73">
-          <v:rect id="_x0000_i1385" style="width:0;height:1.5pt" o:hralign="center" o:hrstd="t" o:hr="t" fillcolor="#a0a0a0" stroked="f"/>
+          <v:rect id="_x0000_i1025" style="width:0;height:1.5pt" o:hralign="center" o:hrstd="t" o:hr="t" fillcolor="#a0a0a0" stroked="f"/>
         </w:pict>
       </w:r>
     </w:p>
@@ -353,7 +389,7 @@
       </w:pPr>
       <w:r>
         <w:pict w14:anchorId="4BF48956">
-          <v:rect id="_x0000_i1386" style="width:0;height:1.5pt" o:hralign="center" o:hrstd="t" o:hr="t" fillcolor="#a0a0a0" stroked="f"/>
+          <v:rect id="_x0000_i1026" style="width:0;height:1.5pt" o:hralign="center" o:hrstd="t" o:hr="t" fillcolor="#a0a0a0" stroked="f"/>
         </w:pict>
       </w:r>
     </w:p>
@@ -380,7 +416,6 @@
       <w:r>
         <w:t xml:space="preserve">O comando </w:t>
       </w:r>
-      <w:proofErr w:type="spellStart"/>
       <w:r>
         <w:rPr>
           <w:b/>
@@ -388,7 +423,6 @@
         </w:rPr>
         <w:t>ping</w:t>
       </w:r>
-      <w:proofErr w:type="spellEnd"/>
       <w:r>
         <w:t xml:space="preserve"> utiliza pacotes do protocolo </w:t>
       </w:r>
@@ -397,55 +431,7 @@
           <w:b/>
           <w:bCs/>
         </w:rPr>
-        <w:t xml:space="preserve">ICMP (Internet </w:t>
-      </w:r>
-      <w:proofErr w:type="spellStart"/>
-      <w:r>
-        <w:rPr>
-          <w:b/>
-          <w:bCs/>
-        </w:rPr>
-        <w:t>Control</w:t>
-      </w:r>
-      <w:proofErr w:type="spellEnd"/>
-      <w:r>
-        <w:rPr>
-          <w:b/>
-          <w:bCs/>
-        </w:rPr>
-        <w:t xml:space="preserve"> </w:t>
-      </w:r>
-      <w:proofErr w:type="spellStart"/>
-      <w:r>
-        <w:rPr>
-          <w:b/>
-          <w:bCs/>
-        </w:rPr>
-        <w:t>Message</w:t>
-      </w:r>
-      <w:proofErr w:type="spellEnd"/>
-      <w:r>
-        <w:rPr>
-          <w:b/>
-          <w:bCs/>
-        </w:rPr>
-        <w:t xml:space="preserve"> </w:t>
-      </w:r>
-      <w:proofErr w:type="spellStart"/>
-      <w:r>
-        <w:rPr>
-          <w:b/>
-          <w:bCs/>
-        </w:rPr>
-        <w:t>Protocol</w:t>
-      </w:r>
-      <w:proofErr w:type="spellEnd"/>
-      <w:r>
-        <w:rPr>
-          <w:b/>
-          <w:bCs/>
-        </w:rPr>
-        <w:t>)</w:t>
+        <w:t>ICMP (Internet Control Message Protocol)</w:t>
       </w:r>
       <w:r>
         <w:t>.</w:t>
@@ -489,7 +475,7 @@
       </w:pPr>
       <w:r>
         <w:pict w14:anchorId="7F458AEB">
-          <v:rect id="_x0000_i1387" style="width:0;height:1.5pt" o:hralign="center" o:hrstd="t" o:hr="t" fillcolor="#a0a0a0" stroked="f"/>
+          <v:rect id="_x0000_i1027" style="width:0;height:1.5pt" o:hralign="center" o:hrstd="t" o:hr="t" fillcolor="#a0a0a0" stroked="f"/>
         </w:pict>
       </w:r>
     </w:p>
@@ -510,38 +496,13 @@
           <w:bCs/>
         </w:rPr>
       </w:pPr>
-      <w:proofErr w:type="spellStart"/>
       <w:r>
         <w:rPr>
           <w:b/>
           <w:bCs/>
         </w:rPr>
         <w:lastRenderedPageBreak/>
-        <w:t>Intro</w:t>
-      </w:r>
-      <w:proofErr w:type="spellEnd"/>
-      <w:r>
-        <w:rPr>
-          <w:b/>
-          <w:bCs/>
-        </w:rPr>
-        <w:t xml:space="preserve"> </w:t>
-      </w:r>
-      <w:proofErr w:type="spellStart"/>
-      <w:r>
-        <w:rPr>
-          <w:b/>
-          <w:bCs/>
-        </w:rPr>
-        <w:t>to</w:t>
-      </w:r>
-      <w:proofErr w:type="spellEnd"/>
-      <w:r>
-        <w:rPr>
-          <w:b/>
-          <w:bCs/>
-        </w:rPr>
-        <w:t xml:space="preserve"> LAN</w:t>
+        <w:t>Intro to LAN</w:t>
       </w:r>
     </w:p>
     <w:p>
@@ -627,7 +588,6 @@
       <w:r>
         <w:t>Todos os dispositivos são conectados a um único cabo principal (</w:t>
       </w:r>
-      <w:proofErr w:type="spellStart"/>
       <w:r>
         <w:rPr>
           <w:b/>
@@ -635,7 +595,6 @@
         </w:rPr>
         <w:t>backbone</w:t>
       </w:r>
-      <w:proofErr w:type="spellEnd"/>
       <w:r>
         <w:t>).</w:t>
       </w:r>
@@ -680,7 +639,7 @@
       </w:pPr>
       <w:r>
         <w:pict w14:anchorId="29EF620B">
-          <v:rect id="_x0000_i1388" style="width:0;height:1.5pt" o:hralign="center" o:hrstd="t" o:hr="t" fillcolor="#a0a0a0" stroked="f"/>
+          <v:rect id="_x0000_i1028" style="width:0;height:1.5pt" o:hralign="center" o:hrstd="t" o:hr="t" fillcolor="#a0a0a0" stroked="f"/>
         </w:pict>
       </w:r>
     </w:p>
@@ -708,37 +667,12 @@
           <w:bCs/>
         </w:rPr>
       </w:pPr>
-      <w:proofErr w:type="spellStart"/>
-      <w:r>
-        <w:rPr>
-          <w:b/>
-          <w:bCs/>
-        </w:rPr>
-        <w:t>Intro</w:t>
-      </w:r>
-      <w:proofErr w:type="spellEnd"/>
-      <w:r>
-        <w:rPr>
-          <w:b/>
-          <w:bCs/>
-        </w:rPr>
-        <w:t xml:space="preserve"> </w:t>
-      </w:r>
-      <w:proofErr w:type="spellStart"/>
-      <w:r>
-        <w:rPr>
-          <w:b/>
-          <w:bCs/>
-        </w:rPr>
-        <w:t>to</w:t>
-      </w:r>
-      <w:proofErr w:type="spellEnd"/>
-      <w:r>
-        <w:rPr>
-          <w:b/>
-          <w:bCs/>
-        </w:rPr>
-        <w:t xml:space="preserve"> LAN (continuação)</w:t>
+      <w:r>
+        <w:rPr>
+          <w:b/>
+          <w:bCs/>
+        </w:rPr>
+        <w:t>Intro to LAN (continuação)</w:t>
       </w:r>
     </w:p>
     <w:p>
@@ -778,23 +712,7 @@
           <w:b/>
           <w:bCs/>
         </w:rPr>
-        <w:t>Roteador (</w:t>
-      </w:r>
-      <w:proofErr w:type="spellStart"/>
-      <w:r>
-        <w:rPr>
-          <w:b/>
-          <w:bCs/>
-        </w:rPr>
-        <w:t>Router</w:t>
-      </w:r>
-      <w:proofErr w:type="spellEnd"/>
-      <w:r>
-        <w:rPr>
-          <w:b/>
-          <w:bCs/>
-        </w:rPr>
-        <w:t>)</w:t>
+        <w:t>Roteador (Router)</w:t>
       </w:r>
     </w:p>
     <w:p>
@@ -811,7 +729,7 @@
       </w:pPr>
       <w:r>
         <w:pict w14:anchorId="5F90FF75">
-          <v:rect id="_x0000_i1389" style="width:0;height:1.5pt" o:hralign="center" o:hrstd="t" o:hr="t" fillcolor="#a0a0a0" stroked="f"/>
+          <v:rect id="_x0000_i1029" style="width:0;height:1.5pt" o:hralign="center" o:hrstd="t" o:hr="t" fillcolor="#a0a0a0" stroked="f"/>
         </w:pict>
       </w:r>
     </w:p>
@@ -823,37 +741,12 @@
           <w:bCs/>
         </w:rPr>
       </w:pPr>
-      <w:proofErr w:type="spellStart"/>
-      <w:r>
-        <w:rPr>
-          <w:b/>
-          <w:bCs/>
-        </w:rPr>
-        <w:t>Subnet</w:t>
-      </w:r>
-      <w:proofErr w:type="spellEnd"/>
-      <w:r>
-        <w:rPr>
-          <w:b/>
-          <w:bCs/>
-        </w:rPr>
-        <w:t xml:space="preserve"> (</w:t>
-      </w:r>
-      <w:proofErr w:type="spellStart"/>
-      <w:r>
-        <w:rPr>
-          <w:b/>
-          <w:bCs/>
-        </w:rPr>
-        <w:t>Sub-rede</w:t>
-      </w:r>
-      <w:proofErr w:type="spellEnd"/>
-      <w:r>
-        <w:rPr>
-          <w:b/>
-          <w:bCs/>
-        </w:rPr>
-        <w:t>)</w:t>
+      <w:r>
+        <w:rPr>
+          <w:b/>
+          <w:bCs/>
+        </w:rPr>
+        <w:t>Subnet (Sub-rede)</w:t>
       </w:r>
     </w:p>
     <w:p>
@@ -895,13 +788,94 @@
         <w:jc w:val="center"/>
       </w:pPr>
       <w:r>
-        <w:t xml:space="preserve">Ferramenta usada para criar </w:t>
-      </w:r>
-      <w:proofErr w:type="spellStart"/>
-      <w:r>
-        <w:t>sub-redes</w:t>
-      </w:r>
-      <w:proofErr w:type="spellEnd"/>
+        <w:t>Ferramenta usada para criar sub-redes.</w:t>
+      </w:r>
+    </w:p>
+    <w:p>
+      <w:pPr>
+        <w:jc w:val="center"/>
+      </w:pPr>
+      <w:r>
+        <w:t>Exemplo:</w:t>
+      </w:r>
+    </w:p>
+    <w:p>
+      <w:pPr>
+        <w:jc w:val="center"/>
+      </w:pPr>
+      <w:r>
+        <w:t>Rede maior</w:t>
+      </w:r>
+      <w:r>
+        <w:br/>
+        <w:t>192.168.1.0/24</w:t>
+      </w:r>
+    </w:p>
+    <w:p>
+      <w:pPr>
+        <w:jc w:val="center"/>
+      </w:pPr>
+      <w:r>
+        <w:t>Máscara</w:t>
+      </w:r>
+      <w:r>
+        <w:br/>
+        <w:t>255.255.255.0</w:t>
+      </w:r>
+    </w:p>
+    <w:p>
+      <w:pPr>
+        <w:jc w:val="center"/>
+      </w:pPr>
+      <w:r>
+        <w:t>→ 8 bits para hosts</w:t>
+      </w:r>
+      <w:r>
+        <w:br/>
+        <w:t xml:space="preserve">→ </w:t>
+      </w:r>
+      <w:r>
+        <w:rPr>
+          <w:b/>
+          <w:bCs/>
+        </w:rPr>
+        <w:t>254 dispositivos possíveis</w:t>
+      </w:r>
+    </w:p>
+    <w:p>
+      <w:pPr>
+        <w:jc w:val="center"/>
+      </w:pPr>
+      <w:r>
+        <w:t>Se dividir em duas sub-redes:</w:t>
+      </w:r>
+    </w:p>
+    <w:p>
+      <w:pPr>
+        <w:jc w:val="center"/>
+      </w:pPr>
+      <w:r>
+        <w:t>Nova máscara</w:t>
+      </w:r>
+      <w:r>
+        <w:br/>
+        <w:t>/25 → 255.255.255.128</w:t>
+      </w:r>
+    </w:p>
+    <w:p>
+      <w:pPr>
+        <w:jc w:val="center"/>
+      </w:pPr>
+      <w:r>
+        <w:t xml:space="preserve">Cada sub-rede terá </w:t>
+      </w:r>
+      <w:r>
+        <w:rPr>
+          <w:b/>
+          <w:bCs/>
+        </w:rPr>
+        <w:t>126 hosts possíveis</w:t>
+      </w:r>
       <w:r>
         <w:t>.</w:t>
       </w:r>
@@ -911,607 +885,373 @@
         <w:jc w:val="center"/>
       </w:pPr>
       <w:r>
+        <w:t>Sub-redes:</w:t>
+      </w:r>
+    </w:p>
+    <w:p>
+      <w:pPr>
+        <w:jc w:val="center"/>
+      </w:pPr>
+      <w:r>
+        <w:lastRenderedPageBreak/>
+        <w:t>Sub-rede 1</w:t>
+      </w:r>
+      <w:r>
+        <w:br/>
+        <w:t>192.168.1.0/25</w:t>
+      </w:r>
+      <w:r>
+        <w:br/>
+        <w:t>Hosts: 192.168.1.1 – 192.168.1.126</w:t>
+      </w:r>
+    </w:p>
+    <w:p>
+      <w:pPr>
+        <w:jc w:val="center"/>
+      </w:pPr>
+      <w:r>
+        <w:t>Sub-rede 2</w:t>
+      </w:r>
+      <w:r>
+        <w:br/>
+        <w:t>192.168.1.128/25</w:t>
+      </w:r>
+      <w:r>
+        <w:br/>
+        <w:t>Hosts: 192.168.1.129 – 192.168.1.254</w:t>
+      </w:r>
+    </w:p>
+    <w:p>
+      <w:pPr>
+        <w:jc w:val="center"/>
+      </w:pPr>
+      <w:r>
+        <w:pict w14:anchorId="58A525F0">
+          <v:rect id="_x0000_i1030" style="width:0;height:1.5pt" o:hralign="center" o:hrstd="t" o:hr="t" fillcolor="#a0a0a0" stroked="f"/>
+        </w:pict>
+      </w:r>
+    </w:p>
+    <w:p>
+      <w:pPr>
+        <w:jc w:val="center"/>
+        <w:rPr>
+          <w:b/>
+          <w:bCs/>
+        </w:rPr>
+      </w:pPr>
+      <w:r>
+        <w:rPr>
+          <w:b/>
+          <w:bCs/>
+        </w:rPr>
+        <w:t>Gateway</w:t>
+      </w:r>
+    </w:p>
+    <w:p>
+      <w:pPr>
+        <w:jc w:val="center"/>
+      </w:pPr>
+      <w:r>
+        <w:t xml:space="preserve">Dispositivo físico (normalmente um </w:t>
+      </w:r>
+      <w:r>
+        <w:rPr>
+          <w:b/>
+          <w:bCs/>
+        </w:rPr>
+        <w:t>roteador</w:t>
+      </w:r>
+      <w:r>
+        <w:t>) que liga a rede local à internet.</w:t>
+      </w:r>
+    </w:p>
+    <w:p>
+      <w:pPr>
+        <w:jc w:val="center"/>
+      </w:pPr>
+      <w:r>
+        <w:pict w14:anchorId="52AD3A62">
+          <v:rect id="_x0000_i1031" style="width:0;height:1.5pt" o:hralign="center" o:hrstd="t" o:hr="t" fillcolor="#a0a0a0" stroked="f"/>
+        </w:pict>
+      </w:r>
+    </w:p>
+    <w:p>
+      <w:pPr>
+        <w:jc w:val="center"/>
+        <w:rPr>
+          <w:b/>
+          <w:bCs/>
+        </w:rPr>
+      </w:pPr>
+      <w:r>
+        <w:rPr>
+          <w:b/>
+          <w:bCs/>
+        </w:rPr>
+        <w:t>Network Address</w:t>
+      </w:r>
+    </w:p>
+    <w:p>
+      <w:pPr>
+        <w:jc w:val="center"/>
+      </w:pPr>
+      <w:r>
+        <w:t>Endereço que identifica a rede.</w:t>
+      </w:r>
+    </w:p>
+    <w:p>
+      <w:pPr>
+        <w:jc w:val="center"/>
+        <w:rPr>
+          <w:b/>
+          <w:bCs/>
+        </w:rPr>
+      </w:pPr>
+      <w:r>
+        <w:rPr>
+          <w:b/>
+          <w:bCs/>
+        </w:rPr>
+        <w:t>Host Address</w:t>
+      </w:r>
+    </w:p>
+    <w:p>
+      <w:pPr>
+        <w:jc w:val="center"/>
+      </w:pPr>
+      <w:r>
+        <w:t>Endereço IP de um dispositivo dentro da rede.</w:t>
+      </w:r>
+    </w:p>
+    <w:p>
+      <w:pPr>
+        <w:jc w:val="center"/>
+      </w:pPr>
+      <w:r>
+        <w:pict w14:anchorId="5AA5A568">
+          <v:rect id="_x0000_i1032" style="width:0;height:1.5pt" o:hralign="center" o:hrstd="t" o:hr="t" fillcolor="#a0a0a0" stroked="f"/>
+        </w:pict>
+      </w:r>
+    </w:p>
+    <w:p>
+      <w:pPr>
+        <w:jc w:val="center"/>
+        <w:rPr>
+          <w:b/>
+          <w:bCs/>
+        </w:rPr>
+      </w:pPr>
+      <w:r>
+        <w:rPr>
+          <w:b/>
+          <w:bCs/>
+        </w:rPr>
+        <w:t>ARP (Address Resolution Protocol)</w:t>
+      </w:r>
+    </w:p>
+    <w:p>
+      <w:pPr>
+        <w:jc w:val="center"/>
+      </w:pPr>
+      <w:r>
+        <w:t xml:space="preserve">Protocolo que descobre o </w:t>
+      </w:r>
+      <w:r>
+        <w:rPr>
+          <w:b/>
+          <w:bCs/>
+        </w:rPr>
+        <w:t>endereço MAC</w:t>
+      </w:r>
+      <w:r>
+        <w:t xml:space="preserve"> de um dispositivo a partir do </w:t>
+      </w:r>
+      <w:r>
+        <w:rPr>
+          <w:b/>
+          <w:bCs/>
+        </w:rPr>
+        <w:t>IP</w:t>
+      </w:r>
+      <w:r>
+        <w:t xml:space="preserve"> dentro da rede local.</w:t>
+      </w:r>
+    </w:p>
+    <w:p>
+      <w:pPr>
+        <w:jc w:val="center"/>
+      </w:pPr>
+      <w:r>
+        <w:t xml:space="preserve">ARP funciona como </w:t>
+      </w:r>
+      <w:r>
+        <w:rPr>
+          <w:b/>
+          <w:bCs/>
+        </w:rPr>
+        <w:t>ponte entre IP e MAC</w:t>
+      </w:r>
+      <w:r>
+        <w:t>.</w:t>
+      </w:r>
+    </w:p>
+    <w:p>
+      <w:pPr>
+        <w:jc w:val="center"/>
+      </w:pPr>
+      <w:r>
+        <w:pict w14:anchorId="1FC75E86">
+          <v:rect id="_x0000_i1033" style="width:0;height:1.5pt" o:hralign="center" o:hrstd="t" o:hr="t" fillcolor="#a0a0a0" stroked="f"/>
+        </w:pict>
+      </w:r>
+    </w:p>
+    <w:p>
+      <w:pPr>
+        <w:jc w:val="center"/>
+        <w:rPr>
+          <w:b/>
+          <w:bCs/>
+          <w:lang w:val="en-US"/>
+        </w:rPr>
+      </w:pPr>
+      <w:r>
+        <w:rPr>
+          <w:b/>
+          <w:bCs/>
+          <w:lang w:val="en-US"/>
+        </w:rPr>
+        <w:t>DHCP (Dynamic Host Configuration Protocol)</w:t>
+      </w:r>
+    </w:p>
+    <w:p>
+      <w:pPr>
+        <w:jc w:val="center"/>
+      </w:pPr>
+      <w:r>
+        <w:t xml:space="preserve">Protocolo que </w:t>
+      </w:r>
+      <w:r>
+        <w:rPr>
+          <w:b/>
+          <w:bCs/>
+        </w:rPr>
+        <w:t>atribui automaticamente IPs e configurações de rede</w:t>
+      </w:r>
+      <w:r>
+        <w:t xml:space="preserve"> aos dispositivos.</w:t>
+      </w:r>
+    </w:p>
+    <w:p>
+      <w:pPr>
+        <w:jc w:val="center"/>
+      </w:pPr>
+      <w:r>
+        <w:pict w14:anchorId="3E82090E">
+          <v:rect id="_x0000_i1034" style="width:0;height:1.5pt" o:hralign="center" o:hrstd="t" o:hr="t" fillcolor="#a0a0a0" stroked="f"/>
+        </w:pict>
+      </w:r>
+    </w:p>
+    <w:p>
+      <w:pPr>
+        <w:jc w:val="center"/>
+        <w:rPr>
+          <w:b/>
+          <w:bCs/>
+        </w:rPr>
+      </w:pPr>
+      <w:r>
+        <w:rPr>
+          <w:b/>
+          <w:bCs/>
+        </w:rPr>
+        <w:t>02/03</w:t>
+      </w:r>
+    </w:p>
+    <w:p>
+      <w:pPr>
+        <w:jc w:val="center"/>
+        <w:rPr>
+          <w:b/>
+          <w:bCs/>
+        </w:rPr>
+      </w:pPr>
+      <w:r>
+        <w:rPr>
+          <w:b/>
+          <w:bCs/>
+        </w:rPr>
+        <w:t>Modelo OSI</w:t>
+      </w:r>
+    </w:p>
+    <w:p>
+      <w:pPr>
+        <w:jc w:val="center"/>
+      </w:pPr>
+      <w:r>
+        <w:t xml:space="preserve">O </w:t>
+      </w:r>
+      <w:r>
+        <w:rPr>
+          <w:b/>
+          <w:bCs/>
+        </w:rPr>
+        <w:t>Modelo OSI (Open Systems Interconnection)</w:t>
+      </w:r>
+      <w:r>
+        <w:t xml:space="preserve"> divide a comunicação de rede em </w:t>
+      </w:r>
+      <w:r>
+        <w:rPr>
+          <w:b/>
+          <w:bCs/>
+        </w:rPr>
+        <w:t>7 camadas</w:t>
+      </w:r>
+      <w:r>
+        <w:t>.</w:t>
+      </w:r>
+    </w:p>
+    <w:p>
+      <w:pPr>
+        <w:jc w:val="center"/>
+      </w:pPr>
+      <w:r>
+        <w:pict w14:anchorId="1DA237C7">
+          <v:rect id="_x0000_i1035" style="width:0;height:1.5pt" o:hralign="center" o:hrstd="t" o:hr="t" fillcolor="#a0a0a0" stroked="f"/>
+        </w:pict>
+      </w:r>
+    </w:p>
+    <w:p>
+      <w:pPr>
+        <w:jc w:val="center"/>
+        <w:rPr>
+          <w:b/>
+          <w:bCs/>
+        </w:rPr>
+      </w:pPr>
+      <w:r>
+        <w:rPr>
+          <w:b/>
+          <w:bCs/>
+        </w:rPr>
+        <w:t>1. Física (Physical)</w:t>
+      </w:r>
+    </w:p>
+    <w:p>
+      <w:pPr>
+        <w:jc w:val="center"/>
+      </w:pPr>
+      <w:r>
+        <w:t>Refere-se aos componentes físicos da rede.</w:t>
+      </w:r>
+    </w:p>
+    <w:p>
+      <w:pPr>
+        <w:jc w:val="center"/>
+      </w:pPr>
+      <w:r>
         <w:t>Exemplo:</w:t>
       </w:r>
-    </w:p>
-    <w:p>
-      <w:pPr>
-        <w:jc w:val="center"/>
-      </w:pPr>
-      <w:r>
-        <w:t>Rede maior</w:t>
-      </w:r>
-      <w:r>
-        <w:br/>
-        <w:t>192.168.1.0/24</w:t>
-      </w:r>
-    </w:p>
-    <w:p>
-      <w:pPr>
-        <w:jc w:val="center"/>
-      </w:pPr>
-      <w:r>
-        <w:t>Máscara</w:t>
-      </w:r>
-      <w:r>
-        <w:br/>
-        <w:t>255.255.255.0</w:t>
-      </w:r>
-    </w:p>
-    <w:p>
-      <w:pPr>
-        <w:jc w:val="center"/>
-      </w:pPr>
-      <w:r>
-        <w:t>→ 8 bits para hosts</w:t>
-      </w:r>
-      <w:r>
-        <w:br/>
-        <w:t xml:space="preserve">→ </w:t>
-      </w:r>
-      <w:r>
-        <w:rPr>
-          <w:b/>
-          <w:bCs/>
-        </w:rPr>
-        <w:t>254 dispositivos possíveis</w:t>
-      </w:r>
-    </w:p>
-    <w:p>
-      <w:pPr>
-        <w:jc w:val="center"/>
-      </w:pPr>
-      <w:r>
-        <w:t xml:space="preserve">Se dividir em duas </w:t>
-      </w:r>
-      <w:proofErr w:type="spellStart"/>
-      <w:r>
-        <w:t>sub-redes</w:t>
-      </w:r>
-      <w:proofErr w:type="spellEnd"/>
-      <w:r>
-        <w:t>:</w:t>
-      </w:r>
-    </w:p>
-    <w:p>
-      <w:pPr>
-        <w:jc w:val="center"/>
-      </w:pPr>
-      <w:r>
-        <w:t>Nova máscara</w:t>
-      </w:r>
-      <w:r>
-        <w:br/>
-        <w:t>/25 → 255.255.255.128</w:t>
-      </w:r>
-    </w:p>
-    <w:p>
-      <w:pPr>
-        <w:jc w:val="center"/>
-      </w:pPr>
-      <w:r>
-        <w:t xml:space="preserve">Cada </w:t>
-      </w:r>
-      <w:proofErr w:type="spellStart"/>
-      <w:r>
-        <w:t>sub-rede</w:t>
-      </w:r>
-      <w:proofErr w:type="spellEnd"/>
-      <w:r>
-        <w:t xml:space="preserve"> terá </w:t>
-      </w:r>
-      <w:r>
-        <w:rPr>
-          <w:b/>
-          <w:bCs/>
-        </w:rPr>
-        <w:t>126 hosts possíveis</w:t>
-      </w:r>
-      <w:r>
-        <w:t>.</w:t>
-      </w:r>
-    </w:p>
-    <w:p>
-      <w:pPr>
-        <w:jc w:val="center"/>
-      </w:pPr>
-      <w:proofErr w:type="spellStart"/>
-      <w:r>
-        <w:t>Sub-redes</w:t>
-      </w:r>
-      <w:proofErr w:type="spellEnd"/>
-      <w:r>
-        <w:t>:</w:t>
-      </w:r>
-    </w:p>
-    <w:p>
-      <w:pPr>
-        <w:jc w:val="center"/>
-      </w:pPr>
-      <w:proofErr w:type="spellStart"/>
-      <w:r>
-        <w:lastRenderedPageBreak/>
-        <w:t>Sub-rede</w:t>
-      </w:r>
-      <w:proofErr w:type="spellEnd"/>
-      <w:r>
-        <w:t xml:space="preserve"> 1</w:t>
-      </w:r>
-      <w:r>
-        <w:br/>
-        <w:t>192.168.1.0/25</w:t>
-      </w:r>
-      <w:r>
-        <w:br/>
-        <w:t>Hosts: 192.168.1.1 – 192.168.1.126</w:t>
-      </w:r>
-    </w:p>
-    <w:p>
-      <w:pPr>
-        <w:jc w:val="center"/>
-      </w:pPr>
-      <w:proofErr w:type="spellStart"/>
-      <w:r>
-        <w:t>Sub-rede</w:t>
-      </w:r>
-      <w:proofErr w:type="spellEnd"/>
-      <w:r>
-        <w:t xml:space="preserve"> 2</w:t>
-      </w:r>
-      <w:r>
-        <w:br/>
-        <w:t>192.168.1.128/25</w:t>
-      </w:r>
-      <w:r>
-        <w:br/>
-        <w:t>Hosts: 192.168.1.129 – 192.168.1.254</w:t>
-      </w:r>
-    </w:p>
-    <w:p>
-      <w:pPr>
-        <w:jc w:val="center"/>
-      </w:pPr>
-      <w:r>
-        <w:pict w14:anchorId="58A525F0">
-          <v:rect id="_x0000_i1390" style="width:0;height:1.5pt" o:hralign="center" o:hrstd="t" o:hr="t" fillcolor="#a0a0a0" stroked="f"/>
-        </w:pict>
-      </w:r>
-    </w:p>
-    <w:p>
-      <w:pPr>
-        <w:jc w:val="center"/>
-        <w:rPr>
-          <w:b/>
-          <w:bCs/>
-        </w:rPr>
-      </w:pPr>
-      <w:r>
-        <w:rPr>
-          <w:b/>
-          <w:bCs/>
-        </w:rPr>
-        <w:t>Gateway</w:t>
-      </w:r>
-    </w:p>
-    <w:p>
-      <w:pPr>
-        <w:jc w:val="center"/>
-      </w:pPr>
-      <w:r>
-        <w:t xml:space="preserve">Dispositivo físico (normalmente um </w:t>
-      </w:r>
-      <w:r>
-        <w:rPr>
-          <w:b/>
-          <w:bCs/>
-        </w:rPr>
-        <w:t>roteador</w:t>
-      </w:r>
-      <w:r>
-        <w:t>) que liga a rede local à internet.</w:t>
-      </w:r>
-    </w:p>
-    <w:p>
-      <w:pPr>
-        <w:jc w:val="center"/>
-      </w:pPr>
-      <w:r>
-        <w:pict w14:anchorId="52AD3A62">
-          <v:rect id="_x0000_i1391" style="width:0;height:1.5pt" o:hralign="center" o:hrstd="t" o:hr="t" fillcolor="#a0a0a0" stroked="f"/>
-        </w:pict>
-      </w:r>
-    </w:p>
-    <w:p>
-      <w:pPr>
-        <w:jc w:val="center"/>
-        <w:rPr>
-          <w:b/>
-          <w:bCs/>
-        </w:rPr>
-      </w:pPr>
-      <w:r>
-        <w:rPr>
-          <w:b/>
-          <w:bCs/>
-        </w:rPr>
-        <w:t xml:space="preserve">Network </w:t>
-      </w:r>
-      <w:proofErr w:type="spellStart"/>
-      <w:r>
-        <w:rPr>
-          <w:b/>
-          <w:bCs/>
-        </w:rPr>
-        <w:t>Address</w:t>
-      </w:r>
-      <w:proofErr w:type="spellEnd"/>
-    </w:p>
-    <w:p>
-      <w:pPr>
-        <w:jc w:val="center"/>
-      </w:pPr>
-      <w:r>
-        <w:t>Endereço que identifica a rede.</w:t>
-      </w:r>
-    </w:p>
-    <w:p>
-      <w:pPr>
-        <w:jc w:val="center"/>
-        <w:rPr>
-          <w:b/>
-          <w:bCs/>
-        </w:rPr>
-      </w:pPr>
-      <w:r>
-        <w:rPr>
-          <w:b/>
-          <w:bCs/>
-        </w:rPr>
-        <w:t xml:space="preserve">Host </w:t>
-      </w:r>
-      <w:proofErr w:type="spellStart"/>
-      <w:r>
-        <w:rPr>
-          <w:b/>
-          <w:bCs/>
-        </w:rPr>
-        <w:t>Address</w:t>
-      </w:r>
-      <w:proofErr w:type="spellEnd"/>
-    </w:p>
-    <w:p>
-      <w:pPr>
-        <w:jc w:val="center"/>
-      </w:pPr>
-      <w:r>
-        <w:t>Endereço IP de um dispositivo dentro da rede.</w:t>
-      </w:r>
-    </w:p>
-    <w:p>
-      <w:pPr>
-        <w:jc w:val="center"/>
-      </w:pPr>
-      <w:r>
-        <w:pict w14:anchorId="5AA5A568">
-          <v:rect id="_x0000_i1392" style="width:0;height:1.5pt" o:hralign="center" o:hrstd="t" o:hr="t" fillcolor="#a0a0a0" stroked="f"/>
-        </w:pict>
-      </w:r>
-    </w:p>
-    <w:p>
-      <w:pPr>
-        <w:jc w:val="center"/>
-        <w:rPr>
-          <w:b/>
-          <w:bCs/>
-        </w:rPr>
-      </w:pPr>
-      <w:r>
-        <w:rPr>
-          <w:b/>
-          <w:bCs/>
-        </w:rPr>
-        <w:t>ARP (</w:t>
-      </w:r>
-      <w:proofErr w:type="spellStart"/>
-      <w:r>
-        <w:rPr>
-          <w:b/>
-          <w:bCs/>
-        </w:rPr>
-        <w:t>Address</w:t>
-      </w:r>
-      <w:proofErr w:type="spellEnd"/>
-      <w:r>
-        <w:rPr>
-          <w:b/>
-          <w:bCs/>
-        </w:rPr>
-        <w:t xml:space="preserve"> </w:t>
-      </w:r>
-      <w:proofErr w:type="spellStart"/>
-      <w:r>
-        <w:rPr>
-          <w:b/>
-          <w:bCs/>
-        </w:rPr>
-        <w:t>Resolution</w:t>
-      </w:r>
-      <w:proofErr w:type="spellEnd"/>
-      <w:r>
-        <w:rPr>
-          <w:b/>
-          <w:bCs/>
-        </w:rPr>
-        <w:t xml:space="preserve"> </w:t>
-      </w:r>
-      <w:proofErr w:type="spellStart"/>
-      <w:r>
-        <w:rPr>
-          <w:b/>
-          <w:bCs/>
-        </w:rPr>
-        <w:t>Protocol</w:t>
-      </w:r>
-      <w:proofErr w:type="spellEnd"/>
-      <w:r>
-        <w:rPr>
-          <w:b/>
-          <w:bCs/>
-        </w:rPr>
-        <w:t>)</w:t>
-      </w:r>
-    </w:p>
-    <w:p>
-      <w:pPr>
-        <w:jc w:val="center"/>
-      </w:pPr>
-      <w:r>
-        <w:t xml:space="preserve">Protocolo que descobre o </w:t>
-      </w:r>
-      <w:r>
-        <w:rPr>
-          <w:b/>
-          <w:bCs/>
-        </w:rPr>
-        <w:t>endereço MAC</w:t>
-      </w:r>
-      <w:r>
-        <w:t xml:space="preserve"> de um dispositivo a partir do </w:t>
-      </w:r>
-      <w:r>
-        <w:rPr>
-          <w:b/>
-          <w:bCs/>
-        </w:rPr>
-        <w:t>IP</w:t>
-      </w:r>
-      <w:r>
-        <w:t xml:space="preserve"> dentro da rede local.</w:t>
-      </w:r>
-    </w:p>
-    <w:p>
-      <w:pPr>
-        <w:jc w:val="center"/>
-      </w:pPr>
-      <w:r>
-        <w:t xml:space="preserve">ARP funciona como </w:t>
-      </w:r>
-      <w:r>
-        <w:rPr>
-          <w:b/>
-          <w:bCs/>
-        </w:rPr>
-        <w:t>ponte entre IP e MAC</w:t>
-      </w:r>
-      <w:r>
-        <w:t>.</w:t>
-      </w:r>
-    </w:p>
-    <w:p>
-      <w:pPr>
-        <w:jc w:val="center"/>
-      </w:pPr>
-      <w:r>
-        <w:pict w14:anchorId="1FC75E86">
-          <v:rect id="_x0000_i1393" style="width:0;height:1.5pt" o:hralign="center" o:hrstd="t" o:hr="t" fillcolor="#a0a0a0" stroked="f"/>
-        </w:pict>
-      </w:r>
-    </w:p>
-    <w:p>
-      <w:pPr>
-        <w:jc w:val="center"/>
-        <w:rPr>
-          <w:b/>
-          <w:bCs/>
-          <w:lang w:val="en-US"/>
-        </w:rPr>
-      </w:pPr>
-      <w:r>
-        <w:rPr>
-          <w:b/>
-          <w:bCs/>
-          <w:lang w:val="en-US"/>
-        </w:rPr>
-        <w:t>DHCP (Dynamic Host Configuration Protocol)</w:t>
-      </w:r>
-    </w:p>
-    <w:p>
-      <w:pPr>
-        <w:jc w:val="center"/>
-      </w:pPr>
-      <w:r>
-        <w:t xml:space="preserve">Protocolo que </w:t>
-      </w:r>
-      <w:r>
-        <w:rPr>
-          <w:b/>
-          <w:bCs/>
-        </w:rPr>
-        <w:t xml:space="preserve">atribui automaticamente </w:t>
-      </w:r>
-      <w:proofErr w:type="spellStart"/>
-      <w:r>
-        <w:rPr>
-          <w:b/>
-          <w:bCs/>
-        </w:rPr>
-        <w:t>IPs</w:t>
-      </w:r>
-      <w:proofErr w:type="spellEnd"/>
-      <w:r>
-        <w:rPr>
-          <w:b/>
-          <w:bCs/>
-        </w:rPr>
-        <w:t xml:space="preserve"> e configurações de rede</w:t>
-      </w:r>
-      <w:r>
-        <w:t xml:space="preserve"> aos dispositivos.</w:t>
-      </w:r>
-    </w:p>
-    <w:p>
-      <w:pPr>
-        <w:jc w:val="center"/>
-      </w:pPr>
-      <w:r>
-        <w:pict w14:anchorId="3E82090E">
-          <v:rect id="_x0000_i1394" style="width:0;height:1.5pt" o:hralign="center" o:hrstd="t" o:hr="t" fillcolor="#a0a0a0" stroked="f"/>
-        </w:pict>
-      </w:r>
-    </w:p>
-    <w:p>
-      <w:pPr>
-        <w:jc w:val="center"/>
-        <w:rPr>
-          <w:b/>
-          <w:bCs/>
-        </w:rPr>
-      </w:pPr>
-      <w:r>
-        <w:rPr>
-          <w:b/>
-          <w:bCs/>
-        </w:rPr>
-        <w:t>02/03</w:t>
-      </w:r>
-    </w:p>
-    <w:p>
-      <w:pPr>
-        <w:jc w:val="center"/>
-        <w:rPr>
-          <w:b/>
-          <w:bCs/>
-        </w:rPr>
-      </w:pPr>
-      <w:r>
-        <w:rPr>
-          <w:b/>
-          <w:bCs/>
-        </w:rPr>
-        <w:t>Modelo OSI</w:t>
-      </w:r>
-    </w:p>
-    <w:p>
-      <w:pPr>
-        <w:jc w:val="center"/>
-      </w:pPr>
-      <w:r>
-        <w:t xml:space="preserve">O </w:t>
-      </w:r>
-      <w:r>
-        <w:rPr>
-          <w:b/>
-          <w:bCs/>
-        </w:rPr>
-        <w:t xml:space="preserve">Modelo OSI (Open Systems </w:t>
-      </w:r>
-      <w:proofErr w:type="spellStart"/>
-      <w:r>
-        <w:rPr>
-          <w:b/>
-          <w:bCs/>
-        </w:rPr>
-        <w:t>Interconnection</w:t>
-      </w:r>
-      <w:proofErr w:type="spellEnd"/>
-      <w:r>
-        <w:rPr>
-          <w:b/>
-          <w:bCs/>
-        </w:rPr>
-        <w:t>)</w:t>
-      </w:r>
-      <w:r>
-        <w:t xml:space="preserve"> divide a comunicação de rede em </w:t>
-      </w:r>
-      <w:r>
-        <w:rPr>
-          <w:b/>
-          <w:bCs/>
-        </w:rPr>
-        <w:t>7 camadas</w:t>
-      </w:r>
-      <w:r>
-        <w:t>.</w:t>
-      </w:r>
-    </w:p>
-    <w:p>
-      <w:pPr>
-        <w:jc w:val="center"/>
-      </w:pPr>
-      <w:r>
-        <w:pict w14:anchorId="1DA237C7">
-          <v:rect id="_x0000_i1395" style="width:0;height:1.5pt" o:hralign="center" o:hrstd="t" o:hr="t" fillcolor="#a0a0a0" stroked="f"/>
-        </w:pict>
-      </w:r>
-    </w:p>
-    <w:p>
-      <w:pPr>
-        <w:jc w:val="center"/>
-        <w:rPr>
-          <w:b/>
-          <w:bCs/>
-        </w:rPr>
-      </w:pPr>
-      <w:r>
-        <w:rPr>
-          <w:b/>
-          <w:bCs/>
-        </w:rPr>
-        <w:t>1. Física (</w:t>
-      </w:r>
-      <w:proofErr w:type="spellStart"/>
-      <w:r>
-        <w:rPr>
-          <w:b/>
-          <w:bCs/>
-        </w:rPr>
-        <w:t>Physical</w:t>
-      </w:r>
-      <w:proofErr w:type="spellEnd"/>
-      <w:r>
-        <w:rPr>
-          <w:b/>
-          <w:bCs/>
-        </w:rPr>
-        <w:t>)</w:t>
-      </w:r>
-    </w:p>
-    <w:p>
-      <w:pPr>
-        <w:jc w:val="center"/>
-      </w:pPr>
-      <w:r>
-        <w:t>Refere-se aos componentes físicos da rede.</w:t>
-      </w:r>
-    </w:p>
-    <w:p>
-      <w:pPr>
-        <w:jc w:val="center"/>
-      </w:pPr>
-      <w:r>
-        <w:t>Exemplo:</w:t>
-      </w:r>
       <w:r>
         <w:br/>
         <w:t>cabos Ethernet.</w:t>
@@ -1523,7 +1263,7 @@
       </w:pPr>
       <w:r>
         <w:pict w14:anchorId="73429106">
-          <v:rect id="_x0000_i1396" style="width:0;height:1.5pt" o:hralign="center" o:hrstd="t" o:hr="t" fillcolor="#a0a0a0" stroked="f"/>
+          <v:rect id="_x0000_i1036" style="width:0;height:1.5pt" o:hralign="center" o:hrstd="t" o:hr="t" fillcolor="#a0a0a0" stroked="f"/>
         </w:pict>
       </w:r>
     </w:p>
@@ -1602,7 +1342,7 @@
       </w:pPr>
       <w:r>
         <w:pict w14:anchorId="5BC29B2C">
-          <v:rect id="_x0000_i1397" style="width:0;height:1.5pt" o:hralign="center" o:hrstd="t" o:hr="t" fillcolor="#a0a0a0" stroked="f"/>
+          <v:rect id="_x0000_i1037" style="width:0;height:1.5pt" o:hralign="center" o:hrstd="t" o:hr="t" fillcolor="#a0a0a0" stroked="f"/>
         </w:pict>
       </w:r>
     </w:p>
@@ -1619,23 +1359,7 @@
           <w:b/>
           <w:bCs/>
         </w:rPr>
-        <w:t xml:space="preserve">3. Rede (Network </w:t>
-      </w:r>
-      <w:proofErr w:type="spellStart"/>
-      <w:r>
-        <w:rPr>
-          <w:b/>
-          <w:bCs/>
-        </w:rPr>
-        <w:t>Layer</w:t>
-      </w:r>
-      <w:proofErr w:type="spellEnd"/>
-      <w:r>
-        <w:rPr>
-          <w:b/>
-          <w:bCs/>
-        </w:rPr>
-        <w:t>)</w:t>
+        <w:t>3. Rede (Network Layer)</w:t>
       </w:r>
     </w:p>
     <w:p>
@@ -1697,55 +1421,7 @@
           <w:b/>
           <w:bCs/>
         </w:rPr>
-        <w:t>RIP (</w:t>
-      </w:r>
-      <w:proofErr w:type="spellStart"/>
-      <w:r>
-        <w:rPr>
-          <w:b/>
-          <w:bCs/>
-        </w:rPr>
-        <w:t>Routing</w:t>
-      </w:r>
-      <w:proofErr w:type="spellEnd"/>
-      <w:r>
-        <w:rPr>
-          <w:b/>
-          <w:bCs/>
-        </w:rPr>
-        <w:t xml:space="preserve"> </w:t>
-      </w:r>
-      <w:proofErr w:type="spellStart"/>
-      <w:r>
-        <w:rPr>
-          <w:b/>
-          <w:bCs/>
-        </w:rPr>
-        <w:t>Information</w:t>
-      </w:r>
-      <w:proofErr w:type="spellEnd"/>
-      <w:r>
-        <w:rPr>
-          <w:b/>
-          <w:bCs/>
-        </w:rPr>
-        <w:t xml:space="preserve"> </w:t>
-      </w:r>
-      <w:proofErr w:type="spellStart"/>
-      <w:r>
-        <w:rPr>
-          <w:b/>
-          <w:bCs/>
-        </w:rPr>
-        <w:t>Protocol</w:t>
-      </w:r>
-      <w:proofErr w:type="spellEnd"/>
-      <w:r>
-        <w:rPr>
-          <w:b/>
-          <w:bCs/>
-        </w:rPr>
-        <w:t>)</w:t>
+        <w:t>RIP (Routing Information Protocol)</w:t>
       </w:r>
     </w:p>
     <w:p>
@@ -1772,7 +1448,7 @@
       </w:pPr>
       <w:r>
         <w:pict w14:anchorId="53C7DAE6">
-          <v:rect id="_x0000_i1398" style="width:0;height:1.5pt" o:hralign="center" o:hrstd="t" o:hr="t" fillcolor="#a0a0a0" stroked="f"/>
+          <v:rect id="_x0000_i1038" style="width:0;height:1.5pt" o:hralign="center" o:hrstd="t" o:hr="t" fillcolor="#a0a0a0" stroked="f"/>
         </w:pict>
       </w:r>
     </w:p>
@@ -1789,83 +1465,19 @@
           <w:b/>
           <w:bCs/>
         </w:rPr>
-        <w:t>4. Transporte (</w:t>
-      </w:r>
-      <w:proofErr w:type="spellStart"/>
-      <w:r>
-        <w:rPr>
-          <w:b/>
-          <w:bCs/>
-        </w:rPr>
-        <w:t>Transport</w:t>
-      </w:r>
-      <w:proofErr w:type="spellEnd"/>
-      <w:r>
-        <w:rPr>
-          <w:b/>
-          <w:bCs/>
-        </w:rPr>
-        <w:t>)</w:t>
-      </w:r>
-    </w:p>
-    <w:p>
-      <w:pPr>
-        <w:jc w:val="center"/>
-      </w:pPr>
-      <w:r>
-        <w:rPr>
-          <w:b/>
-          <w:bCs/>
-        </w:rPr>
-        <w:t>TCP (</w:t>
-      </w:r>
-      <w:proofErr w:type="spellStart"/>
-      <w:r>
-        <w:rPr>
-          <w:b/>
-          <w:bCs/>
-        </w:rPr>
-        <w:t>Transmission</w:t>
-      </w:r>
-      <w:proofErr w:type="spellEnd"/>
-      <w:r>
-        <w:rPr>
-          <w:b/>
-          <w:bCs/>
-        </w:rPr>
-        <w:t xml:space="preserve"> </w:t>
-      </w:r>
-      <w:proofErr w:type="spellStart"/>
-      <w:r>
-        <w:rPr>
-          <w:b/>
-          <w:bCs/>
-        </w:rPr>
-        <w:t>Control</w:t>
-      </w:r>
-      <w:proofErr w:type="spellEnd"/>
-      <w:r>
-        <w:rPr>
-          <w:b/>
-          <w:bCs/>
-        </w:rPr>
-        <w:t xml:space="preserve"> </w:t>
-      </w:r>
-      <w:proofErr w:type="spellStart"/>
-      <w:r>
-        <w:rPr>
-          <w:b/>
-          <w:bCs/>
-        </w:rPr>
-        <w:t>Protocol</w:t>
-      </w:r>
-      <w:proofErr w:type="spellEnd"/>
-      <w:r>
-        <w:rPr>
-          <w:b/>
-          <w:bCs/>
-        </w:rPr>
-        <w:t>)</w:t>
+        <w:t>4. Transporte (Transport)</w:t>
+      </w:r>
+    </w:p>
+    <w:p>
+      <w:pPr>
+        <w:jc w:val="center"/>
+      </w:pPr>
+      <w:r>
+        <w:rPr>
+          <w:b/>
+          <w:bCs/>
+        </w:rPr>
+        <w:t>TCP (Transmission Control Protocol)</w:t>
       </w:r>
       <w:r>
         <w:br/>
@@ -1910,11 +1522,9 @@
         </w:numPr>
         <w:jc w:val="center"/>
       </w:pPr>
-      <w:proofErr w:type="spellStart"/>
       <w:r>
         <w:t>emails</w:t>
       </w:r>
-      <w:proofErr w:type="spellEnd"/>
     </w:p>
     <w:p>
       <w:pPr>
@@ -1937,55 +1547,7 @@
           <w:b/>
           <w:bCs/>
         </w:rPr>
-        <w:t>UDP (</w:t>
-      </w:r>
-      <w:proofErr w:type="spellStart"/>
-      <w:r>
-        <w:rPr>
-          <w:b/>
-          <w:bCs/>
-        </w:rPr>
-        <w:t>User</w:t>
-      </w:r>
-      <w:proofErr w:type="spellEnd"/>
-      <w:r>
-        <w:rPr>
-          <w:b/>
-          <w:bCs/>
-        </w:rPr>
-        <w:t xml:space="preserve"> </w:t>
-      </w:r>
-      <w:proofErr w:type="spellStart"/>
-      <w:r>
-        <w:rPr>
-          <w:b/>
-          <w:bCs/>
-        </w:rPr>
-        <w:t>Datagram</w:t>
-      </w:r>
-      <w:proofErr w:type="spellEnd"/>
-      <w:r>
-        <w:rPr>
-          <w:b/>
-          <w:bCs/>
-        </w:rPr>
-        <w:t xml:space="preserve"> </w:t>
-      </w:r>
-      <w:proofErr w:type="spellStart"/>
-      <w:r>
-        <w:rPr>
-          <w:b/>
-          <w:bCs/>
-        </w:rPr>
-        <w:t>Protocol</w:t>
-      </w:r>
-      <w:proofErr w:type="spellEnd"/>
-      <w:r>
-        <w:rPr>
-          <w:b/>
-          <w:bCs/>
-        </w:rPr>
-        <w:t>)</w:t>
+        <w:t>UDP (User Datagram Protocol)</w:t>
       </w:r>
       <w:r>
         <w:br/>
@@ -2052,7 +1614,7 @@
       </w:pPr>
       <w:r>
         <w:pict w14:anchorId="35258352">
-          <v:rect id="_x0000_i1399" style="width:0;height:1.5pt" o:hralign="center" o:hrstd="t" o:hr="t" fillcolor="#a0a0a0" stroked="f"/>
+          <v:rect id="_x0000_i1039" style="width:0;height:1.5pt" o:hralign="center" o:hrstd="t" o:hr="t" fillcolor="#a0a0a0" stroked="f"/>
         </w:pict>
       </w:r>
     </w:p>
@@ -2069,23 +1631,7 @@
           <w:b/>
           <w:bCs/>
         </w:rPr>
-        <w:t>5. Sessão (</w:t>
-      </w:r>
-      <w:proofErr w:type="spellStart"/>
-      <w:r>
-        <w:rPr>
-          <w:b/>
-          <w:bCs/>
-        </w:rPr>
-        <w:t>Session</w:t>
-      </w:r>
-      <w:proofErr w:type="spellEnd"/>
-      <w:r>
-        <w:rPr>
-          <w:b/>
-          <w:bCs/>
-        </w:rPr>
-        <w:t>)</w:t>
+        <w:t>5. Sessão (Session)</w:t>
       </w:r>
     </w:p>
     <w:p>
@@ -2102,7 +1648,7 @@
       </w:pPr>
       <w:r>
         <w:pict w14:anchorId="7B2BAB7D">
-          <v:rect id="_x0000_i1400" style="width:0;height:1.5pt" o:hralign="center" o:hrstd="t" o:hr="t" fillcolor="#a0a0a0" stroked="f"/>
+          <v:rect id="_x0000_i1040" style="width:0;height:1.5pt" o:hralign="center" o:hrstd="t" o:hr="t" fillcolor="#a0a0a0" stroked="f"/>
         </w:pict>
       </w:r>
     </w:p>
@@ -2119,23 +1665,7 @@
           <w:b/>
           <w:bCs/>
         </w:rPr>
-        <w:t>6. Apresentação (</w:t>
-      </w:r>
-      <w:proofErr w:type="spellStart"/>
-      <w:r>
-        <w:rPr>
-          <w:b/>
-          <w:bCs/>
-        </w:rPr>
-        <w:t>Presentation</w:t>
-      </w:r>
-      <w:proofErr w:type="spellEnd"/>
-      <w:r>
-        <w:rPr>
-          <w:b/>
-          <w:bCs/>
-        </w:rPr>
-        <w:t>)</w:t>
+        <w:t>6. Apresentação (Presentation)</w:t>
       </w:r>
     </w:p>
     <w:p>
@@ -2189,7 +1719,7 @@
       </w:pPr>
       <w:r>
         <w:pict w14:anchorId="555EDE48">
-          <v:rect id="_x0000_i1401" style="width:0;height:1.5pt" o:hralign="center" o:hrstd="t" o:hr="t" fillcolor="#a0a0a0" stroked="f"/>
+          <v:rect id="_x0000_i1041" style="width:0;height:1.5pt" o:hralign="center" o:hrstd="t" o:hr="t" fillcolor="#a0a0a0" stroked="f"/>
         </w:pict>
       </w:r>
     </w:p>
@@ -2206,23 +1736,7 @@
           <w:b/>
           <w:bCs/>
         </w:rPr>
-        <w:t>7. Aplicação (</w:t>
-      </w:r>
-      <w:proofErr w:type="spellStart"/>
-      <w:r>
-        <w:rPr>
-          <w:b/>
-          <w:bCs/>
-        </w:rPr>
-        <w:t>Application</w:t>
-      </w:r>
-      <w:proofErr w:type="spellEnd"/>
-      <w:r>
-        <w:rPr>
-          <w:b/>
-          <w:bCs/>
-        </w:rPr>
-        <w:t>)</w:t>
+        <w:t>7. Aplicação (Application)</w:t>
       </w:r>
     </w:p>
     <w:p>
@@ -2271,11 +1785,9 @@
         </w:numPr>
         <w:jc w:val="center"/>
       </w:pPr>
-      <w:proofErr w:type="spellStart"/>
       <w:r>
         <w:t>email</w:t>
       </w:r>
-      <w:proofErr w:type="spellEnd"/>
     </w:p>
     <w:p>
       <w:pPr>
@@ -2295,7 +1807,7 @@
       </w:pPr>
       <w:r>
         <w:pict w14:anchorId="3382645F">
-          <v:rect id="_x0000_i1402" style="width:0;height:1.5pt" o:hralign="center" o:hrstd="t" o:hr="t" fillcolor="#a0a0a0" stroked="f"/>
+          <v:rect id="_x0000_i1042" style="width:0;height:1.5pt" o:hralign="center" o:hrstd="t" o:hr="t" fillcolor="#a0a0a0" stroked="f"/>
         </w:pict>
       </w:r>
     </w:p>
@@ -2405,7 +1917,7 @@
       </w:pPr>
       <w:r>
         <w:pict w14:anchorId="2C515FCA">
-          <v:rect id="_x0000_i1403" style="width:0;height:1.5pt" o:hralign="center" o:hrstd="t" o:hr="t" fillcolor="#a0a0a0" stroked="f"/>
+          <v:rect id="_x0000_i1043" style="width:0;height:1.5pt" o:hralign="center" o:hrstd="t" o:hr="t" fillcolor="#a0a0a0" stroked="f"/>
         </w:pict>
       </w:r>
     </w:p>
@@ -2454,23 +1966,7 @@
           <w:b/>
           <w:bCs/>
         </w:rPr>
-        <w:t>Pacote (</w:t>
-      </w:r>
-      <w:proofErr w:type="spellStart"/>
-      <w:r>
-        <w:rPr>
-          <w:b/>
-          <w:bCs/>
-        </w:rPr>
-        <w:t>Packet</w:t>
-      </w:r>
-      <w:proofErr w:type="spellEnd"/>
-      <w:r>
-        <w:rPr>
-          <w:b/>
-          <w:bCs/>
-        </w:rPr>
-        <w:t>)</w:t>
+        <w:t>Pacote (Packet)</w:t>
       </w:r>
     </w:p>
     <w:p>
@@ -2529,7 +2025,7 @@
       </w:pPr>
       <w:r>
         <w:pict w14:anchorId="48D4829A">
-          <v:rect id="_x0000_i1404" style="width:0;height:1.5pt" o:hralign="center" o:hrstd="t" o:hr="t" fillcolor="#a0a0a0" stroked="f"/>
+          <v:rect id="_x0000_i1044" style="width:0;height:1.5pt" o:hralign="center" o:hrstd="t" o:hr="t" fillcolor="#a0a0a0" stroked="f"/>
         </w:pict>
       </w:r>
     </w:p>
@@ -2581,7 +2077,7 @@
       </w:pPr>
       <w:r>
         <w:pict w14:anchorId="1BA32CF5">
-          <v:rect id="_x0000_i1405" style="width:0;height:1.5pt" o:hralign="center" o:hrstd="t" o:hr="t" fillcolor="#a0a0a0" stroked="f"/>
+          <v:rect id="_x0000_i1045" style="width:0;height:1.5pt" o:hralign="center" o:hrstd="t" o:hr="t" fillcolor="#a0a0a0" stroked="f"/>
         </w:pict>
       </w:r>
     </w:p>
@@ -2712,22 +2208,13 @@
       </w:r>
       <w:r>
         <w:br/>
-        <w:t xml:space="preserve">Confirma a </w:t>
-      </w:r>
-      <w:proofErr w:type="spellStart"/>
-      <w:r>
-        <w:t>receção</w:t>
-      </w:r>
-      <w:proofErr w:type="spellEnd"/>
-      <w:r>
-        <w:t xml:space="preserve"> dos dados.</w:t>
-      </w:r>
-    </w:p>
-    <w:p>
-      <w:pPr>
-        <w:jc w:val="center"/>
-      </w:pPr>
-      <w:proofErr w:type="spellStart"/>
+        <w:t>Confirma a receção dos dados.</w:t>
+      </w:r>
+    </w:p>
+    <w:p>
+      <w:pPr>
+        <w:jc w:val="center"/>
+      </w:pPr>
       <w:r>
         <w:rPr>
           <w:b/>
@@ -2735,7 +2222,6 @@
         </w:rPr>
         <w:t>Checksum</w:t>
       </w:r>
-      <w:proofErr w:type="spellEnd"/>
       <w:r>
         <w:br/>
         <w:t>Verifica se os dados chegaram íntegros.</w:t>
@@ -2747,7 +2233,7 @@
       </w:pPr>
       <w:r>
         <w:pict w14:anchorId="5E0072C4">
-          <v:rect id="_x0000_i1406" style="width:0;height:1.5pt" o:hralign="center" o:hrstd="t" o:hr="t" fillcolor="#a0a0a0" stroked="f"/>
+          <v:rect id="_x0000_i1046" style="width:0;height:1.5pt" o:hralign="center" o:hrstd="t" o:hr="t" fillcolor="#a0a0a0" stroked="f"/>
         </w:pict>
       </w:r>
     </w:p>
@@ -2775,31 +2261,13 @@
           <w:bCs/>
         </w:rPr>
       </w:pPr>
-      <w:proofErr w:type="spellStart"/>
-      <w:r>
-        <w:rPr>
-          <w:b/>
-          <w:bCs/>
-        </w:rPr>
-        <w:t>Three-way</w:t>
-      </w:r>
-      <w:proofErr w:type="spellEnd"/>
-      <w:r>
-        <w:rPr>
-          <w:b/>
-          <w:bCs/>
-        </w:rPr>
-        <w:t xml:space="preserve"> </w:t>
-      </w:r>
-      <w:proofErr w:type="spellStart"/>
-      <w:r>
-        <w:rPr>
-          <w:b/>
-          <w:bCs/>
-        </w:rPr>
-        <w:t>Handshake</w:t>
-      </w:r>
-      <w:proofErr w:type="spellEnd"/>
+      <w:r>
+        <w:rPr>
+          <w:b/>
+          <w:bCs/>
+        </w:rPr>
+        <w:t>Three-way Handshake</w:t>
+      </w:r>
     </w:p>
     <w:p>
       <w:pPr>
@@ -2872,7 +2340,7 @@
       </w:pPr>
       <w:r>
         <w:pict w14:anchorId="523FB925">
-          <v:rect id="_x0000_i1407" style="width:0;height:1.5pt" o:hralign="center" o:hrstd="t" o:hr="t" fillcolor="#a0a0a0" stroked="f"/>
+          <v:rect id="_x0000_i1047" style="width:0;height:1.5pt" o:hralign="center" o:hrstd="t" o:hr="t" fillcolor="#a0a0a0" stroked="f"/>
         </w:pict>
       </w:r>
     </w:p>
@@ -2947,7 +2415,7 @@
       </w:pPr>
       <w:r>
         <w:pict w14:anchorId="71AEA884">
-          <v:rect id="_x0000_i1408" style="width:0;height:1.5pt" o:hralign="center" o:hrstd="t" o:hr="t" fillcolor="#a0a0a0" stroked="f"/>
+          <v:rect id="_x0000_i1048" style="width:0;height:1.5pt" o:hralign="center" o:hrstd="t" o:hr="t" fillcolor="#a0a0a0" stroked="f"/>
         </w:pict>
       </w:r>
     </w:p>
@@ -3008,15 +2476,7 @@
         <w:jc w:val="center"/>
       </w:pPr>
       <w:r>
-        <w:t>Comprimento (</w:t>
-      </w:r>
-      <w:proofErr w:type="spellStart"/>
-      <w:r>
-        <w:t>Length</w:t>
-      </w:r>
-      <w:proofErr w:type="spellEnd"/>
-      <w:r>
-        <w:t>)</w:t>
+        <w:t>Comprimento (Length)</w:t>
       </w:r>
     </w:p>
     <w:p>
@@ -3027,12 +2487,10 @@
         </w:numPr>
         <w:jc w:val="center"/>
       </w:pPr>
-      <w:proofErr w:type="spellStart"/>
       <w:r>
         <w:lastRenderedPageBreak/>
         <w:t>Checksum</w:t>
       </w:r>
-      <w:proofErr w:type="spellEnd"/>
     </w:p>
     <w:p>
       <w:pPr>
@@ -3043,15 +2501,7 @@
         <w:jc w:val="center"/>
       </w:pPr>
       <w:r>
-        <w:t>Dados (</w:t>
-      </w:r>
-      <w:proofErr w:type="spellStart"/>
-      <w:r>
-        <w:t>Payload</w:t>
-      </w:r>
-      <w:proofErr w:type="spellEnd"/>
-      <w:r>
-        <w:t>)</w:t>
+        <w:t>Dados (Payload)</w:t>
       </w:r>
     </w:p>
     <w:p>
@@ -3060,7 +2510,7 @@
       </w:pPr>
       <w:r>
         <w:pict w14:anchorId="5483B541">
-          <v:rect id="_x0000_i1409" style="width:0;height:1.5pt" o:hralign="center" o:hrstd="t" o:hr="t" fillcolor="#a0a0a0" stroked="f"/>
+          <v:rect id="_x0000_i1049" style="width:0;height:1.5pt" o:hralign="center" o:hrstd="t" o:hr="t" fillcolor="#a0a0a0" stroked="f"/>
         </w:pict>
       </w:r>
     </w:p>
@@ -3178,7 +2628,7 @@
       </w:pPr>
       <w:r>
         <w:pict w14:anchorId="5BCD6EA1">
-          <v:rect id="_x0000_i1410" style="width:0;height:1.5pt" o:hralign="center" o:hrstd="t" o:hr="t" fillcolor="#a0a0a0" stroked="f"/>
+          <v:rect id="_x0000_i1050" style="width:0;height:1.5pt" o:hralign="center" o:hrstd="t" o:hr="t" fillcolor="#a0a0a0" stroked="f"/>
         </w:pict>
       </w:r>
     </w:p>
@@ -3206,31 +2656,13 @@
           <w:bCs/>
         </w:rPr>
       </w:pPr>
-      <w:proofErr w:type="spellStart"/>
-      <w:r>
-        <w:rPr>
-          <w:b/>
-          <w:bCs/>
-        </w:rPr>
-        <w:t>Port</w:t>
-      </w:r>
-      <w:proofErr w:type="spellEnd"/>
-      <w:r>
-        <w:rPr>
-          <w:b/>
-          <w:bCs/>
-        </w:rPr>
-        <w:t xml:space="preserve"> </w:t>
-      </w:r>
-      <w:proofErr w:type="spellStart"/>
-      <w:r>
-        <w:rPr>
-          <w:b/>
-          <w:bCs/>
-        </w:rPr>
-        <w:t>Forwarding</w:t>
-      </w:r>
-      <w:proofErr w:type="spellEnd"/>
+      <w:r>
+        <w:rPr>
+          <w:b/>
+          <w:bCs/>
+        </w:rPr>
+        <w:t>Port Forwarding</w:t>
+      </w:r>
     </w:p>
     <w:p>
       <w:pPr>
@@ -3246,7 +2678,7 @@
       </w:pPr>
       <w:r>
         <w:pict w14:anchorId="731A0587">
-          <v:rect id="_x0000_i1411" style="width:0;height:1.5pt" o:hralign="center" o:hrstd="t" o:hr="t" fillcolor="#a0a0a0" stroked="f"/>
+          <v:rect id="_x0000_i1051" style="width:0;height:1.5pt" o:hralign="center" o:hrstd="t" o:hr="t" fillcolor="#a0a0a0" stroked="f"/>
         </w:pict>
       </w:r>
     </w:p>
@@ -3348,7 +2780,6 @@
       <w:pPr>
         <w:jc w:val="center"/>
       </w:pPr>
-      <w:proofErr w:type="spellStart"/>
       <w:r>
         <w:rPr>
           <w:b/>
@@ -3356,7 +2787,6 @@
         </w:rPr>
         <w:t>Stateful</w:t>
       </w:r>
-      <w:proofErr w:type="spellEnd"/>
       <w:r>
         <w:br/>
         <w:t>Analisa o estado da conexão.</w:t>
@@ -3366,7 +2796,6 @@
       <w:pPr>
         <w:jc w:val="center"/>
       </w:pPr>
-      <w:proofErr w:type="spellStart"/>
       <w:r>
         <w:rPr>
           <w:b/>
@@ -3374,7 +2803,6 @@
         </w:rPr>
         <w:t>Stateless</w:t>
       </w:r>
-      <w:proofErr w:type="spellEnd"/>
       <w:r>
         <w:br/>
         <w:t>Analisa cada pacote individualmente.</w:t>
@@ -3386,7 +2814,7 @@
       </w:pPr>
       <w:r>
         <w:pict w14:anchorId="48531397">
-          <v:rect id="_x0000_i1412" style="width:0;height:1.5pt" o:hralign="center" o:hrstd="t" o:hr="t" fillcolor="#a0a0a0" stroked="f"/>
+          <v:rect id="_x0000_i1052" style="width:0;height:1.5pt" o:hralign="center" o:hrstd="t" o:hr="t" fillcolor="#a0a0a0" stroked="f"/>
         </w:pict>
       </w:r>
     </w:p>
@@ -3497,7 +2925,7 @@
       </w:pPr>
       <w:r>
         <w:pict w14:anchorId="362351F6">
-          <v:rect id="_x0000_i1413" style="width:0;height:1.5pt" o:hralign="center" o:hrstd="t" o:hr="t" fillcolor="#a0a0a0" stroked="f"/>
+          <v:rect id="_x0000_i1053" style="width:0;height:1.5pt" o:hralign="center" o:hrstd="t" o:hr="t" fillcolor="#a0a0a0" stroked="f"/>
         </w:pict>
       </w:r>
     </w:p>
@@ -3514,23 +2942,7 @@
           <w:b/>
           <w:bCs/>
         </w:rPr>
-        <w:t xml:space="preserve">ISP (Internet Service </w:t>
-      </w:r>
-      <w:proofErr w:type="spellStart"/>
-      <w:r>
-        <w:rPr>
-          <w:b/>
-          <w:bCs/>
-        </w:rPr>
-        <w:t>Provider</w:t>
-      </w:r>
-      <w:proofErr w:type="spellEnd"/>
-      <w:r>
-        <w:rPr>
-          <w:b/>
-          <w:bCs/>
-        </w:rPr>
-        <w:t>)</w:t>
+        <w:t>ISP (Internet Service Provider)</w:t>
       </w:r>
     </w:p>
     <w:p>
@@ -3547,7 +2959,7 @@
       </w:pPr>
       <w:r>
         <w:pict w14:anchorId="040C1680">
-          <v:rect id="_x0000_i1414" style="width:0;height:1.5pt" o:hralign="center" o:hrstd="t" o:hr="t" fillcolor="#a0a0a0" stroked="f"/>
+          <v:rect id="_x0000_i1054" style="width:0;height:1.5pt" o:hralign="center" o:hrstd="t" o:hr="t" fillcolor="#a0a0a0" stroked="f"/>
         </w:pict>
       </w:r>
     </w:p>
@@ -3576,39 +2988,7 @@
           <w:b/>
           <w:bCs/>
         </w:rPr>
-        <w:t>PPP (Point-</w:t>
-      </w:r>
-      <w:proofErr w:type="spellStart"/>
-      <w:r>
-        <w:rPr>
-          <w:b/>
-          <w:bCs/>
-        </w:rPr>
-        <w:t>to</w:t>
-      </w:r>
-      <w:proofErr w:type="spellEnd"/>
-      <w:r>
-        <w:rPr>
-          <w:b/>
-          <w:bCs/>
-        </w:rPr>
-        <w:t xml:space="preserve">-Point </w:t>
-      </w:r>
-      <w:proofErr w:type="spellStart"/>
-      <w:r>
-        <w:rPr>
-          <w:b/>
-          <w:bCs/>
-        </w:rPr>
-        <w:t>Protocol</w:t>
-      </w:r>
-      <w:proofErr w:type="spellEnd"/>
-      <w:r>
-        <w:rPr>
-          <w:b/>
-          <w:bCs/>
-        </w:rPr>
-        <w:t>)</w:t>
+        <w:t>PPP (Point-to-Point Protocol)</w:t>
       </w:r>
       <w:r>
         <w:br/>
@@ -3624,55 +3004,7 @@
           <w:b/>
           <w:bCs/>
         </w:rPr>
-        <w:t>PPTP (Point-</w:t>
-      </w:r>
-      <w:proofErr w:type="spellStart"/>
-      <w:r>
-        <w:rPr>
-          <w:b/>
-          <w:bCs/>
-        </w:rPr>
-        <w:t>to</w:t>
-      </w:r>
-      <w:proofErr w:type="spellEnd"/>
-      <w:r>
-        <w:rPr>
-          <w:b/>
-          <w:bCs/>
-        </w:rPr>
-        <w:t xml:space="preserve">-Point </w:t>
-      </w:r>
-      <w:proofErr w:type="spellStart"/>
-      <w:r>
-        <w:rPr>
-          <w:b/>
-          <w:bCs/>
-        </w:rPr>
-        <w:t>Tunneling</w:t>
-      </w:r>
-      <w:proofErr w:type="spellEnd"/>
-      <w:r>
-        <w:rPr>
-          <w:b/>
-          <w:bCs/>
-        </w:rPr>
-        <w:t xml:space="preserve"> </w:t>
-      </w:r>
-      <w:proofErr w:type="spellStart"/>
-      <w:r>
-        <w:rPr>
-          <w:b/>
-          <w:bCs/>
-        </w:rPr>
-        <w:t>Protocol</w:t>
-      </w:r>
-      <w:proofErr w:type="spellEnd"/>
-      <w:r>
-        <w:rPr>
-          <w:b/>
-          <w:bCs/>
-        </w:rPr>
-        <w:t>)</w:t>
+        <w:t>PPTP (Point-to-Point Tunneling Protocol)</w:t>
       </w:r>
       <w:r>
         <w:br/>
@@ -3688,35 +3020,11 @@
           <w:b/>
           <w:bCs/>
         </w:rPr>
-        <w:t xml:space="preserve">IPSec (Internet </w:t>
-      </w:r>
-      <w:proofErr w:type="spellStart"/>
-      <w:r>
-        <w:rPr>
-          <w:b/>
-          <w:bCs/>
-        </w:rPr>
-        <w:t>Protocol</w:t>
-      </w:r>
-      <w:proofErr w:type="spellEnd"/>
-      <w:r>
-        <w:rPr>
-          <w:b/>
-          <w:bCs/>
-        </w:rPr>
-        <w:t xml:space="preserve"> Security)</w:t>
-      </w:r>
-      <w:r>
-        <w:br/>
-        <w:t xml:space="preserve">Conjunto de protocolos de segurança usado em </w:t>
-      </w:r>
-      <w:proofErr w:type="spellStart"/>
-      <w:r>
-        <w:t>VPNs</w:t>
-      </w:r>
-      <w:proofErr w:type="spellEnd"/>
-      <w:r>
-        <w:t xml:space="preserve"> modernas.</w:t>
+        <w:t>IPSec (Internet Protocol Security)</w:t>
+      </w:r>
+      <w:r>
+        <w:br/>
+        <w:t>Conjunto de protocolos de segurança usado em VPNs modernas.</w:t>
       </w:r>
     </w:p>
     <w:p>
@@ -3725,7 +3033,7 @@
       </w:pPr>
       <w:r>
         <w:pict w14:anchorId="5EC7CE97">
-          <v:rect id="_x0000_i1415" style="width:0;height:1.5pt" o:hralign="center" o:hrstd="t" o:hr="t" fillcolor="#a0a0a0" stroked="f"/>
+          <v:rect id="_x0000_i1055" style="width:0;height:1.5pt" o:hralign="center" o:hrstd="t" o:hr="t" fillcolor="#a0a0a0" stroked="f"/>
         </w:pict>
       </w:r>
     </w:p>
@@ -3767,7 +3075,7 @@
       </w:pPr>
       <w:r>
         <w:pict w14:anchorId="324D697F">
-          <v:rect id="_x0000_i1416" style="width:0;height:1.5pt" o:hralign="center" o:hrstd="t" o:hr="t" fillcolor="#a0a0a0" stroked="f"/>
+          <v:rect id="_x0000_i1056" style="width:0;height:1.5pt" o:hralign="center" o:hrstd="t" o:hr="t" fillcolor="#a0a0a0" stroked="f"/>
         </w:pict>
       </w:r>
     </w:p>
@@ -3847,7 +3155,7 @@
       </w:pPr>
       <w:r>
         <w:pict w14:anchorId="5ED50387">
-          <v:rect id="_x0000_i1417" style="width:0;height:1.5pt" o:hralign="center" o:hrstd="t" o:hr="t" fillcolor="#a0a0a0" stroked="f"/>
+          <v:rect id="_x0000_i1057" style="width:0;height:1.5pt" o:hralign="center" o:hrstd="t" o:hr="t" fillcolor="#a0a0a0" stroked="f"/>
         </w:pict>
       </w:r>
     </w:p>
@@ -3893,7 +3201,7 @@
       </w:pPr>
       <w:r>
         <w:pict w14:anchorId="2CF53C71">
-          <v:rect id="_x0000_i1418" style="width:0;height:1.5pt" o:hralign="center" o:hrstd="t" o:hr="t" fillcolor="#a0a0a0" stroked="f"/>
+          <v:rect id="_x0000_i1058" style="width:0;height:1.5pt" o:hralign="center" o:hrstd="t" o:hr="t" fillcolor="#a0a0a0" stroked="f"/>
         </w:pict>
       </w:r>
     </w:p>
@@ -3920,23 +3228,7 @@
           <w:bCs/>
         </w:rPr>
         <w:lastRenderedPageBreak/>
-        <w:t xml:space="preserve">DNS (Domain </w:t>
-      </w:r>
-      <w:proofErr w:type="spellStart"/>
-      <w:r>
-        <w:rPr>
-          <w:b/>
-          <w:bCs/>
-        </w:rPr>
-        <w:t>Name</w:t>
-      </w:r>
-      <w:proofErr w:type="spellEnd"/>
-      <w:r>
-        <w:rPr>
-          <w:b/>
-          <w:bCs/>
-        </w:rPr>
-        <w:t xml:space="preserve"> System)</w:t>
+        <w:t>DNS (Domain Name System)</w:t>
       </w:r>
     </w:p>
     <w:p>
@@ -3979,7 +3271,7 @@
       </w:pPr>
       <w:r>
         <w:pict w14:anchorId="571C9231">
-          <v:rect id="_x0000_i1419" style="width:0;height:1.5pt" o:hralign="center" o:hrstd="t" o:hr="t" fillcolor="#a0a0a0" stroked="f"/>
+          <v:rect id="_x0000_i1059" style="width:0;height:1.5pt" o:hralign="center" o:hrstd="t" o:hr="t" fillcolor="#a0a0a0" stroked="f"/>
         </w:pict>
       </w:r>
     </w:p>
@@ -4034,23 +3326,7 @@
         <w:t>TLD</w:t>
       </w:r>
       <w:r>
-        <w:t xml:space="preserve"> (.com, .</w:t>
-      </w:r>
-      <w:proofErr w:type="spellStart"/>
-      <w:r>
-        <w:t>org</w:t>
-      </w:r>
-      <w:proofErr w:type="spellEnd"/>
-      <w:r>
-        <w:t>, .</w:t>
-      </w:r>
-      <w:proofErr w:type="spellStart"/>
-      <w:r>
-        <w:t>pt</w:t>
-      </w:r>
-      <w:proofErr w:type="spellEnd"/>
-      <w:r>
-        <w:t>)</w:t>
+        <w:t xml:space="preserve"> (.com, .org, .pt)</w:t>
       </w:r>
     </w:p>
     <w:p>
@@ -4143,7 +3419,7 @@
       </w:pPr>
       <w:r>
         <w:pict w14:anchorId="7E214527">
-          <v:rect id="_x0000_i1420" style="width:0;height:1.5pt" o:hralign="center" o:hrstd="t" o:hr="t" fillcolor="#a0a0a0" stroked="f"/>
+          <v:rect id="_x0000_i1060" style="width:0;height:1.5pt" o:hralign="center" o:hrstd="t" o:hr="t" fillcolor="#a0a0a0" stroked="f"/>
         </w:pict>
       </w:r>
     </w:p>
@@ -4169,34 +3445,14 @@
         <w:rPr>
           <w:b/>
           <w:bCs/>
-          <w:lang w:val="en-US"/>
-        </w:rPr>
-      </w:pPr>
-      <w:r>
-        <w:rPr>
-          <w:b/>
-          <w:bCs/>
-          <w:lang w:val="en-US"/>
-        </w:rPr>
-        <w:t xml:space="preserve">Em redes, TLD </w:t>
-      </w:r>
-      <w:proofErr w:type="spellStart"/>
-      <w:r>
-        <w:rPr>
-          <w:b/>
-          <w:bCs/>
-          <w:lang w:val="en-US"/>
-        </w:rPr>
-        <w:t>significa</w:t>
-      </w:r>
-      <w:proofErr w:type="spellEnd"/>
-      <w:r>
-        <w:rPr>
-          <w:b/>
-          <w:bCs/>
-          <w:lang w:val="en-US"/>
-        </w:rPr>
-        <w:t xml:space="preserve"> Top-Level Domain.</w:t>
+        </w:rPr>
+      </w:pPr>
+      <w:r>
+        <w:rPr>
+          <w:b/>
+          <w:bCs/>
+        </w:rPr>
+        <w:t>Em redes, TLD significa Top-Level Domain.</w:t>
       </w:r>
     </w:p>
     <w:p>
@@ -4244,7 +3500,6 @@
       <w:pPr>
         <w:jc w:val="center"/>
       </w:pPr>
-      <w:proofErr w:type="spellStart"/>
       <w:r>
         <w:rPr>
           <w:b/>
@@ -4252,7 +3507,6 @@
         </w:rPr>
         <w:t>gTLD</w:t>
       </w:r>
-      <w:proofErr w:type="spellEnd"/>
       <w:r>
         <w:br/>
         <w:t>Genéricos.</w:t>
@@ -4271,32 +3525,21 @@
       </w:r>
       <w:r>
         <w:br/>
-        <w:t>.</w:t>
-      </w:r>
-      <w:proofErr w:type="spellStart"/>
-      <w:r>
-        <w:t>org</w:t>
-      </w:r>
-      <w:proofErr w:type="spellEnd"/>
+        <w:t>.org</w:t>
+      </w:r>
       <w:r>
         <w:br/>
         <w:t>.net</w:t>
       </w:r>
       <w:r>
         <w:br/>
-        <w:t>.</w:t>
-      </w:r>
-      <w:proofErr w:type="spellStart"/>
-      <w:r>
-        <w:t>edu</w:t>
-      </w:r>
-      <w:proofErr w:type="spellEnd"/>
-    </w:p>
-    <w:p>
-      <w:pPr>
-        <w:jc w:val="center"/>
-      </w:pPr>
-      <w:proofErr w:type="spellStart"/>
+        <w:t>.edu</w:t>
+      </w:r>
+    </w:p>
+    <w:p>
+      <w:pPr>
+        <w:jc w:val="center"/>
+      </w:pPr>
       <w:r>
         <w:rPr>
           <w:b/>
@@ -4304,7 +3547,6 @@
         </w:rPr>
         <w:t>ccTLD</w:t>
       </w:r>
-      <w:proofErr w:type="spellEnd"/>
       <w:r>
         <w:br/>
         <w:t>Relacionados a países.</w:t>
@@ -4319,31 +3561,16 @@
       </w:r>
       <w:r>
         <w:br/>
-        <w:t>.</w:t>
-      </w:r>
-      <w:proofErr w:type="spellStart"/>
-      <w:r>
-        <w:t>pt</w:t>
-      </w:r>
-      <w:proofErr w:type="spellEnd"/>
-      <w:r>
-        <w:br/>
-        <w:t>.</w:t>
-      </w:r>
-      <w:proofErr w:type="spellStart"/>
-      <w:r>
-        <w:t>br</w:t>
-      </w:r>
-      <w:proofErr w:type="spellEnd"/>
-      <w:r>
-        <w:br/>
-        <w:t>.</w:t>
-      </w:r>
-      <w:proofErr w:type="spellStart"/>
-      <w:r>
-        <w:t>uk</w:t>
-      </w:r>
-      <w:proofErr w:type="spellEnd"/>
+        <w:t>.pt</w:t>
+      </w:r>
+      <w:r>
+        <w:br/>
+        <w:t>.br</w:t>
+      </w:r>
+      <w:r>
+        <w:br/>
+        <w:t>.uk</w:t>
+      </w:r>
     </w:p>
     <w:p>
       <w:pPr>
@@ -4351,7 +3578,7 @@
       </w:pPr>
       <w:r>
         <w:pict w14:anchorId="5D66E3D3">
-          <v:rect id="_x0000_i1421" style="width:0;height:1.5pt" o:hralign="center" o:hrstd="t" o:hr="t" fillcolor="#a0a0a0" stroked="f"/>
+          <v:rect id="_x0000_i1061" style="width:0;height:1.5pt" o:hralign="center" o:hrstd="t" o:hr="t" fillcolor="#a0a0a0" stroked="f"/>
         </w:pict>
       </w:r>
     </w:p>
@@ -4404,13 +3631,8 @@
       </w:r>
       <w:r>
         <w:br/>
-        <w:t xml:space="preserve">MX → servidores de </w:t>
-      </w:r>
-      <w:proofErr w:type="spellStart"/>
-      <w:r>
-        <w:t>email</w:t>
-      </w:r>
-      <w:proofErr w:type="spellEnd"/>
+        <w:t>MX → servidores de email</w:t>
+      </w:r>
       <w:r>
         <w:br/>
         <w:t>TXT → texto (SPF, DMARC, verificação)</w:t>
@@ -4422,7 +3644,7 @@
       </w:pPr>
       <w:r>
         <w:pict w14:anchorId="4F3EFCD4">
-          <v:rect id="_x0000_i1422" style="width:0;height:1.5pt" o:hralign="center" o:hrstd="t" o:hr="t" fillcolor="#a0a0a0" stroked="f"/>
+          <v:rect id="_x0000_i1062" style="width:0;height:1.5pt" o:hralign="center" o:hrstd="t" o:hr="t" fillcolor="#a0a0a0" stroked="f"/>
         </w:pict>
       </w:r>
     </w:p>
@@ -4451,36 +3673,15 @@
       </w:r>
       <w:r>
         <w:br/>
-      </w:r>
-      <w:proofErr w:type="spellStart"/>
-      <w:r>
-        <w:t>DNS</w:t>
-      </w:r>
-      <w:proofErr w:type="spellEnd"/>
-      <w:r>
-        <w:t xml:space="preserve"> → IP</w:t>
-      </w:r>
-      <w:r>
-        <w:br/>
-      </w:r>
-      <w:proofErr w:type="spellStart"/>
-      <w:r>
-        <w:t>IP</w:t>
-      </w:r>
-      <w:proofErr w:type="spellEnd"/>
-      <w:r>
-        <w:t xml:space="preserve"> → conexão TCP</w:t>
-      </w:r>
-      <w:r>
-        <w:br/>
-      </w:r>
-      <w:proofErr w:type="spellStart"/>
-      <w:r>
-        <w:t>TCP</w:t>
-      </w:r>
-      <w:proofErr w:type="spellEnd"/>
-      <w:r>
-        <w:t xml:space="preserve"> → HTTP/HTTPS</w:t>
+        <w:t>DNS → IP</w:t>
+      </w:r>
+      <w:r>
+        <w:br/>
+        <w:t>IP → conexão TCP</w:t>
+      </w:r>
+      <w:r>
+        <w:br/>
+        <w:t>TCP → HTTP/HTTPS</w:t>
       </w:r>
       <w:r>
         <w:br/>
@@ -4493,7 +3694,7 @@
       </w:pPr>
       <w:r>
         <w:pict w14:anchorId="3E762F6D">
-          <v:rect id="_x0000_i1423" style="width:0;height:1.5pt" o:hralign="center" o:hrstd="t" o:hr="t" fillcolor="#a0a0a0" stroked="f"/>
+          <v:rect id="_x0000_i1063" style="width:0;height:1.5pt" o:hralign="center" o:hrstd="t" o:hr="t" fillcolor="#a0a0a0" stroked="f"/>
         </w:pict>
       </w:r>
     </w:p>
@@ -4510,23 +3711,7 @@
           <w:b/>
           <w:bCs/>
         </w:rPr>
-        <w:t xml:space="preserve">TTL (Time </w:t>
-      </w:r>
-      <w:proofErr w:type="spellStart"/>
-      <w:r>
-        <w:rPr>
-          <w:b/>
-          <w:bCs/>
-        </w:rPr>
-        <w:t>To</w:t>
-      </w:r>
-      <w:proofErr w:type="spellEnd"/>
-      <w:r>
-        <w:rPr>
-          <w:b/>
-          <w:bCs/>
-        </w:rPr>
-        <w:t xml:space="preserve"> Live)</w:t>
+        <w:t>TTL (Time To Live)</w:t>
       </w:r>
     </w:p>
     <w:p>
@@ -4553,7 +3738,7 @@
       </w:pPr>
       <w:r>
         <w:pict w14:anchorId="57063D57">
-          <v:rect id="_x0000_i1424" style="width:0;height:1.5pt" o:hralign="center" o:hrstd="t" o:hr="t" fillcolor="#a0a0a0" stroked="f"/>
+          <v:rect id="_x0000_i1064" style="width:0;height:1.5pt" o:hralign="center" o:hrstd="t" o:hr="t" fillcolor="#a0a0a0" stroked="f"/>
         </w:pict>
       </w:r>
     </w:p>
@@ -4596,21 +3781,12 @@
       <w:r>
         <w:t xml:space="preserve">pergunta ao </w:t>
       </w:r>
-      <w:proofErr w:type="spellStart"/>
-      <w:r>
-        <w:rPr>
-          <w:b/>
-          <w:bCs/>
-        </w:rPr>
-        <w:t>Recursive</w:t>
-      </w:r>
-      <w:proofErr w:type="spellEnd"/>
-      <w:r>
-        <w:rPr>
-          <w:b/>
-          <w:bCs/>
-        </w:rPr>
-        <w:t xml:space="preserve"> DNS Server</w:t>
+      <w:r>
+        <w:rPr>
+          <w:b/>
+          <w:bCs/>
+        </w:rPr>
+        <w:t>Recursive DNS Server</w:t>
       </w:r>
     </w:p>
     <w:p>
@@ -4662,21 +3838,12 @@
       <w:r>
         <w:t xml:space="preserve">consulta </w:t>
       </w:r>
-      <w:proofErr w:type="spellStart"/>
-      <w:r>
-        <w:rPr>
-          <w:b/>
-          <w:bCs/>
-        </w:rPr>
-        <w:t>Authoritative</w:t>
-      </w:r>
-      <w:proofErr w:type="spellEnd"/>
-      <w:r>
-        <w:rPr>
-          <w:b/>
-          <w:bCs/>
-        </w:rPr>
-        <w:t xml:space="preserve"> DNS Server</w:t>
+      <w:r>
+        <w:rPr>
+          <w:b/>
+          <w:bCs/>
+        </w:rPr>
+        <w:t>Authoritative DNS Server</w:t>
       </w:r>
     </w:p>
     <w:p>
@@ -4709,7 +3876,7 @@
       </w:pPr>
       <w:r>
         <w:pict w14:anchorId="256C1D28">
-          <v:rect id="_x0000_i1425" style="width:0;height:1.5pt" o:hralign="center" o:hrstd="t" o:hr="t" fillcolor="#a0a0a0" stroked="f"/>
+          <v:rect id="_x0000_i1065" style="width:0;height:1.5pt" o:hralign="center" o:hrstd="t" o:hr="t" fillcolor="#a0a0a0" stroked="f"/>
         </w:pict>
       </w:r>
     </w:p>
@@ -4758,55 +3925,7 @@
           <w:b/>
           <w:bCs/>
         </w:rPr>
-        <w:t>HTTP (</w:t>
-      </w:r>
-      <w:proofErr w:type="spellStart"/>
-      <w:r>
-        <w:rPr>
-          <w:b/>
-          <w:bCs/>
-        </w:rPr>
-        <w:t>HyperText</w:t>
-      </w:r>
-      <w:proofErr w:type="spellEnd"/>
-      <w:r>
-        <w:rPr>
-          <w:b/>
-          <w:bCs/>
-        </w:rPr>
-        <w:t xml:space="preserve"> </w:t>
-      </w:r>
-      <w:proofErr w:type="spellStart"/>
-      <w:r>
-        <w:rPr>
-          <w:b/>
-          <w:bCs/>
-        </w:rPr>
-        <w:t>Transfer</w:t>
-      </w:r>
-      <w:proofErr w:type="spellEnd"/>
-      <w:r>
-        <w:rPr>
-          <w:b/>
-          <w:bCs/>
-        </w:rPr>
-        <w:t xml:space="preserve"> </w:t>
-      </w:r>
-      <w:proofErr w:type="spellStart"/>
-      <w:r>
-        <w:rPr>
-          <w:b/>
-          <w:bCs/>
-        </w:rPr>
-        <w:t>Protocol</w:t>
-      </w:r>
-      <w:proofErr w:type="spellEnd"/>
-      <w:r>
-        <w:rPr>
-          <w:b/>
-          <w:bCs/>
-        </w:rPr>
-        <w:t>)</w:t>
+        <w:t>HTTP (HyperText Transfer Protocol)</w:t>
       </w:r>
     </w:p>
     <w:p>
@@ -4851,7 +3970,7 @@
       </w:pPr>
       <w:r>
         <w:pict w14:anchorId="3FA7463F">
-          <v:rect id="_x0000_i1426" style="width:0;height:1.5pt" o:hralign="center" o:hrstd="t" o:hr="t" fillcolor="#a0a0a0" stroked="f"/>
+          <v:rect id="_x0000_i1066" style="width:0;height:1.5pt" o:hralign="center" o:hrstd="t" o:hr="t" fillcolor="#a0a0a0" stroked="f"/>
         </w:pict>
       </w:r>
     </w:p>
@@ -4914,7 +4033,7 @@
       </w:pPr>
       <w:r>
         <w:pict w14:anchorId="0F3EBA01">
-          <v:rect id="_x0000_i1427" style="width:0;height:1.5pt" o:hralign="center" o:hrstd="t" o:hr="t" fillcolor="#a0a0a0" stroked="f"/>
+          <v:rect id="_x0000_i1067" style="width:0;height:1.5pt" o:hralign="center" o:hrstd="t" o:hr="t" fillcolor="#a0a0a0" stroked="f"/>
         </w:pict>
       </w:r>
     </w:p>
@@ -4931,39 +4050,7 @@
           <w:b/>
           <w:bCs/>
         </w:rPr>
-        <w:t xml:space="preserve">URL (Uniform </w:t>
-      </w:r>
-      <w:proofErr w:type="spellStart"/>
-      <w:r>
-        <w:rPr>
-          <w:b/>
-          <w:bCs/>
-        </w:rPr>
-        <w:t>Resource</w:t>
-      </w:r>
-      <w:proofErr w:type="spellEnd"/>
-      <w:r>
-        <w:rPr>
-          <w:b/>
-          <w:bCs/>
-        </w:rPr>
-        <w:t xml:space="preserve"> </w:t>
-      </w:r>
-      <w:proofErr w:type="spellStart"/>
-      <w:r>
-        <w:rPr>
-          <w:b/>
-          <w:bCs/>
-        </w:rPr>
-        <w:t>Locator</w:t>
-      </w:r>
-      <w:proofErr w:type="spellEnd"/>
-      <w:r>
-        <w:rPr>
-          <w:b/>
-          <w:bCs/>
-        </w:rPr>
-        <w:t>)</w:t>
+        <w:t>URL (Uniform Resource Locator)</w:t>
       </w:r>
     </w:p>
     <w:p>
@@ -5071,17 +4158,8 @@
           <w:b/>
           <w:bCs/>
         </w:rPr>
-        <w:t xml:space="preserve">Query </w:t>
-      </w:r>
-      <w:proofErr w:type="spellStart"/>
-      <w:r>
-        <w:rPr>
-          <w:b/>
-          <w:bCs/>
-        </w:rPr>
-        <w:t>String</w:t>
-      </w:r>
-      <w:proofErr w:type="spellEnd"/>
+        <w:t>Query String</w:t>
+      </w:r>
       <w:r>
         <w:br/>
         <w:t>Informações adicionais na URL.</w:t>
@@ -5096,15 +4174,7 @@
       </w:r>
       <w:r>
         <w:br/>
-        <w:t>/</w:t>
-      </w:r>
-      <w:proofErr w:type="spellStart"/>
-      <w:r>
-        <w:t>blog?id</w:t>
-      </w:r>
-      <w:proofErr w:type="spellEnd"/>
-      <w:r>
-        <w:t>=1</w:t>
+        <w:t>/blog?id=1</w:t>
       </w:r>
     </w:p>
     <w:p>
@@ -5129,7 +4199,7 @@
       </w:pPr>
       <w:r>
         <w:pict w14:anchorId="7472670A">
-          <v:rect id="_x0000_i1428" style="width:0;height:1.5pt" o:hralign="center" o:hrstd="t" o:hr="t" fillcolor="#a0a0a0" stroked="f"/>
+          <v:rect id="_x0000_i1068" style="width:0;height:1.5pt" o:hralign="center" o:hrstd="t" o:hr="t" fillcolor="#a0a0a0" stroked="f"/>
         </w:pict>
       </w:r>
     </w:p>
@@ -5219,7 +4289,7 @@
       </w:pPr>
       <w:r>
         <w:pict w14:anchorId="63E7F10D">
-          <v:rect id="_x0000_i1429" style="width:0;height:1.5pt" o:hralign="center" o:hrstd="t" o:hr="t" fillcolor="#a0a0a0" stroked="f"/>
+          <v:rect id="_x0000_i1069" style="width:0;height:1.5pt" o:hralign="center" o:hrstd="t" o:hr="t" fillcolor="#a0a0a0" stroked="f"/>
         </w:pict>
       </w:r>
     </w:p>
@@ -5375,7 +4445,7 @@
       </w:pPr>
       <w:r>
         <w:pict w14:anchorId="54177AD4">
-          <v:rect id="_x0000_i1430" style="width:0;height:1.5pt" o:hralign="center" o:hrstd="t" o:hr="t" fillcolor="#a0a0a0" stroked="f"/>
+          <v:rect id="_x0000_i1070" style="width:0;height:1.5pt" o:hralign="center" o:hrstd="t" o:hr="t" fillcolor="#a0a0a0" stroked="f"/>
         </w:pict>
       </w:r>
     </w:p>
@@ -5388,127 +4458,89 @@
           <w:lang w:val="en-US"/>
         </w:rPr>
       </w:pPr>
-      <w:proofErr w:type="spellStart"/>
       <w:r>
         <w:rPr>
           <w:b/>
           <w:bCs/>
           <w:lang w:val="en-US"/>
         </w:rPr>
-        <w:t>Códigos</w:t>
-      </w:r>
-      <w:proofErr w:type="spellEnd"/>
-      <w:r>
-        <w:rPr>
-          <w:b/>
-          <w:bCs/>
+        <w:t>Códigos mais comuns</w:t>
+      </w:r>
+    </w:p>
+    <w:p>
+      <w:pPr>
+        <w:jc w:val="center"/>
+        <w:rPr>
           <w:lang w:val="en-US"/>
         </w:rPr>
-        <w:t xml:space="preserve"> </w:t>
-      </w:r>
-      <w:proofErr w:type="spellStart"/>
-      <w:r>
-        <w:rPr>
-          <w:b/>
-          <w:bCs/>
+      </w:pPr>
+      <w:r>
+        <w:rPr>
           <w:lang w:val="en-US"/>
         </w:rPr>
-        <w:t>mais</w:t>
-      </w:r>
-      <w:proofErr w:type="spellEnd"/>
-      <w:r>
-        <w:rPr>
-          <w:b/>
-          <w:bCs/>
+        <w:t>200 → OK</w:t>
+      </w:r>
+      <w:r>
+        <w:rPr>
           <w:lang w:val="en-US"/>
         </w:rPr>
-        <w:t xml:space="preserve"> </w:t>
-      </w:r>
-      <w:proofErr w:type="spellStart"/>
-      <w:r>
-        <w:rPr>
-          <w:b/>
-          <w:bCs/>
+        <w:br/>
+        <w:t>301 → Moved Permanently</w:t>
+      </w:r>
+      <w:r>
+        <w:rPr>
           <w:lang w:val="en-US"/>
         </w:rPr>
-        <w:t>comuns</w:t>
-      </w:r>
-      <w:proofErr w:type="spellEnd"/>
-    </w:p>
-    <w:p>
-      <w:pPr>
-        <w:jc w:val="center"/>
+        <w:br/>
+        <w:t>302 → Found</w:t>
+      </w:r>
+      <w:r>
         <w:rPr>
           <w:lang w:val="en-US"/>
         </w:rPr>
-      </w:pPr>
+        <w:br/>
+        <w:t>400 → Bad Request</w:t>
+      </w:r>
       <w:r>
         <w:rPr>
           <w:lang w:val="en-US"/>
         </w:rPr>
-        <w:t>200 → OK</w:t>
+        <w:br/>
+        <w:t>401 → Unauthorized</w:t>
       </w:r>
       <w:r>
         <w:rPr>
           <w:lang w:val="en-US"/>
         </w:rPr>
         <w:br/>
-        <w:t>301 → Moved Permanently</w:t>
+        <w:t>403 → Forbidden</w:t>
       </w:r>
       <w:r>
         <w:rPr>
           <w:lang w:val="en-US"/>
         </w:rPr>
         <w:br/>
-        <w:t>302 → Found</w:t>
+        <w:t>404 → Not Found</w:t>
       </w:r>
       <w:r>
         <w:rPr>
           <w:lang w:val="en-US"/>
         </w:rPr>
         <w:br/>
-        <w:t>400 → Bad Request</w:t>
+        <w:t>405 → Method Not Allowed</w:t>
       </w:r>
       <w:r>
         <w:rPr>
           <w:lang w:val="en-US"/>
         </w:rPr>
         <w:br/>
-        <w:t>401 → Unauthorized</w:t>
+        <w:t>500 → Internal Server Error</w:t>
       </w:r>
       <w:r>
         <w:rPr>
           <w:lang w:val="en-US"/>
         </w:rPr>
         <w:br/>
-        <w:t>403 → Forbidden</w:t>
-      </w:r>
-      <w:r>
-        <w:rPr>
-          <w:lang w:val="en-US"/>
-        </w:rPr>
-        <w:br/>
-        <w:t>404 → Not Found</w:t>
-      </w:r>
-      <w:r>
-        <w:rPr>
-          <w:lang w:val="en-US"/>
-        </w:rPr>
-        <w:br/>
-        <w:t>405 → Method Not Allowed</w:t>
-      </w:r>
-      <w:r>
-        <w:rPr>
-          <w:lang w:val="en-US"/>
-        </w:rPr>
-        <w:br/>
-        <w:t>500 → Internal Server Error</w:t>
-      </w:r>
-      <w:r>
-        <w:rPr>
-          <w:lang w:val="en-US"/>
-        </w:rPr>
-        <w:br/>
         <w:t>503 → Service Unavailable</w:t>
       </w:r>
     </w:p>
@@ -5518,7 +4550,7 @@
       </w:pPr>
       <w:r>
         <w:pict w14:anchorId="23D00191">
-          <v:rect id="_x0000_i1431" style="width:0;height:1.5pt" o:hralign="center" o:hrstd="t" o:hr="t" fillcolor="#a0a0a0" stroked="f"/>
+          <v:rect id="_x0000_i1071" style="width:0;height:1.5pt" o:hralign="center" o:hrstd="t" o:hr="t" fillcolor="#a0a0a0" stroked="f"/>
         </w:pict>
       </w:r>
     </w:p>
@@ -5563,31 +4595,16 @@
       </w:r>
       <w:r>
         <w:br/>
-      </w:r>
-      <w:proofErr w:type="spellStart"/>
-      <w:r>
-        <w:t>User</w:t>
-      </w:r>
-      <w:proofErr w:type="spellEnd"/>
-      <w:r>
-        <w:t>-Agent</w:t>
-      </w:r>
-      <w:r>
-        <w:br/>
-      </w:r>
-      <w:proofErr w:type="spellStart"/>
-      <w:r>
+        <w:t>User-Agent</w:t>
+      </w:r>
+      <w:r>
+        <w:br/>
         <w:t>Content-Length</w:t>
       </w:r>
-      <w:proofErr w:type="spellEnd"/>
-      <w:r>
-        <w:br/>
-      </w:r>
-      <w:proofErr w:type="spellStart"/>
-      <w:r>
+      <w:r>
+        <w:br/>
         <w:t>Accept-Encoding</w:t>
       </w:r>
-      <w:proofErr w:type="spellEnd"/>
       <w:r>
         <w:br/>
         <w:t>Cookie</w:t>
@@ -5599,7 +4616,7 @@
       </w:pPr>
       <w:r>
         <w:pict w14:anchorId="7DD8D663">
-          <v:rect id="_x0000_i1432" style="width:0;height:1.5pt" o:hralign="center" o:hrstd="t" o:hr="t" fillcolor="#a0a0a0" stroked="f"/>
+          <v:rect id="_x0000_i1072" style="width:0;height:1.5pt" o:hralign="center" o:hrstd="t" o:hr="t" fillcolor="#a0a0a0" stroked="f"/>
         </w:pict>
       </w:r>
     </w:p>
@@ -5628,29 +4645,16 @@
       </w:r>
       <w:r>
         <w:br/>
-        <w:t>Cache-</w:t>
-      </w:r>
-      <w:proofErr w:type="spellStart"/>
-      <w:r>
-        <w:t>Control</w:t>
-      </w:r>
-      <w:proofErr w:type="spellEnd"/>
-      <w:r>
-        <w:br/>
-      </w:r>
-      <w:proofErr w:type="spellStart"/>
-      <w:r>
+        <w:t>Cache-Control</w:t>
+      </w:r>
+      <w:r>
+        <w:br/>
         <w:t>Content-Type</w:t>
       </w:r>
-      <w:proofErr w:type="spellEnd"/>
-      <w:r>
-        <w:br/>
-      </w:r>
-      <w:proofErr w:type="spellStart"/>
-      <w:r>
+      <w:r>
+        <w:br/>
         <w:t>Content-Encoding</w:t>
       </w:r>
-      <w:proofErr w:type="spellEnd"/>
     </w:p>
     <w:p>
       <w:pPr>
@@ -5659,7 +4663,7 @@
       <w:r>
         <w:lastRenderedPageBreak/>
         <w:pict w14:anchorId="02A59572">
-          <v:rect id="_x0000_i1433" style="width:0;height:1.5pt" o:hralign="center" o:hrstd="t" o:hr="t" fillcolor="#a0a0a0" stroked="f"/>
+          <v:rect id="_x0000_i1073" style="width:0;height:1.5pt" o:hralign="center" o:hrstd="t" o:hr="t" fillcolor="#a0a0a0" stroked="f"/>
         </w:pict>
       </w:r>
     </w:p>
@@ -5755,7 +4759,7 @@
       </w:pPr>
       <w:r>
         <w:pict w14:anchorId="2562E519">
-          <v:rect id="_x0000_i1434" style="width:0;height:1.5pt" o:hralign="center" o:hrstd="t" o:hr="t" fillcolor="#a0a0a0" stroked="f"/>
+          <v:rect id="_x0000_i1074" style="width:0;height:1.5pt" o:hralign="center" o:hrstd="t" o:hr="t" fillcolor="#a0a0a0" stroked="f"/>
         </w:pict>
       </w:r>
     </w:p>
@@ -5837,7 +4841,7 @@
       </w:pPr>
       <w:r>
         <w:pict w14:anchorId="5DFBA9C7">
-          <v:rect id="_x0000_i1435" style="width:0;height:1.5pt" o:hralign="center" o:hrstd="t" o:hr="t" fillcolor="#a0a0a0" stroked="f"/>
+          <v:rect id="_x0000_i1075" style="width:0;height:1.5pt" o:hralign="center" o:hrstd="t" o:hr="t" fillcolor="#a0a0a0" stroked="f"/>
         </w:pict>
       </w:r>
     </w:p>
@@ -5870,17 +4874,8 @@
           <w:b/>
           <w:bCs/>
         </w:rPr>
-        <w:t>Front-</w:t>
-      </w:r>
-      <w:proofErr w:type="spellStart"/>
-      <w:r>
-        <w:rPr>
-          <w:b/>
-          <w:bCs/>
-        </w:rPr>
-        <w:t>end</w:t>
-      </w:r>
-      <w:proofErr w:type="spellEnd"/>
+        <w:t>Front-end</w:t>
+      </w:r>
     </w:p>
     <w:p>
       <w:pPr>
@@ -5903,17 +4898,8 @@
           <w:b/>
           <w:bCs/>
         </w:rPr>
-        <w:t>Back-</w:t>
-      </w:r>
-      <w:proofErr w:type="spellStart"/>
-      <w:r>
-        <w:rPr>
-          <w:b/>
-          <w:bCs/>
-        </w:rPr>
-        <w:t>end</w:t>
-      </w:r>
-      <w:proofErr w:type="spellEnd"/>
+        <w:t>Back-end</w:t>
+      </w:r>
     </w:p>
     <w:p>
       <w:pPr>
@@ -5929,7 +4915,7 @@
       </w:pPr>
       <w:r>
         <w:pict w14:anchorId="1AAD22E5">
-          <v:rect id="_x0000_i1436" style="width:0;height:1.5pt" o:hralign="center" o:hrstd="t" o:hr="t" fillcolor="#a0a0a0" stroked="f"/>
+          <v:rect id="_x0000_i1076" style="width:0;height:1.5pt" o:hralign="center" o:hrstd="t" o:hr="t" fillcolor="#a0a0a0" stroked="f"/>
         </w:pict>
       </w:r>
     </w:p>
@@ -5985,7 +4971,6 @@
       <w:pPr>
         <w:jc w:val="center"/>
       </w:pPr>
-      <w:proofErr w:type="spellStart"/>
       <w:r>
         <w:rPr>
           <w:b/>
@@ -5993,7 +4978,6 @@
         </w:rPr>
         <w:t>JavaScript</w:t>
       </w:r>
-      <w:proofErr w:type="spellEnd"/>
       <w:r>
         <w:br/>
         <w:t>Cria interatividade.</w:t>
@@ -6005,7 +4989,7 @@
       </w:pPr>
       <w:r>
         <w:pict w14:anchorId="7F20585F">
-          <v:rect id="_x0000_i1437" style="width:0;height:1.5pt" o:hralign="center" o:hrstd="t" o:hr="t" fillcolor="#a0a0a0" stroked="f"/>
+          <v:rect id="_x0000_i1077" style="width:0;height:1.5pt" o:hralign="center" o:hrstd="t" o:hr="t" fillcolor="#a0a0a0" stroked="f"/>
         </w:pict>
       </w:r>
     </w:p>
@@ -6074,7 +5058,7 @@
       </w:pPr>
       <w:r>
         <w:pict w14:anchorId="16EB22A9">
-          <v:rect id="_x0000_i1438" style="width:0;height:1.5pt" o:hralign="center" o:hrstd="t" o:hr="t" fillcolor="#a0a0a0" stroked="f"/>
+          <v:rect id="_x0000_i1078" style="width:0;height:1.5pt" o:hralign="center" o:hrstd="t" o:hr="t" fillcolor="#a0a0a0" stroked="f"/>
         </w:pict>
       </w:r>
     </w:p>
@@ -6091,23 +5075,7 @@
           <w:b/>
           <w:bCs/>
         </w:rPr>
-        <w:t>CDN (</w:t>
-      </w:r>
-      <w:proofErr w:type="spellStart"/>
-      <w:r>
-        <w:rPr>
-          <w:b/>
-          <w:bCs/>
-        </w:rPr>
-        <w:t>Content</w:t>
-      </w:r>
-      <w:proofErr w:type="spellEnd"/>
-      <w:r>
-        <w:rPr>
-          <w:b/>
-          <w:bCs/>
-        </w:rPr>
-        <w:t xml:space="preserve"> Delivery Network)</w:t>
+        <w:t>CDN (Content Delivery Network)</w:t>
       </w:r>
     </w:p>
     <w:p>
@@ -6124,7 +5092,7 @@
       </w:pPr>
       <w:r>
         <w:pict w14:anchorId="559D6178">
-          <v:rect id="_x0000_i1439" style="width:0;height:1.5pt" o:hralign="center" o:hrstd="t" o:hr="t" fillcolor="#a0a0a0" stroked="f"/>
+          <v:rect id="_x0000_i1079" style="width:0;height:1.5pt" o:hralign="center" o:hrstd="t" o:hr="t" fillcolor="#a0a0a0" stroked="f"/>
         </w:pict>
       </w:r>
     </w:p>
@@ -6158,7 +5126,7 @@
       </w:pPr>
       <w:r>
         <w:pict w14:anchorId="11B11BA7">
-          <v:rect id="_x0000_i1440" style="width:0;height:1.5pt" o:hralign="center" o:hrstd="t" o:hr="t" fillcolor="#a0a0a0" stroked="f"/>
+          <v:rect id="_x0000_i1080" style="width:0;height:1.5pt" o:hralign="center" o:hrstd="t" o:hr="t" fillcolor="#a0a0a0" stroked="f"/>
         </w:pict>
       </w:r>
     </w:p>
@@ -6191,35 +5159,7 @@
         <w:rPr>
           <w:lang w:val="en-US"/>
         </w:rPr>
-        <w:t xml:space="preserve">Firewall </w:t>
-      </w:r>
-      <w:proofErr w:type="spellStart"/>
-      <w:r>
-        <w:rPr>
-          <w:lang w:val="en-US"/>
-        </w:rPr>
-        <w:t>que</w:t>
-      </w:r>
-      <w:proofErr w:type="spellEnd"/>
-      <w:r>
-        <w:rPr>
-          <w:lang w:val="en-US"/>
-        </w:rPr>
-        <w:t xml:space="preserve"> protege </w:t>
-      </w:r>
-      <w:proofErr w:type="spellStart"/>
-      <w:r>
-        <w:rPr>
-          <w:lang w:val="en-US"/>
-        </w:rPr>
-        <w:t>aplicações</w:t>
-      </w:r>
-      <w:proofErr w:type="spellEnd"/>
-      <w:r>
-        <w:rPr>
-          <w:lang w:val="en-US"/>
-        </w:rPr>
-        <w:t xml:space="preserve"> web.</w:t>
+        <w:t>Firewall que protege aplicações web.</w:t>
       </w:r>
     </w:p>
     <w:p>
@@ -6228,7 +5168,7 @@
       </w:pPr>
       <w:r>
         <w:pict w14:anchorId="527E8E17">
-          <v:rect id="_x0000_i1441" style="width:0;height:1.5pt" o:hralign="center" o:hrstd="t" o:hr="t" fillcolor="#a0a0a0" stroked="f"/>
+          <v:rect id="_x0000_i1081" style="width:0;height:1.5pt" o:hralign="center" o:hrstd="t" o:hr="t" fillcolor="#a0a0a0" stroked="f"/>
         </w:pict>
       </w:r>
     </w:p>
@@ -6284,11 +5224,9 @@
         </w:numPr>
         <w:jc w:val="center"/>
       </w:pPr>
-      <w:proofErr w:type="spellStart"/>
       <w:r>
         <w:t>Nginx</w:t>
       </w:r>
-      <w:proofErr w:type="spellEnd"/>
     </w:p>
     <w:p>
       <w:pPr>
@@ -6320,7 +5258,7 @@
       </w:pPr>
       <w:r>
         <w:pict w14:anchorId="5C1DD994">
-          <v:rect id="_x0000_i1442" style="width:0;height:1.5pt" o:hralign="center" o:hrstd="t" o:hr="t" fillcolor="#a0a0a0" stroked="f"/>
+          <v:rect id="_x0000_i1082" style="width:0;height:1.5pt" o:hralign="center" o:hrstd="t" o:hr="t" fillcolor="#a0a0a0" stroked="f"/>
         </w:pict>
       </w:r>
     </w:p>
@@ -6364,7 +5302,7 @@
       </w:pPr>
       <w:r>
         <w:pict w14:anchorId="0030D8B6">
-          <v:rect id="_x0000_i1443" style="width:0;height:1.5pt" o:hralign="center" o:hrstd="t" o:hr="t" fillcolor="#a0a0a0" stroked="f"/>
+          <v:rect id="_x0000_i1083" style="width:0;height:1.5pt" o:hralign="center" o:hrstd="t" o:hr="t" fillcolor="#a0a0a0" stroked="f"/>
         </w:pict>
       </w:r>
     </w:p>
@@ -6440,11 +5378,9 @@
         </w:numPr>
         <w:jc w:val="center"/>
       </w:pPr>
-      <w:proofErr w:type="spellStart"/>
       <w:r>
         <w:t>JavaScript</w:t>
       </w:r>
-      <w:proofErr w:type="spellEnd"/>
     </w:p>
     <w:p>
       <w:pPr>
@@ -6469,7 +5405,7 @@
       </w:pPr>
       <w:r>
         <w:pict w14:anchorId="6CF67EB4">
-          <v:rect id="_x0000_i1444" style="width:0;height:1.5pt" o:hralign="center" o:hrstd="t" o:hr="t" fillcolor="#a0a0a0" stroked="f"/>
+          <v:rect id="_x0000_i1084" style="width:0;height:1.5pt" o:hralign="center" o:hrstd="t" o:hr="t" fillcolor="#a0a0a0" stroked="f"/>
         </w:pict>
       </w:r>
     </w:p>
@@ -6486,17 +5422,8 @@
           <w:b/>
           <w:bCs/>
         </w:rPr>
-        <w:t xml:space="preserve">Linguagens </w:t>
-      </w:r>
-      <w:proofErr w:type="spellStart"/>
-      <w:r>
-        <w:rPr>
-          <w:b/>
-          <w:bCs/>
-        </w:rPr>
-        <w:t>Backend</w:t>
-      </w:r>
-      <w:proofErr w:type="spellEnd"/>
+        <w:t>Linguagens Backend</w:t>
+      </w:r>
     </w:p>
     <w:p>
       <w:pPr>
@@ -6740,7 +5667,6 @@
       <w:pPr>
         <w:jc w:val="center"/>
       </w:pPr>
-      <w:proofErr w:type="spellStart"/>
       <w:r>
         <w:rPr>
           <w:b/>
@@ -6748,7 +5674,6 @@
         </w:rPr>
         <w:t>Spoofing</w:t>
       </w:r>
-      <w:proofErr w:type="spellEnd"/>
     </w:p>
     <w:p>
       <w:pPr>
@@ -6768,7 +5693,7 @@
       </w:pPr>
       <w:r>
         <w:pict w14:anchorId="688F636A">
-          <v:rect id="_x0000_i1698" style="width:0;height:1.5pt" o:hralign="center" o:hrstd="t" o:hr="t" fillcolor="#a0a0a0" stroked="f"/>
+          <v:rect id="_x0000_i1085" style="width:0;height:1.5pt" o:hralign="center" o:hrstd="t" o:hr="t" fillcolor="#a0a0a0" stroked="f"/>
         </w:pict>
       </w:r>
     </w:p>
@@ -6897,7 +5822,7 @@
       </w:pPr>
       <w:r>
         <w:pict w14:anchorId="5FE5CD0C">
-          <v:rect id="_x0000_i1699" style="width:0;height:1.5pt" o:hralign="center" o:hrstd="t" o:hr="t" fillcolor="#a0a0a0" stroked="f"/>
+          <v:rect id="_x0000_i1086" style="width:0;height:1.5pt" o:hralign="center" o:hrstd="t" o:hr="t" fillcolor="#a0a0a0" stroked="f"/>
         </w:pict>
       </w:r>
     </w:p>
@@ -6988,7 +5913,7 @@
       </w:pPr>
       <w:r>
         <w:pict w14:anchorId="0DF822A6">
-          <v:rect id="_x0000_i1700" style="width:0;height:1.5pt" o:hralign="center" o:hrstd="t" o:hr="t" fillcolor="#a0a0a0" stroked="f"/>
+          <v:rect id="_x0000_i1087" style="width:0;height:1.5pt" o:hralign="center" o:hrstd="t" o:hr="t" fillcolor="#a0a0a0" stroked="f"/>
         </w:pict>
       </w:r>
     </w:p>
@@ -7098,23 +6023,7 @@
           <w:b/>
           <w:bCs/>
         </w:rPr>
-        <w:t>cabo central (</w:t>
-      </w:r>
-      <w:proofErr w:type="spellStart"/>
-      <w:r>
-        <w:rPr>
-          <w:b/>
-          <w:bCs/>
-        </w:rPr>
-        <w:t>backbone</w:t>
-      </w:r>
-      <w:proofErr w:type="spellEnd"/>
-      <w:r>
-        <w:rPr>
-          <w:b/>
-          <w:bCs/>
-        </w:rPr>
-        <w:t>)</w:t>
+        <w:t>cabo central (backbone)</w:t>
       </w:r>
     </w:p>
     <w:p>
@@ -7162,7 +6071,7 @@
       </w:pPr>
       <w:r>
         <w:pict w14:anchorId="0355F341">
-          <v:rect id="_x0000_i1701" style="width:0;height:1.5pt" o:hralign="center" o:hrstd="t" o:hr="t" fillcolor="#a0a0a0" stroked="f"/>
+          <v:rect id="_x0000_i1088" style="width:0;height:1.5pt" o:hralign="center" o:hrstd="t" o:hr="t" fillcolor="#a0a0a0" stroked="f"/>
         </w:pict>
       </w:r>
     </w:p>
@@ -7251,7 +6160,7 @@
       </w:pPr>
       <w:r>
         <w:pict w14:anchorId="1361B9E4">
-          <v:rect id="_x0000_i1702" style="width:0;height:1.5pt" o:hralign="center" o:hrstd="t" o:hr="t" fillcolor="#a0a0a0" stroked="f"/>
+          <v:rect id="_x0000_i1089" style="width:0;height:1.5pt" o:hralign="center" o:hrstd="t" o:hr="t" fillcolor="#a0a0a0" stroked="f"/>
         </w:pict>
       </w:r>
     </w:p>
@@ -7283,23 +6192,13 @@
           <w:b/>
           <w:bCs/>
         </w:rPr>
-        <w:t xml:space="preserve"> </w:t>
-      </w:r>
-      <w:proofErr w:type="spellStart"/>
-      <w:r>
-        <w:rPr>
-          <w:b/>
-          <w:bCs/>
-        </w:rPr>
-        <w:t>Subnetting</w:t>
-      </w:r>
-      <w:proofErr w:type="spellEnd"/>
-    </w:p>
-    <w:p>
-      <w:pPr>
-        <w:jc w:val="center"/>
-      </w:pPr>
-      <w:proofErr w:type="spellStart"/>
+        <w:t xml:space="preserve"> Subnetting</w:t>
+      </w:r>
+    </w:p>
+    <w:p>
+      <w:pPr>
+        <w:jc w:val="center"/>
+      </w:pPr>
       <w:r>
         <w:rPr>
           <w:b/>
@@ -7307,7 +6206,6 @@
         </w:rPr>
         <w:t>Subnet</w:t>
       </w:r>
-      <w:proofErr w:type="spellEnd"/>
     </w:p>
     <w:p>
       <w:pPr>
@@ -7392,13 +6290,8 @@
       <w:pPr>
         <w:jc w:val="center"/>
       </w:pPr>
-      <w:proofErr w:type="spellStart"/>
-      <w:r>
-        <w:t>Sub-rede</w:t>
-      </w:r>
-      <w:proofErr w:type="spellEnd"/>
-      <w:r>
-        <w:t xml:space="preserve"> 1</w:t>
+      <w:r>
+        <w:t>Sub-rede 1</w:t>
       </w:r>
       <w:r>
         <w:br/>
@@ -7409,13 +6302,8 @@
       <w:pPr>
         <w:jc w:val="center"/>
       </w:pPr>
-      <w:proofErr w:type="spellStart"/>
-      <w:r>
-        <w:t>Sub-rede</w:t>
-      </w:r>
-      <w:proofErr w:type="spellEnd"/>
-      <w:r>
-        <w:t xml:space="preserve"> 2</w:t>
+      <w:r>
+        <w:t>Sub-rede 2</w:t>
       </w:r>
       <w:r>
         <w:br/>
@@ -7428,7 +6316,7 @@
       </w:pPr>
       <w:r>
         <w:pict w14:anchorId="272518ED">
-          <v:rect id="_x0000_i1703" style="width:0;height:1.5pt" o:hralign="center" o:hrstd="t" o:hr="t" fillcolor="#a0a0a0" stroked="f"/>
+          <v:rect id="_x0000_i1090" style="width:0;height:1.5pt" o:hralign="center" o:hrstd="t" o:hr="t" fillcolor="#a0a0a0" stroked="f"/>
         </w:pict>
       </w:r>
     </w:p>
@@ -7555,7 +6443,7 @@
       </w:pPr>
       <w:r>
         <w:pict w14:anchorId="5539FF4F">
-          <v:rect id="_x0000_i1704" style="width:0;height:1.5pt" o:hralign="center" o:hrstd="t" o:hr="t" fillcolor="#a0a0a0" stroked="f"/>
+          <v:rect id="_x0000_i1091" style="width:0;height:1.5pt" o:hralign="center" o:hrstd="t" o:hr="t" fillcolor="#a0a0a0" stroked="f"/>
         </w:pict>
       </w:r>
     </w:p>
@@ -7753,7 +6641,7 @@
       </w:pPr>
       <w:r>
         <w:pict w14:anchorId="2D0450EB">
-          <v:rect id="_x0000_i1705" style="width:0;height:1.5pt" o:hralign="center" o:hrstd="t" o:hr="t" fillcolor="#a0a0a0" stroked="f"/>
+          <v:rect id="_x0000_i1092" style="width:0;height:1.5pt" o:hralign="center" o:hrstd="t" o:hr="t" fillcolor="#a0a0a0" stroked="f"/>
         </w:pict>
       </w:r>
     </w:p>
@@ -7785,23 +6673,7 @@
           <w:b/>
           <w:bCs/>
         </w:rPr>
-        <w:t xml:space="preserve"> TCP </w:t>
-      </w:r>
-      <w:proofErr w:type="spellStart"/>
-      <w:r>
-        <w:rPr>
-          <w:b/>
-          <w:bCs/>
-        </w:rPr>
-        <w:t>vs</w:t>
-      </w:r>
-      <w:proofErr w:type="spellEnd"/>
-      <w:r>
-        <w:rPr>
-          <w:b/>
-          <w:bCs/>
-        </w:rPr>
-        <w:t xml:space="preserve"> UDP</w:t>
+        <w:t xml:space="preserve"> TCP vs UDP</w:t>
       </w:r>
     </w:p>
     <w:p>
@@ -7877,11 +6749,9 @@
         </w:numPr>
         <w:jc w:val="center"/>
       </w:pPr>
-      <w:proofErr w:type="spellStart"/>
       <w:r>
         <w:t>emails</w:t>
       </w:r>
-      <w:proofErr w:type="spellEnd"/>
     </w:p>
     <w:p>
       <w:pPr>
@@ -7985,7 +6855,7 @@
       </w:pPr>
       <w:r>
         <w:pict w14:anchorId="19A10B55">
-          <v:rect id="_x0000_i1706" style="width:0;height:1.5pt" o:hralign="center" o:hrstd="t" o:hr="t" fillcolor="#a0a0a0" stroked="f"/>
+          <v:rect id="_x0000_i1093" style="width:0;height:1.5pt" o:hralign="center" o:hrstd="t" o:hr="t" fillcolor="#a0a0a0" stroked="f"/>
         </w:pict>
       </w:r>
     </w:p>
@@ -8116,7 +6986,7 @@
       </w:pPr>
       <w:r>
         <w:pict w14:anchorId="523C8C0D">
-          <v:rect id="_x0000_i1707" style="width:0;height:1.5pt" o:hralign="center" o:hrstd="t" o:hr="t" fillcolor="#a0a0a0" stroked="f"/>
+          <v:rect id="_x0000_i1094" style="width:0;height:1.5pt" o:hralign="center" o:hrstd="t" o:hr="t" fillcolor="#a0a0a0" stroked="f"/>
         </w:pict>
       </w:r>
     </w:p>
@@ -8221,7 +7091,7 @@
       <w:r>
         <w:lastRenderedPageBreak/>
         <w:pict w14:anchorId="77D5B632">
-          <v:rect id="_x0000_i1708" style="width:0;height:1.5pt" o:hralign="center" o:hrstd="t" o:hr="t" fillcolor="#a0a0a0" stroked="f"/>
+          <v:rect id="_x0000_i1095" style="width:0;height:1.5pt" o:hralign="center" o:hrstd="t" o:hr="t" fillcolor="#a0a0a0" stroked="f"/>
         </w:pict>
       </w:r>
     </w:p>
@@ -8307,7 +7177,6 @@
       <w:pPr>
         <w:jc w:val="center"/>
       </w:pPr>
-      <w:proofErr w:type="spellStart"/>
       <w:r>
         <w:rPr>
           <w:b/>
@@ -8315,7 +7184,6 @@
         </w:rPr>
         <w:t>Stateful</w:t>
       </w:r>
-      <w:proofErr w:type="spellEnd"/>
       <w:r>
         <w:br/>
         <w:t>analisa conexão completa.</w:t>
@@ -8325,7 +7193,6 @@
       <w:pPr>
         <w:jc w:val="center"/>
       </w:pPr>
-      <w:proofErr w:type="spellStart"/>
       <w:r>
         <w:rPr>
           <w:b/>
@@ -8333,7 +7200,6 @@
         </w:rPr>
         <w:t>Stateless</w:t>
       </w:r>
-      <w:proofErr w:type="spellEnd"/>
       <w:r>
         <w:br/>
         <w:t>analisa pacotes isolados.</w:t>
@@ -8345,7 +7211,7 @@
       </w:pPr>
       <w:r>
         <w:pict w14:anchorId="5CBB9672">
-          <v:rect id="_x0000_i1709" style="width:0;height:1.5pt" o:hralign="center" o:hrstd="t" o:hr="t" fillcolor="#a0a0a0" stroked="f"/>
+          <v:rect id="_x0000_i1096" style="width:0;height:1.5pt" o:hralign="center" o:hrstd="t" o:hr="t" fillcolor="#a0a0a0" stroked="f"/>
         </w:pict>
       </w:r>
     </w:p>
@@ -8357,31 +7223,13 @@
           <w:bCs/>
         </w:rPr>
       </w:pPr>
-      <w:proofErr w:type="spellStart"/>
-      <w:r>
-        <w:rPr>
-          <w:b/>
-          <w:bCs/>
-        </w:rPr>
-        <w:t>Port</w:t>
-      </w:r>
-      <w:proofErr w:type="spellEnd"/>
-      <w:r>
-        <w:rPr>
-          <w:b/>
-          <w:bCs/>
-        </w:rPr>
-        <w:t xml:space="preserve"> </w:t>
-      </w:r>
-      <w:proofErr w:type="spellStart"/>
-      <w:r>
-        <w:rPr>
-          <w:b/>
-          <w:bCs/>
-        </w:rPr>
-        <w:t>Forwarding</w:t>
-      </w:r>
-      <w:proofErr w:type="spellEnd"/>
+      <w:r>
+        <w:rPr>
+          <w:b/>
+          <w:bCs/>
+        </w:rPr>
+        <w:t>Port Forwarding</w:t>
+      </w:r>
     </w:p>
     <w:p>
       <w:pPr>
@@ -8397,7 +7245,7 @@
       </w:pPr>
       <w:r>
         <w:pict w14:anchorId="23877E0A">
-          <v:rect id="_x0000_i1710" style="width:0;height:1.5pt" o:hralign="center" o:hrstd="t" o:hr="t" fillcolor="#a0a0a0" stroked="f"/>
+          <v:rect id="_x0000_i1097" style="width:0;height:1.5pt" o:hralign="center" o:hrstd="t" o:hr="t" fillcolor="#a0a0a0" stroked="f"/>
         </w:pict>
       </w:r>
     </w:p>
@@ -8493,7 +7341,7 @@
       </w:pPr>
       <w:r>
         <w:pict w14:anchorId="1FFB0B52">
-          <v:rect id="_x0000_i1711" style="width:0;height:1.5pt" o:hralign="center" o:hrstd="t" o:hr="t" fillcolor="#a0a0a0" stroked="f"/>
+          <v:rect id="_x0000_i1098" style="width:0;height:1.5pt" o:hralign="center" o:hrstd="t" o:hr="t" fillcolor="#a0a0a0" stroked="f"/>
         </w:pict>
       </w:r>
     </w:p>
@@ -8581,7 +7429,7 @@
       </w:pPr>
       <w:r>
         <w:pict w14:anchorId="7CEDF96A">
-          <v:rect id="_x0000_i1712" style="width:0;height:1.5pt" o:hralign="center" o:hrstd="t" o:hr="t" fillcolor="#a0a0a0" stroked="f"/>
+          <v:rect id="_x0000_i1099" style="width:0;height:1.5pt" o:hralign="center" o:hrstd="t" o:hr="t" fillcolor="#a0a0a0" stroked="f"/>
         </w:pict>
       </w:r>
     </w:p>
@@ -8614,23 +7462,7 @@
       </w:r>
       <w:r>
         <w:br/>
-        <w:t>TLD (.com .</w:t>
-      </w:r>
-      <w:proofErr w:type="spellStart"/>
-      <w:r>
-        <w:t>org</w:t>
-      </w:r>
-      <w:proofErr w:type="spellEnd"/>
-      <w:r>
-        <w:t xml:space="preserve"> .</w:t>
-      </w:r>
-      <w:proofErr w:type="spellStart"/>
-      <w:r>
-        <w:t>pt</w:t>
-      </w:r>
-      <w:proofErr w:type="spellEnd"/>
-      <w:r>
-        <w:t>)</w:t>
+        <w:t>TLD (.com .org .pt)</w:t>
       </w:r>
       <w:r>
         <w:br/>
@@ -8658,7 +7490,7 @@
       </w:pPr>
       <w:r>
         <w:pict w14:anchorId="5086534A">
-          <v:rect id="_x0000_i1713" style="width:0;height:1.5pt" o:hralign="center" o:hrstd="t" o:hr="t" fillcolor="#a0a0a0" stroked="f"/>
+          <v:rect id="_x0000_i1100" style="width:0;height:1.5pt" o:hralign="center" o:hrstd="t" o:hr="t" fillcolor="#a0a0a0" stroked="f"/>
         </w:pict>
       </w:r>
     </w:p>
@@ -8682,7 +7514,6 @@
       <w:pPr>
         <w:jc w:val="center"/>
       </w:pPr>
-      <w:proofErr w:type="spellStart"/>
       <w:r>
         <w:rPr>
           <w:b/>
@@ -8690,309 +7521,281 @@
         </w:rPr>
         <w:t>gTLD</w:t>
       </w:r>
-      <w:proofErr w:type="spellEnd"/>
       <w:r>
         <w:br/>
         <w:t>.com</w:t>
       </w:r>
       <w:r>
         <w:br/>
+        <w:t>.org</w:t>
+      </w:r>
+      <w:r>
+        <w:br/>
+        <w:t>.net</w:t>
+      </w:r>
+    </w:p>
+    <w:p>
+      <w:pPr>
+        <w:jc w:val="center"/>
+      </w:pPr>
+      <w:r>
+        <w:rPr>
+          <w:b/>
+          <w:bCs/>
+        </w:rPr>
+        <w:t>ccTLD</w:t>
+      </w:r>
+      <w:r>
+        <w:br/>
+        <w:t>.pt</w:t>
+      </w:r>
+      <w:r>
+        <w:br/>
+        <w:t>.br</w:t>
+      </w:r>
+      <w:r>
+        <w:br/>
+        <w:t>.uk</w:t>
+      </w:r>
+    </w:p>
+    <w:p>
+      <w:pPr>
+        <w:jc w:val="center"/>
+      </w:pPr>
+      <w:r>
+        <w:pict w14:anchorId="4C361A6B">
+          <v:rect id="_x0000_i1101" style="width:0;height:1.5pt" o:hralign="center" o:hrstd="t" o:hr="t" fillcolor="#a0a0a0" stroked="f"/>
+        </w:pict>
+      </w:r>
+    </w:p>
+    <w:p>
+      <w:pPr>
+        <w:jc w:val="center"/>
+        <w:rPr>
+          <w:b/>
+          <w:bCs/>
+        </w:rPr>
+      </w:pPr>
+      <w:r>
+        <w:rPr>
+          <w:b/>
+          <w:bCs/>
+        </w:rPr>
+        <w:t>Registros DNS</w:t>
+      </w:r>
+    </w:p>
+    <w:p>
+      <w:pPr>
+        <w:jc w:val="center"/>
+      </w:pPr>
+      <w:r>
+        <w:t>A → IPv4</w:t>
+      </w:r>
+      <w:r>
+        <w:br/>
+        <w:t>AAAA → IPv6</w:t>
+      </w:r>
+      <w:r>
+        <w:br/>
+        <w:t>CNAME → alias</w:t>
+      </w:r>
+      <w:r>
+        <w:br/>
+        <w:t>MX → email</w:t>
+      </w:r>
+      <w:r>
+        <w:br/>
+        <w:t>TXT → texto</w:t>
+      </w:r>
+    </w:p>
+    <w:p>
+      <w:pPr>
+        <w:jc w:val="center"/>
+      </w:pPr>
+      <w:r>
+        <w:pict w14:anchorId="52A06139">
+          <v:rect id="_x0000_i1102" style="width:0;height:1.5pt" o:hralign="center" o:hrstd="t" o:hr="t" fillcolor="#a0a0a0" stroked="f"/>
+        </w:pict>
+      </w:r>
+    </w:p>
+    <w:p>
+      <w:pPr>
+        <w:jc w:val="center"/>
+        <w:rPr>
+          <w:b/>
+          <w:bCs/>
+        </w:rPr>
+      </w:pPr>
+      <w:r>
+        <w:rPr>
+          <w:b/>
+          <w:bCs/>
+        </w:rPr>
+        <w:t>Fluxo DNS</w:t>
+      </w:r>
+    </w:p>
+    <w:p>
+      <w:pPr>
+        <w:jc w:val="center"/>
+      </w:pPr>
+      <w:r>
+        <w:t>1 computador procura cache</w:t>
+      </w:r>
+      <w:r>
+        <w:br/>
+        <w:t>2 pergunta DNS recursivo</w:t>
+      </w:r>
+      <w:r>
+        <w:br/>
+      </w:r>
+      <w:proofErr w:type="gramStart"/>
+      <w:r>
+        <w:t>3 consulta</w:t>
+      </w:r>
+      <w:proofErr w:type="gramEnd"/>
+      <w:r>
+        <w:t xml:space="preserve"> Root</w:t>
+      </w:r>
+      <w:r>
+        <w:br/>
+      </w:r>
+      <w:proofErr w:type="gramStart"/>
+      <w:r>
+        <w:t>4 consulta</w:t>
+      </w:r>
+      <w:proofErr w:type="gramEnd"/>
+      <w:r>
+        <w:t xml:space="preserve"> TLD</w:t>
+      </w:r>
+      <w:r>
+        <w:br/>
+      </w:r>
+      <w:proofErr w:type="gramStart"/>
+      <w:r>
+        <w:t>5 consulta</w:t>
+      </w:r>
+      <w:proofErr w:type="gramEnd"/>
+      <w:r>
+        <w:t xml:space="preserve"> servidor autoritativo</w:t>
+      </w:r>
+      <w:r>
+        <w:br/>
+        <w:t>6 recebe IP</w:t>
+      </w:r>
+    </w:p>
+    <w:p>
+      <w:pPr>
+        <w:jc w:val="center"/>
+      </w:pPr>
+      <w:r>
+        <w:pict w14:anchorId="6DBEA630">
+          <v:rect id="_x0000_i1103" style="width:0;height:1.5pt" o:hralign="center" o:hrstd="t" o:hr="t" fillcolor="#a0a0a0" stroked="f"/>
+        </w:pict>
+      </w:r>
+    </w:p>
+    <w:p>
+      <w:pPr>
+        <w:jc w:val="center"/>
+        <w:rPr>
+          <w:b/>
+          <w:bCs/>
+        </w:rPr>
+      </w:pPr>
+      <w:r>
+        <w:rPr>
+          <w:b/>
+          <w:bCs/>
+        </w:rPr>
+        <w:t>1️</w:t>
+      </w:r>
+      <w:r>
+        <w:rPr>
+          <w:rFonts w:ascii="Segoe UI Symbol" w:hAnsi="Segoe UI Symbol" w:cs="Segoe UI Symbol"/>
+          <w:b/>
+          <w:bCs/>
+        </w:rPr>
+        <w:t>⃣</w:t>
+      </w:r>
+      <w:r>
+        <w:rPr>
+          <w:b/>
+          <w:bCs/>
+        </w:rPr>
+        <w:t>5️</w:t>
+      </w:r>
+      <w:r>
+        <w:rPr>
+          <w:rFonts w:ascii="Segoe UI Symbol" w:hAnsi="Segoe UI Symbol" w:cs="Segoe UI Symbol"/>
+          <w:b/>
+          <w:bCs/>
+        </w:rPr>
+        <w:t>⃣</w:t>
+      </w:r>
+      <w:r>
+        <w:rPr>
+          <w:b/>
+          <w:bCs/>
+        </w:rPr>
+        <w:t xml:space="preserve"> HTTP / HTTPS</w:t>
+      </w:r>
+    </w:p>
+    <w:p>
+      <w:pPr>
+        <w:jc w:val="center"/>
+        <w:rPr>
+          <w:b/>
+          <w:bCs/>
+        </w:rPr>
+      </w:pPr>
+      <w:r>
+        <w:rPr>
+          <w:b/>
+          <w:bCs/>
+        </w:rPr>
+        <w:t>HTTP</w:t>
+      </w:r>
+    </w:p>
+    <w:p>
+      <w:pPr>
+        <w:jc w:val="center"/>
+      </w:pPr>
+      <w:r>
+        <w:t>protocolo para comunicação web.</w:t>
+      </w:r>
+    </w:p>
+    <w:p>
+      <w:pPr>
+        <w:jc w:val="center"/>
+        <w:rPr>
+          <w:b/>
+          <w:bCs/>
+        </w:rPr>
+      </w:pPr>
+      <w:r>
+        <w:rPr>
+          <w:b/>
+          <w:bCs/>
+        </w:rPr>
+        <w:t>HTTPS</w:t>
+      </w:r>
+    </w:p>
+    <w:p>
+      <w:pPr>
+        <w:jc w:val="center"/>
+      </w:pPr>
+      <w:r>
+        <w:t xml:space="preserve">versão </w:t>
+      </w:r>
+      <w:r>
+        <w:rPr>
+          <w:b/>
+          <w:bCs/>
+        </w:rPr>
+        <w:t>criptografada</w:t>
+      </w:r>
+      <w:r>
         <w:t>.</w:t>
       </w:r>
-      <w:proofErr w:type="spellStart"/>
-      <w:r>
-        <w:t>org</w:t>
-      </w:r>
-      <w:proofErr w:type="spellEnd"/>
-      <w:r>
-        <w:br/>
-        <w:t>.net</w:t>
-      </w:r>
-    </w:p>
-    <w:p>
-      <w:pPr>
-        <w:jc w:val="center"/>
-      </w:pPr>
-      <w:proofErr w:type="spellStart"/>
-      <w:r>
-        <w:rPr>
-          <w:b/>
-          <w:bCs/>
-        </w:rPr>
-        <w:t>ccTLD</w:t>
-      </w:r>
-      <w:proofErr w:type="spellEnd"/>
-      <w:r>
-        <w:br/>
-        <w:t>.</w:t>
-      </w:r>
-      <w:proofErr w:type="spellStart"/>
-      <w:r>
-        <w:t>pt</w:t>
-      </w:r>
-      <w:proofErr w:type="spellEnd"/>
-      <w:r>
-        <w:br/>
-        <w:t>.</w:t>
-      </w:r>
-      <w:proofErr w:type="spellStart"/>
-      <w:r>
-        <w:t>br</w:t>
-      </w:r>
-      <w:proofErr w:type="spellEnd"/>
-      <w:r>
-        <w:br/>
-        <w:t>.</w:t>
-      </w:r>
-      <w:proofErr w:type="spellStart"/>
-      <w:r>
-        <w:t>uk</w:t>
-      </w:r>
-      <w:proofErr w:type="spellEnd"/>
-    </w:p>
-    <w:p>
-      <w:pPr>
-        <w:jc w:val="center"/>
-      </w:pPr>
-      <w:r>
-        <w:pict w14:anchorId="4C361A6B">
-          <v:rect id="_x0000_i1714" style="width:0;height:1.5pt" o:hralign="center" o:hrstd="t" o:hr="t" fillcolor="#a0a0a0" stroked="f"/>
-        </w:pict>
-      </w:r>
-    </w:p>
-    <w:p>
-      <w:pPr>
-        <w:jc w:val="center"/>
-        <w:rPr>
-          <w:b/>
-          <w:bCs/>
-        </w:rPr>
-      </w:pPr>
-      <w:r>
-        <w:rPr>
-          <w:b/>
-          <w:bCs/>
-        </w:rPr>
-        <w:t>Registros DNS</w:t>
-      </w:r>
-    </w:p>
-    <w:p>
-      <w:pPr>
-        <w:jc w:val="center"/>
-      </w:pPr>
-      <w:r>
-        <w:t>A → IPv4</w:t>
-      </w:r>
-      <w:r>
-        <w:br/>
-        <w:t>AAAA → IPv6</w:t>
-      </w:r>
-      <w:r>
-        <w:br/>
-        <w:t>CNAME → alias</w:t>
-      </w:r>
-      <w:r>
-        <w:br/>
-        <w:t xml:space="preserve">MX → </w:t>
-      </w:r>
-      <w:proofErr w:type="spellStart"/>
-      <w:r>
-        <w:t>email</w:t>
-      </w:r>
-      <w:proofErr w:type="spellEnd"/>
-      <w:r>
-        <w:br/>
-        <w:t>TXT → texto</w:t>
-      </w:r>
-    </w:p>
-    <w:p>
-      <w:pPr>
-        <w:jc w:val="center"/>
-      </w:pPr>
-      <w:r>
-        <w:pict w14:anchorId="52A06139">
-          <v:rect id="_x0000_i1715" style="width:0;height:1.5pt" o:hralign="center" o:hrstd="t" o:hr="t" fillcolor="#a0a0a0" stroked="f"/>
-        </w:pict>
-      </w:r>
-    </w:p>
-    <w:p>
-      <w:pPr>
-        <w:jc w:val="center"/>
-        <w:rPr>
-          <w:b/>
-          <w:bCs/>
-        </w:rPr>
-      </w:pPr>
-      <w:r>
-        <w:rPr>
-          <w:b/>
-          <w:bCs/>
-        </w:rPr>
-        <w:t>Fluxo DNS</w:t>
-      </w:r>
-    </w:p>
-    <w:p>
-      <w:pPr>
-        <w:jc w:val="center"/>
-      </w:pPr>
-      <w:r>
-        <w:t>1 computador procura cache</w:t>
-      </w:r>
-      <w:r>
-        <w:br/>
-        <w:t>2 pergunta DNS recursivo</w:t>
-      </w:r>
-      <w:r>
-        <w:br/>
-      </w:r>
-      <w:proofErr w:type="gramStart"/>
-      <w:r>
-        <w:t>3 consulta</w:t>
-      </w:r>
-      <w:proofErr w:type="gramEnd"/>
-      <w:r>
-        <w:t xml:space="preserve"> Root</w:t>
-      </w:r>
-      <w:r>
-        <w:br/>
-      </w:r>
-      <w:proofErr w:type="gramStart"/>
-      <w:r>
-        <w:t>4 consulta</w:t>
-      </w:r>
-      <w:proofErr w:type="gramEnd"/>
-      <w:r>
-        <w:t xml:space="preserve"> TLD</w:t>
-      </w:r>
-      <w:r>
-        <w:br/>
-      </w:r>
-      <w:proofErr w:type="gramStart"/>
-      <w:r>
-        <w:t>5 consulta</w:t>
-      </w:r>
-      <w:proofErr w:type="gramEnd"/>
-      <w:r>
-        <w:t xml:space="preserve"> servidor autoritativo</w:t>
-      </w:r>
-      <w:r>
-        <w:br/>
-        <w:t>6 recebe IP</w:t>
-      </w:r>
-    </w:p>
-    <w:p>
-      <w:pPr>
-        <w:jc w:val="center"/>
-      </w:pPr>
-      <w:r>
-        <w:pict w14:anchorId="6DBEA630">
-          <v:rect id="_x0000_i1716" style="width:0;height:1.5pt" o:hralign="center" o:hrstd="t" o:hr="t" fillcolor="#a0a0a0" stroked="f"/>
-        </w:pict>
-      </w:r>
-    </w:p>
-    <w:p>
-      <w:pPr>
-        <w:jc w:val="center"/>
-        <w:rPr>
-          <w:b/>
-          <w:bCs/>
-        </w:rPr>
-      </w:pPr>
-      <w:r>
-        <w:rPr>
-          <w:b/>
-          <w:bCs/>
-        </w:rPr>
-        <w:t>1️</w:t>
-      </w:r>
-      <w:r>
-        <w:rPr>
-          <w:rFonts w:ascii="Segoe UI Symbol" w:hAnsi="Segoe UI Symbol" w:cs="Segoe UI Symbol"/>
-          <w:b/>
-          <w:bCs/>
-        </w:rPr>
-        <w:t>⃣</w:t>
-      </w:r>
-      <w:r>
-        <w:rPr>
-          <w:b/>
-          <w:bCs/>
-        </w:rPr>
-        <w:t>5️</w:t>
-      </w:r>
-      <w:r>
-        <w:rPr>
-          <w:rFonts w:ascii="Segoe UI Symbol" w:hAnsi="Segoe UI Symbol" w:cs="Segoe UI Symbol"/>
-          <w:b/>
-          <w:bCs/>
-        </w:rPr>
-        <w:t>⃣</w:t>
-      </w:r>
-      <w:r>
-        <w:rPr>
-          <w:b/>
-          <w:bCs/>
-        </w:rPr>
-        <w:t xml:space="preserve"> HTTP / HTTPS</w:t>
-      </w:r>
-    </w:p>
-    <w:p>
-      <w:pPr>
-        <w:jc w:val="center"/>
-        <w:rPr>
-          <w:b/>
-          <w:bCs/>
-        </w:rPr>
-      </w:pPr>
-      <w:r>
-        <w:rPr>
-          <w:b/>
-          <w:bCs/>
-        </w:rPr>
-        <w:t>HTTP</w:t>
-      </w:r>
-    </w:p>
-    <w:p>
-      <w:pPr>
-        <w:jc w:val="center"/>
-      </w:pPr>
-      <w:r>
-        <w:t>protocolo para comunicação web.</w:t>
-      </w:r>
-    </w:p>
-    <w:p>
-      <w:pPr>
-        <w:jc w:val="center"/>
-        <w:rPr>
-          <w:b/>
-          <w:bCs/>
-        </w:rPr>
-      </w:pPr>
-      <w:r>
-        <w:rPr>
-          <w:b/>
-          <w:bCs/>
-        </w:rPr>
-        <w:t>HTTPS</w:t>
-      </w:r>
-    </w:p>
-    <w:p>
-      <w:pPr>
-        <w:jc w:val="center"/>
-      </w:pPr>
-      <w:r>
-        <w:t xml:space="preserve">versão </w:t>
-      </w:r>
-      <w:r>
-        <w:rPr>
-          <w:b/>
-          <w:bCs/>
-        </w:rPr>
-        <w:t>criptografada</w:t>
-      </w:r>
-      <w:r>
-        <w:t>.</w:t>
-      </w:r>
     </w:p>
     <w:p>
       <w:pPr>
@@ -9000,7 +7803,7 @@
       </w:pPr>
       <w:r>
         <w:pict w14:anchorId="45FA8183">
-          <v:rect id="_x0000_i1717" style="width:0;height:1.5pt" o:hralign="center" o:hrstd="t" o:hr="t" fillcolor="#a0a0a0" stroked="f"/>
+          <v:rect id="_x0000_i1104" style="width:0;height:1.5pt" o:hralign="center" o:hrstd="t" o:hr="t" fillcolor="#a0a0a0" stroked="f"/>
         </w:pict>
       </w:r>
     </w:p>
@@ -9093,7 +7896,7 @@
       </w:pPr>
       <w:r>
         <w:pict w14:anchorId="36476505">
-          <v:rect id="_x0000_i1718" style="width:0;height:1.5pt" o:hralign="center" o:hrstd="t" o:hr="t" fillcolor="#a0a0a0" stroked="f"/>
+          <v:rect id="_x0000_i1105" style="width:0;height:1.5pt" o:hralign="center" o:hrstd="t" o:hr="t" fillcolor="#a0a0a0" stroked="f"/>
         </w:pict>
       </w:r>
     </w:p>
@@ -9169,7 +7972,7 @@
       </w:pPr>
       <w:r>
         <w:pict w14:anchorId="6BFB2FE7">
-          <v:rect id="_x0000_i1719" style="width:0;height:1.5pt" o:hralign="center" o:hrstd="t" o:hr="t" fillcolor="#a0a0a0" stroked="f"/>
+          <v:rect id="_x0000_i1106" style="width:0;height:1.5pt" o:hralign="center" o:hrstd="t" o:hr="t" fillcolor="#a0a0a0" stroked="f"/>
         </w:pict>
       </w:r>
     </w:p>
@@ -9342,7 +8145,7 @@
       </w:pPr>
       <w:r>
         <w:pict w14:anchorId="1E69AEE0">
-          <v:rect id="_x0000_i1720" style="width:0;height:1.5pt" o:hralign="center" o:hrstd="t" o:hr="t" fillcolor="#a0a0a0" stroked="f"/>
+          <v:rect id="_x0000_i1107" style="width:0;height:1.5pt" o:hralign="center" o:hrstd="t" o:hr="t" fillcolor="#a0a0a0" stroked="f"/>
         </w:pict>
       </w:r>
     </w:p>
@@ -9478,7 +8281,7 @@
       </w:pPr>
       <w:r>
         <w:pict w14:anchorId="576687E3">
-          <v:rect id="_x0000_i1721" style="width:0;height:1.5pt" o:hralign="center" o:hrstd="t" o:hr="t" fillcolor="#a0a0a0" stroked="f"/>
+          <v:rect id="_x0000_i1108" style="width:0;height:1.5pt" o:hralign="center" o:hrstd="t" o:hr="t" fillcolor="#a0a0a0" stroked="f"/>
         </w:pict>
       </w:r>
     </w:p>
@@ -9542,7 +8345,7 @@
       </w:pPr>
       <w:r>
         <w:pict w14:anchorId="1377F85E">
-          <v:rect id="_x0000_i1722" style="width:0;height:1.5pt" o:hralign="center" o:hrstd="t" o:hr="t" fillcolor="#a0a0a0" stroked="f"/>
+          <v:rect id="_x0000_i1109" style="width:0;height:1.5pt" o:hralign="center" o:hrstd="t" o:hr="t" fillcolor="#a0a0a0" stroked="f"/>
         </w:pict>
       </w:r>
     </w:p>
@@ -9650,7 +8453,7 @@
       </w:pPr>
       <w:r>
         <w:pict w14:anchorId="7C7FED03">
-          <v:rect id="_x0000_i1723" style="width:0;height:1.5pt" o:hralign="center" o:hrstd="t" o:hr="t" fillcolor="#a0a0a0" stroked="f"/>
+          <v:rect id="_x0000_i1110" style="width:0;height:1.5pt" o:hralign="center" o:hrstd="t" o:hr="t" fillcolor="#a0a0a0" stroked="f"/>
         </w:pict>
       </w:r>
     </w:p>
@@ -9756,7 +8559,7 @@
       </w:pPr>
       <w:r>
         <w:pict w14:anchorId="52B47523">
-          <v:rect id="_x0000_i1724" style="width:0;height:1.5pt" o:hralign="center" o:hrstd="t" o:hr="t" fillcolor="#a0a0a0" stroked="f"/>
+          <v:rect id="_x0000_i1111" style="width:0;height:1.5pt" o:hralign="center" o:hrstd="t" o:hr="t" fillcolor="#a0a0a0" stroked="f"/>
         </w:pict>
       </w:r>
     </w:p>
@@ -9814,7 +8617,6 @@
           <w:bCs/>
         </w:rPr>
       </w:pPr>
-      <w:proofErr w:type="spellStart"/>
       <w:r>
         <w:rPr>
           <w:b/>
@@ -9822,7 +8624,6 @@
         </w:rPr>
         <w:t>Frontend</w:t>
       </w:r>
-      <w:proofErr w:type="spellEnd"/>
     </w:p>
     <w:p>
       <w:pPr>
@@ -9840,7 +8641,6 @@
           <w:bCs/>
         </w:rPr>
       </w:pPr>
-      <w:proofErr w:type="spellStart"/>
       <w:r>
         <w:rPr>
           <w:b/>
@@ -9848,7 +8648,6 @@
         </w:rPr>
         <w:t>Backend</w:t>
       </w:r>
-      <w:proofErr w:type="spellEnd"/>
     </w:p>
     <w:p>
       <w:pPr>
@@ -9864,7 +8663,7 @@
       </w:pPr>
       <w:r>
         <w:pict w14:anchorId="6FFEB307">
-          <v:rect id="_x0000_i1725" style="width:0;height:1.5pt" o:hralign="center" o:hrstd="t" o:hr="t" fillcolor="#a0a0a0" stroked="f"/>
+          <v:rect id="_x0000_i1112" style="width:0;height:1.5pt" o:hralign="center" o:hrstd="t" o:hr="t" fillcolor="#a0a0a0" stroked="f"/>
         </w:pict>
       </w:r>
     </w:p>
@@ -9897,14 +8696,7 @@
       </w:r>
       <w:r>
         <w:br/>
-      </w:r>
-      <w:proofErr w:type="spellStart"/>
-      <w:r>
-        <w:t>JavaScript</w:t>
-      </w:r>
-      <w:proofErr w:type="spellEnd"/>
-      <w:r>
-        <w:t xml:space="preserve"> → interatividade</w:t>
+        <w:t>JavaScript → interatividade</w:t>
       </w:r>
     </w:p>
     <w:p>
@@ -9913,7 +8705,7 @@
       </w:pPr>
       <w:r>
         <w:pict w14:anchorId="1927024A">
-          <v:rect id="_x0000_i1726" style="width:0;height:1.5pt" o:hralign="center" o:hrstd="t" o:hr="t" fillcolor="#a0a0a0" stroked="f"/>
+          <v:rect id="_x0000_i1113" style="width:0;height:1.5pt" o:hralign="center" o:hrstd="t" o:hr="t" fillcolor="#a0a0a0" stroked="f"/>
         </w:pict>
       </w:r>
     </w:p>
@@ -9971,31 +8763,13 @@
           <w:bCs/>
         </w:rPr>
       </w:pPr>
-      <w:proofErr w:type="spellStart"/>
-      <w:r>
-        <w:rPr>
-          <w:b/>
-          <w:bCs/>
-        </w:rPr>
-        <w:t>Load</w:t>
-      </w:r>
-      <w:proofErr w:type="spellEnd"/>
-      <w:r>
-        <w:rPr>
-          <w:b/>
-          <w:bCs/>
-        </w:rPr>
-        <w:t xml:space="preserve"> </w:t>
-      </w:r>
-      <w:proofErr w:type="spellStart"/>
-      <w:r>
-        <w:rPr>
-          <w:b/>
-          <w:bCs/>
-        </w:rPr>
-        <w:t>Balancer</w:t>
-      </w:r>
-      <w:proofErr w:type="spellEnd"/>
+      <w:r>
+        <w:rPr>
+          <w:b/>
+          <w:bCs/>
+        </w:rPr>
+        <w:t>Load Balancer</w:t>
+      </w:r>
     </w:p>
     <w:p>
       <w:pPr>
@@ -10084,7 +8858,7 @@
       </w:pPr>
       <w:r>
         <w:pict w14:anchorId="088F9658">
-          <v:rect id="_x0000_i1727" style="width:0;height:1.5pt" o:hralign="center" o:hrstd="t" o:hr="t" fillcolor="#a0a0a0" stroked="f"/>
+          <v:rect id="_x0000_i1114" style="width:0;height:1.5pt" o:hralign="center" o:hrstd="t" o:hr="t" fillcolor="#a0a0a0" stroked="f"/>
         </w:pict>
       </w:r>
     </w:p>
@@ -10159,12 +8933,8 @@
       </w:r>
       <w:r>
         <w:br/>
-      </w:r>
-      <w:proofErr w:type="spellStart"/>
-      <w:r>
         <w:t>Nginx</w:t>
       </w:r>
-      <w:proofErr w:type="spellEnd"/>
       <w:r>
         <w:br/>
         <w:t>IIS</w:t>
@@ -10180,7 +8950,7 @@
       </w:pPr>
       <w:r>
         <w:pict w14:anchorId="0787700F">
-          <v:rect id="_x0000_i1728" style="width:0;height:1.5pt" o:hralign="center" o:hrstd="t" o:hr="t" fillcolor="#a0a0a0" stroked="f"/>
+          <v:rect id="_x0000_i1115" style="width:0;height:1.5pt" o:hralign="center" o:hrstd="t" o:hr="t" fillcolor="#a0a0a0" stroked="f"/>
         </w:pict>
       </w:r>
     </w:p>
@@ -10308,7 +9078,7 @@
       </w:pPr>
       <w:r>
         <w:pict w14:anchorId="71E2AADD">
-          <v:rect id="_x0000_i1729" style="width:0;height:1.5pt" o:hralign="center" o:hrstd="t" o:hr="t" fillcolor="#a0a0a0" stroked="f"/>
+          <v:rect id="_x0000_i1116" style="width:0;height:1.5pt" o:hralign="center" o:hrstd="t" o:hr="t" fillcolor="#a0a0a0" stroked="f"/>
         </w:pict>
       </w:r>
     </w:p>
@@ -10375,25 +9145,7 @@
           <w:bCs/>
           <w:lang w:val="en-US"/>
         </w:rPr>
-        <w:t xml:space="preserve"> </w:t>
-      </w:r>
-      <w:proofErr w:type="spellStart"/>
-      <w:r>
-        <w:rPr>
-          <w:b/>
-          <w:bCs/>
-          <w:lang w:val="en-US"/>
-        </w:rPr>
-        <w:t>Linguagens</w:t>
-      </w:r>
-      <w:proofErr w:type="spellEnd"/>
-      <w:r>
-        <w:rPr>
-          <w:b/>
-          <w:bCs/>
-          <w:lang w:val="en-US"/>
-        </w:rPr>
-        <w:t xml:space="preserve"> Backend</w:t>
+        <w:t xml:space="preserve"> Linguagens Backend</w:t>
       </w:r>
     </w:p>
     <w:p>
@@ -10450,6 +9202,7 @@
           <w:bCs/>
           <w:sz w:val="36"/>
           <w:szCs w:val="36"/>
+          <w:lang w:val="en-US"/>
         </w:rPr>
       </w:pPr>
     </w:p>
@@ -10461,6 +9214,7 @@
           <w:bCs/>
           <w:sz w:val="36"/>
           <w:szCs w:val="36"/>
+          <w:lang w:val="en-US"/>
         </w:rPr>
       </w:pPr>
     </w:p>
@@ -10472,6 +9226,7 @@
           <w:bCs/>
           <w:sz w:val="36"/>
           <w:szCs w:val="36"/>
+          <w:lang w:val="en-US"/>
         </w:rPr>
       </w:pPr>
     </w:p>
@@ -10540,7 +9295,7 @@
       </w:pPr>
       <w:r>
         <w:pict w14:anchorId="64A47B44">
-          <v:rect id="_x0000_i1840" style="width:0;height:1.5pt" o:hralign="center" o:hrstd="t" o:hr="t" fillcolor="#a0a0a0" stroked="f"/>
+          <v:rect id="_x0000_i1117" style="width:0;height:1.5pt" o:hralign="center" o:hrstd="t" o:hr="t" fillcolor="#a0a0a0" stroked="f"/>
         </w:pict>
       </w:r>
     </w:p>
@@ -10606,19 +9361,11 @@
           <w:lang w:val="en-US"/>
         </w:rPr>
       </w:pPr>
-      <w:proofErr w:type="spellStart"/>
       <w:r>
         <w:rPr>
           <w:lang w:val="en-US"/>
         </w:rPr>
-        <w:t>Significado</w:t>
-      </w:r>
-      <w:proofErr w:type="spellEnd"/>
-      <w:r>
-        <w:rPr>
-          <w:lang w:val="en-US"/>
-        </w:rPr>
-        <w:t>:</w:t>
+        <w:t>Significado:</w:t>
       </w:r>
     </w:p>
     <w:p>
@@ -10683,23 +9430,7 @@
       </w:r>
       <w:proofErr w:type="gramEnd"/>
       <w:r>
-        <w:t xml:space="preserve">Adress </w:t>
-      </w:r>
-      <w:proofErr w:type="spellStart"/>
-      <w:r>
-        <w:t>resolution</w:t>
-      </w:r>
-      <w:proofErr w:type="spellEnd"/>
-      <w:r>
-        <w:t xml:space="preserve"> </w:t>
-      </w:r>
-      <w:proofErr w:type="spellStart"/>
-      <w:r>
-        <w:t>protocol</w:t>
-      </w:r>
-      <w:proofErr w:type="spellEnd"/>
-      <w:r>
-        <w:t xml:space="preserve">) </w:t>
+        <w:t xml:space="preserve">Adress resolution protocol) </w:t>
       </w:r>
       <w:r>
         <w:t>→ descobre MAC a partir do IP</w:t>
@@ -10732,33 +9463,8 @@
           <w:b/>
           <w:bCs/>
         </w:rPr>
-        <w:t xml:space="preserve">(Dynamic Host </w:t>
-      </w:r>
-      <w:proofErr w:type="spellStart"/>
-      <w:r>
-        <w:rPr>
-          <w:b/>
-          <w:bCs/>
-        </w:rPr>
-        <w:t>Configuration</w:t>
-      </w:r>
-      <w:proofErr w:type="spellEnd"/>
-      <w:r>
-        <w:rPr>
-          <w:b/>
-          <w:bCs/>
-        </w:rPr>
-        <w:t xml:space="preserve"> </w:t>
-      </w:r>
-      <w:proofErr w:type="spellStart"/>
-      <w:r>
-        <w:rPr>
-          <w:b/>
-          <w:bCs/>
-        </w:rPr>
-        <w:t>Protoco</w:t>
-      </w:r>
-      <w:proofErr w:type="spellEnd"/>
+        <w:t>(Dynamic Host Configuration Protoco</w:t>
+      </w:r>
       <w:r>
         <w:t xml:space="preserve"> → entrega IP automaticamente</w:t>
       </w:r>
@@ -10810,7 +9516,7 @@
       </w:pPr>
       <w:r>
         <w:pict w14:anchorId="1519D8A4">
-          <v:rect id="_x0000_i1841" style="width:0;height:1.5pt" o:hralign="center" o:hrstd="t" o:hr="t" fillcolor="#a0a0a0" stroked="f"/>
+          <v:rect id="_x0000_i1118" style="width:0;height:1.5pt" o:hralign="center" o:hrstd="t" o:hr="t" fillcolor="#a0a0a0" stroked="f"/>
         </w:pict>
       </w:r>
     </w:p>
@@ -10941,7 +9647,7 @@
       </w:pPr>
       <w:r>
         <w:pict w14:anchorId="1B98C580">
-          <v:rect id="_x0000_i1842" style="width:0;height:1.5pt" o:hralign="center" o:hrstd="t" o:hr="t" fillcolor="#a0a0a0" stroked="f"/>
+          <v:rect id="_x0000_i1119" style="width:0;height:1.5pt" o:hralign="center" o:hrstd="t" o:hr="t" fillcolor="#a0a0a0" stroked="f"/>
         </w:pict>
       </w:r>
     </w:p>
@@ -10958,23 +9664,7 @@
           <w:b/>
           <w:bCs/>
         </w:rPr>
-        <w:t xml:space="preserve">TCP </w:t>
-      </w:r>
-      <w:proofErr w:type="spellStart"/>
-      <w:r>
-        <w:rPr>
-          <w:b/>
-          <w:bCs/>
-        </w:rPr>
-        <w:t>vs</w:t>
-      </w:r>
-      <w:proofErr w:type="spellEnd"/>
-      <w:r>
-        <w:rPr>
-          <w:b/>
-          <w:bCs/>
-        </w:rPr>
-        <w:t xml:space="preserve"> UDP</w:t>
+        <w:t>TCP vs UDP</w:t>
       </w:r>
     </w:p>
     <w:p>
@@ -11060,11 +9750,9 @@
         </w:numPr>
         <w:jc w:val="center"/>
       </w:pPr>
-      <w:proofErr w:type="spellStart"/>
       <w:r>
         <w:t>email</w:t>
       </w:r>
-      <w:proofErr w:type="spellEnd"/>
     </w:p>
     <w:p>
       <w:pPr>
@@ -11116,7 +9804,7 @@
       </w:pPr>
       <w:r>
         <w:pict w14:anchorId="4EDD82A3">
-          <v:rect id="_x0000_i1843" style="width:0;height:1.5pt" o:hralign="center" o:hrstd="t" o:hr="t" fillcolor="#a0a0a0" stroked="f"/>
+          <v:rect id="_x0000_i1120" style="width:0;height:1.5pt" o:hralign="center" o:hrstd="t" o:hr="t" fillcolor="#a0a0a0" stroked="f"/>
         </w:pict>
       </w:r>
     </w:p>
@@ -11190,7 +9878,7 @@
       </w:pPr>
       <w:r>
         <w:pict w14:anchorId="22E97777">
-          <v:rect id="_x0000_i1844" style="width:0;height:1.5pt" o:hralign="center" o:hrstd="t" o:hr="t" fillcolor="#a0a0a0" stroked="f"/>
+          <v:rect id="_x0000_i1121" style="width:0;height:1.5pt" o:hralign="center" o:hrstd="t" o:hr="t" fillcolor="#a0a0a0" stroked="f"/>
         </w:pict>
       </w:r>
     </w:p>
@@ -11317,7 +10005,7 @@
       </w:pPr>
       <w:r>
         <w:pict w14:anchorId="7198D84F">
-          <v:rect id="_x0000_i1845" style="width:0;height:1.5pt" o:hralign="center" o:hrstd="t" o:hr="t" fillcolor="#a0a0a0" stroked="f"/>
+          <v:rect id="_x0000_i1122" style="width:0;height:1.5pt" o:hralign="center" o:hrstd="t" o:hr="t" fillcolor="#a0a0a0" stroked="f"/>
         </w:pict>
       </w:r>
     </w:p>
@@ -11363,13 +10051,8 @@
       </w:r>
       <w:r>
         <w:br/>
-        <w:t xml:space="preserve">MX → </w:t>
-      </w:r>
-      <w:proofErr w:type="spellStart"/>
-      <w:r>
-        <w:t>email</w:t>
-      </w:r>
-      <w:proofErr w:type="spellEnd"/>
+        <w:t>MX → email</w:t>
+      </w:r>
       <w:r>
         <w:br/>
         <w:t>TXT → texto</w:t>
@@ -11381,7 +10064,7 @@
       </w:pPr>
       <w:r>
         <w:pict w14:anchorId="0FAF44DD">
-          <v:rect id="_x0000_i1846" style="width:0;height:1.5pt" o:hralign="center" o:hrstd="t" o:hr="t" fillcolor="#a0a0a0" stroked="f"/>
+          <v:rect id="_x0000_i1123" style="width:0;height:1.5pt" o:hralign="center" o:hrstd="t" o:hr="t" fillcolor="#a0a0a0" stroked="f"/>
         </w:pict>
       </w:r>
     </w:p>
@@ -11439,7 +10122,7 @@
       </w:pPr>
       <w:r>
         <w:pict w14:anchorId="51F196FE">
-          <v:rect id="_x0000_i1847" style="width:0;height:1.5pt" o:hralign="center" o:hrstd="t" o:hr="t" fillcolor="#a0a0a0" stroked="f"/>
+          <v:rect id="_x0000_i1124" style="width:0;height:1.5pt" o:hralign="center" o:hrstd="t" o:hr="t" fillcolor="#a0a0a0" stroked="f"/>
         </w:pict>
       </w:r>
     </w:p>
@@ -11542,7 +10225,7 @@
       </w:pPr>
       <w:r>
         <w:pict w14:anchorId="3C3A7DC4">
-          <v:rect id="_x0000_i1848" style="width:0;height:1.5pt" o:hralign="center" o:hrstd="t" o:hr="t" fillcolor="#a0a0a0" stroked="f"/>
+          <v:rect id="_x0000_i1125" style="width:0;height:1.5pt" o:hralign="center" o:hrstd="t" o:hr="t" fillcolor="#a0a0a0" stroked="f"/>
         </w:pict>
       </w:r>
     </w:p>
@@ -11663,7 +10346,7 @@
       </w:pPr>
       <w:r>
         <w:pict w14:anchorId="2AF7ACD5">
-          <v:rect id="_x0000_i1849" style="width:0;height:1.5pt" o:hralign="center" o:hrstd="t" o:hr="t" fillcolor="#a0a0a0" stroked="f"/>
+          <v:rect id="_x0000_i1126" style="width:0;height:1.5pt" o:hralign="center" o:hrstd="t" o:hr="t" fillcolor="#a0a0a0" stroked="f"/>
         </w:pict>
       </w:r>
     </w:p>
@@ -11760,21 +10443,8 @@
       <w:pPr>
         <w:jc w:val="center"/>
       </w:pPr>
-      <w:proofErr w:type="spellStart"/>
-      <w:r>
-        <w:t>Load</w:t>
-      </w:r>
-      <w:proofErr w:type="spellEnd"/>
-      <w:r>
-        <w:t xml:space="preserve"> </w:t>
-      </w:r>
-      <w:proofErr w:type="spellStart"/>
-      <w:r>
-        <w:t>Balancer</w:t>
-      </w:r>
-      <w:proofErr w:type="spellEnd"/>
-      <w:r>
-        <w:t xml:space="preserve"> → distribui tráfego</w:t>
+      <w:r>
+        <w:t>Load Balancer → distribui tráfego</w:t>
       </w:r>
       <w:r>
         <w:br/>
@@ -11782,14 +10452,7 @@
       </w:r>
       <w:r>
         <w:br/>
-      </w:r>
-      <w:proofErr w:type="spellStart"/>
-      <w:r>
-        <w:t>Database</w:t>
-      </w:r>
-      <w:proofErr w:type="spellEnd"/>
-      <w:r>
-        <w:t xml:space="preserve"> → guarda dados</w:t>
+        <w:t>Database → guarda dados</w:t>
       </w:r>
       <w:r>
         <w:br/>
@@ -11806,7 +10469,7 @@
       </w:pPr>
       <w:r>
         <w:pict w14:anchorId="7AAE3F0B">
-          <v:rect id="_x0000_i1850" style="width:0;height:1.5pt" o:hralign="center" o:hrstd="t" o:hr="t" fillcolor="#a0a0a0" stroked="f"/>
+          <v:rect id="_x0000_i1127" style="width:0;height:1.5pt" o:hralign="center" o:hrstd="t" o:hr="t" fillcolor="#a0a0a0" stroked="f"/>
         </w:pict>
       </w:r>
     </w:p>
@@ -11955,7 +10618,7 @@
       </w:pPr>
       <w:r>
         <w:pict w14:anchorId="09B576C5">
-          <v:rect id="_x0000_i1851" style="width:0;height:1.5pt" o:hralign="center" o:hrstd="t" o:hr="t" fillcolor="#a0a0a0" stroked="f"/>
+          <v:rect id="_x0000_i1128" style="width:0;height:1.5pt" o:hralign="center" o:hrstd="t" o:hr="t" fillcolor="#a0a0a0" stroked="f"/>
         </w:pict>
       </w:r>
     </w:p>
@@ -12036,13 +10699,8 @@
         <w:t>⃣</w:t>
       </w:r>
       <w:r>
-        <w:t xml:space="preserve"> faz TCP </w:t>
-      </w:r>
-      <w:proofErr w:type="spellStart"/>
-      <w:r>
-        <w:t>handshake</w:t>
-      </w:r>
-      <w:proofErr w:type="spellEnd"/>
+        <w:t xml:space="preserve"> faz TCP handshake</w:t>
+      </w:r>
       <w:r>
         <w:br/>
         <w:t>5️</w:t>
@@ -12054,13 +10712,8 @@
         <w:t>⃣</w:t>
       </w:r>
       <w:r>
-        <w:t xml:space="preserve"> envia HTTP </w:t>
-      </w:r>
-      <w:proofErr w:type="spellStart"/>
-      <w:r>
-        <w:t>request</w:t>
-      </w:r>
-      <w:proofErr w:type="spellEnd"/>
+        <w:t xml:space="preserve"> envia HTTP request</w:t>
+      </w:r>
       <w:r>
         <w:br/>
         <w:t>6️</w:t>
@@ -12095,7 +10748,7 @@
       <w:r>
         <w:lastRenderedPageBreak/>
         <w:pict w14:anchorId="119A1B17">
-          <v:rect id="_x0000_i1852" style="width:0;height:1.5pt" o:hralign="center" o:hrstd="t" o:hr="t" fillcolor="#a0a0a0" stroked="f"/>
+          <v:rect id="_x0000_i1129" style="width:0;height:1.5pt" o:hralign="center" o:hrstd="t" o:hr="t" fillcolor="#a0a0a0" stroked="f"/>
         </w:pict>
       </w:r>
     </w:p>
@@ -12170,13 +10823,8 @@
         <w:jc w:val="center"/>
       </w:pPr>
       <w:r>
-        <w:t xml:space="preserve">DNS </w:t>
-      </w:r>
-      <w:proofErr w:type="spellStart"/>
-      <w:r>
-        <w:t>spoofing</w:t>
-      </w:r>
-      <w:proofErr w:type="spellEnd"/>
+        <w:t>DNS spoofing</w:t>
+      </w:r>
     </w:p>
     <w:p>
       <w:pPr>
@@ -12187,13 +10835,8 @@
         <w:jc w:val="center"/>
       </w:pPr>
       <w:r>
-        <w:t xml:space="preserve">TCP </w:t>
-      </w:r>
-      <w:proofErr w:type="spellStart"/>
-      <w:r>
-        <w:t>hijacking</w:t>
-      </w:r>
-      <w:proofErr w:type="spellEnd"/>
+        <w:t>TCP hijacking</w:t>
+      </w:r>
     </w:p>
     <w:p>
       <w:pPr>
@@ -12204,13 +10847,8 @@
         <w:jc w:val="center"/>
       </w:pPr>
       <w:r>
-        <w:t xml:space="preserve">HTTP </w:t>
-      </w:r>
-      <w:proofErr w:type="spellStart"/>
-      <w:r>
-        <w:t>attacks</w:t>
-      </w:r>
-      <w:proofErr w:type="spellEnd"/>
+        <w:t>HTTP attacks</w:t>
+      </w:r>
     </w:p>
     <w:p>
       <w:pPr>
@@ -12275,7 +10913,7 @@
       </w:pPr>
       <w:r>
         <w:pict w14:anchorId="743573AD">
-          <v:rect id="_x0000_i1986" style="width:0;height:1.5pt" o:hralign="center" o:hrstd="t" o:hr="t" fillcolor="#a0a0a0" stroked="f"/>
+          <v:rect id="_x0000_i1130" style="width:0;height:1.5pt" o:hralign="center" o:hrstd="t" o:hr="t" fillcolor="#a0a0a0" stroked="f"/>
         </w:pict>
       </w:r>
     </w:p>
@@ -12319,23 +10957,7 @@
           <w:b/>
           <w:bCs/>
         </w:rPr>
-        <w:t xml:space="preserve">IP (Internet </w:t>
-      </w:r>
-      <w:proofErr w:type="spellStart"/>
-      <w:r>
-        <w:rPr>
-          <w:b/>
-          <w:bCs/>
-        </w:rPr>
-        <w:t>Protocol</w:t>
-      </w:r>
-      <w:proofErr w:type="spellEnd"/>
-      <w:r>
-        <w:rPr>
-          <w:b/>
-          <w:bCs/>
-        </w:rPr>
-        <w:t>)</w:t>
+        <w:t>IP (Internet Protocol)</w:t>
       </w:r>
     </w:p>
     <w:p>
@@ -12356,7 +10978,7 @@
       </w:pPr>
       <w:r>
         <w:pict w14:anchorId="41A3AA03">
-          <v:rect id="_x0000_i1987" style="width:0;height:1.5pt" o:hralign="center" o:hrstd="t" o:hr="t" fillcolor="#a0a0a0" stroked="f"/>
+          <v:rect id="_x0000_i1131" style="width:0;height:1.5pt" o:hralign="center" o:hrstd="t" o:hr="t" fillcolor="#a0a0a0" stroked="f"/>
         </w:pict>
       </w:r>
     </w:p>
@@ -12409,49 +11031,17 @@
           <w:b/>
           <w:bCs/>
         </w:rPr>
-        <w:t xml:space="preserve">IP (Internet </w:t>
-      </w:r>
-      <w:proofErr w:type="spellStart"/>
-      <w:r>
-        <w:rPr>
-          <w:b/>
-          <w:bCs/>
-        </w:rPr>
-        <w:t>Protocol</w:t>
-      </w:r>
-      <w:proofErr w:type="spellEnd"/>
-      <w:r>
-        <w:rPr>
-          <w:b/>
-          <w:bCs/>
-        </w:rPr>
-        <w:t>)</w:t>
-      </w:r>
-      <w:r>
-        <w:br/>
-      </w:r>
-      <w:r>
-        <w:rPr>
-          <w:b/>
-          <w:bCs/>
-        </w:rPr>
-        <w:t xml:space="preserve">MAC (Media Access </w:t>
-      </w:r>
-      <w:proofErr w:type="spellStart"/>
-      <w:r>
-        <w:rPr>
-          <w:b/>
-          <w:bCs/>
-        </w:rPr>
-        <w:t>Control</w:t>
-      </w:r>
-      <w:proofErr w:type="spellEnd"/>
-      <w:r>
-        <w:rPr>
-          <w:b/>
-          <w:bCs/>
-        </w:rPr>
-        <w:t>)</w:t>
+        <w:t>IP (Internet Protocol)</w:t>
+      </w:r>
+      <w:r>
+        <w:br/>
+      </w:r>
+      <w:r>
+        <w:rPr>
+          <w:b/>
+          <w:bCs/>
+        </w:rPr>
+        <w:t>MAC (Media Access Control)</w:t>
       </w:r>
     </w:p>
     <w:p>
@@ -12472,7 +11062,7 @@
       </w:pPr>
       <w:r>
         <w:pict w14:anchorId="3EBDF9CD">
-          <v:rect id="_x0000_i1988" style="width:0;height:1.5pt" o:hralign="center" o:hrstd="t" o:hr="t" fillcolor="#a0a0a0" stroked="f"/>
+          <v:rect id="_x0000_i1132" style="width:0;height:1.5pt" o:hralign="center" o:hrstd="t" o:hr="t" fillcolor="#a0a0a0" stroked="f"/>
         </w:pict>
       </w:r>
     </w:p>
@@ -12516,55 +11106,7 @@
           <w:b/>
           <w:bCs/>
         </w:rPr>
-        <w:t>ARP (</w:t>
-      </w:r>
-      <w:proofErr w:type="spellStart"/>
-      <w:r>
-        <w:rPr>
-          <w:b/>
-          <w:bCs/>
-        </w:rPr>
-        <w:t>Address</w:t>
-      </w:r>
-      <w:proofErr w:type="spellEnd"/>
-      <w:r>
-        <w:rPr>
-          <w:b/>
-          <w:bCs/>
-        </w:rPr>
-        <w:t xml:space="preserve"> </w:t>
-      </w:r>
-      <w:proofErr w:type="spellStart"/>
-      <w:r>
-        <w:rPr>
-          <w:b/>
-          <w:bCs/>
-        </w:rPr>
-        <w:t>Resolution</w:t>
-      </w:r>
-      <w:proofErr w:type="spellEnd"/>
-      <w:r>
-        <w:rPr>
-          <w:b/>
-          <w:bCs/>
-        </w:rPr>
-        <w:t xml:space="preserve"> </w:t>
-      </w:r>
-      <w:proofErr w:type="spellStart"/>
-      <w:r>
-        <w:rPr>
-          <w:b/>
-          <w:bCs/>
-        </w:rPr>
-        <w:t>Protocol</w:t>
-      </w:r>
-      <w:proofErr w:type="spellEnd"/>
-      <w:r>
-        <w:rPr>
-          <w:b/>
-          <w:bCs/>
-        </w:rPr>
-        <w:t>)</w:t>
+        <w:t>ARP (Address Resolution Protocol)</w:t>
       </w:r>
     </w:p>
     <w:p>
@@ -12586,7 +11128,7 @@
       </w:pPr>
       <w:r>
         <w:pict w14:anchorId="1924F69B">
-          <v:rect id="_x0000_i1989" style="width:0;height:1.5pt" o:hralign="center" o:hrstd="t" o:hr="t" fillcolor="#a0a0a0" stroked="f"/>
+          <v:rect id="_x0000_i1133" style="width:0;height:1.5pt" o:hralign="center" o:hrstd="t" o:hr="t" fillcolor="#a0a0a0" stroked="f"/>
         </w:pict>
       </w:r>
     </w:p>
@@ -12655,7 +11197,7 @@
       </w:pPr>
       <w:r>
         <w:pict w14:anchorId="3A155693">
-          <v:rect id="_x0000_i1990" style="width:0;height:1.5pt" o:hralign="center" o:hrstd="t" o:hr="t" fillcolor="#a0a0a0" stroked="f"/>
+          <v:rect id="_x0000_i1134" style="width:0;height:1.5pt" o:hralign="center" o:hrstd="t" o:hr="t" fillcolor="#a0a0a0" stroked="f"/>
         </w:pict>
       </w:r>
     </w:p>
@@ -12708,7 +11250,7 @@
       </w:pPr>
       <w:r>
         <w:pict w14:anchorId="5FA71D11">
-          <v:rect id="_x0000_i1991" style="width:0;height:1.5pt" o:hralign="center" o:hrstd="t" o:hr="t" fillcolor="#a0a0a0" stroked="f"/>
+          <v:rect id="_x0000_i1135" style="width:0;height:1.5pt" o:hralign="center" o:hrstd="t" o:hr="t" fillcolor="#a0a0a0" stroked="f"/>
         </w:pict>
       </w:r>
     </w:p>
@@ -12761,113 +11303,17 @@
           <w:b/>
           <w:bCs/>
         </w:rPr>
-        <w:t>TCP (</w:t>
-      </w:r>
-      <w:proofErr w:type="spellStart"/>
-      <w:r>
-        <w:rPr>
-          <w:b/>
-          <w:bCs/>
-        </w:rPr>
-        <w:t>Transmission</w:t>
-      </w:r>
-      <w:proofErr w:type="spellEnd"/>
-      <w:r>
-        <w:rPr>
-          <w:b/>
-          <w:bCs/>
-        </w:rPr>
-        <w:t xml:space="preserve"> </w:t>
-      </w:r>
-      <w:proofErr w:type="spellStart"/>
-      <w:r>
-        <w:rPr>
-          <w:b/>
-          <w:bCs/>
-        </w:rPr>
-        <w:t>Control</w:t>
-      </w:r>
-      <w:proofErr w:type="spellEnd"/>
-      <w:r>
-        <w:rPr>
-          <w:b/>
-          <w:bCs/>
-        </w:rPr>
-        <w:t xml:space="preserve"> </w:t>
-      </w:r>
-      <w:proofErr w:type="spellStart"/>
-      <w:r>
-        <w:rPr>
-          <w:b/>
-          <w:bCs/>
-        </w:rPr>
-        <w:t>Protocol</w:t>
-      </w:r>
-      <w:proofErr w:type="spellEnd"/>
-      <w:r>
-        <w:rPr>
-          <w:b/>
-          <w:bCs/>
-        </w:rPr>
-        <w:t>)</w:t>
-      </w:r>
-      <w:r>
-        <w:br/>
-      </w:r>
-      <w:r>
-        <w:rPr>
-          <w:b/>
-          <w:bCs/>
-        </w:rPr>
-        <w:t>UDP (</w:t>
-      </w:r>
-      <w:proofErr w:type="spellStart"/>
-      <w:r>
-        <w:rPr>
-          <w:b/>
-          <w:bCs/>
-        </w:rPr>
-        <w:t>User</w:t>
-      </w:r>
-      <w:proofErr w:type="spellEnd"/>
-      <w:r>
-        <w:rPr>
-          <w:b/>
-          <w:bCs/>
-        </w:rPr>
-        <w:t xml:space="preserve"> </w:t>
-      </w:r>
-      <w:proofErr w:type="spellStart"/>
-      <w:r>
-        <w:rPr>
-          <w:b/>
-          <w:bCs/>
-        </w:rPr>
-        <w:t>Datagram</w:t>
-      </w:r>
-      <w:proofErr w:type="spellEnd"/>
-      <w:r>
-        <w:rPr>
-          <w:b/>
-          <w:bCs/>
-        </w:rPr>
-        <w:t xml:space="preserve"> </w:t>
-      </w:r>
-      <w:proofErr w:type="spellStart"/>
-      <w:r>
-        <w:rPr>
-          <w:b/>
-          <w:bCs/>
-        </w:rPr>
-        <w:t>Protocol</w:t>
-      </w:r>
-      <w:proofErr w:type="spellEnd"/>
-      <w:r>
-        <w:rPr>
-          <w:b/>
-          <w:bCs/>
-        </w:rPr>
-        <w:t>)</w:t>
+        <w:t>TCP (Transmission Control Protocol)</w:t>
+      </w:r>
+      <w:r>
+        <w:br/>
+      </w:r>
+      <w:r>
+        <w:rPr>
+          <w:b/>
+          <w:bCs/>
+        </w:rPr>
+        <w:t>UDP (User Datagram Protocol)</w:t>
       </w:r>
     </w:p>
     <w:p>
@@ -12892,7 +11338,7 @@
       </w:pPr>
       <w:r>
         <w:pict w14:anchorId="291302F3">
-          <v:rect id="_x0000_i1992" style="width:0;height:1.5pt" o:hralign="center" o:hrstd="t" o:hr="t" fillcolor="#a0a0a0" stroked="f"/>
+          <v:rect id="_x0000_i1136" style="width:0;height:1.5pt" o:hralign="center" o:hrstd="t" o:hr="t" fillcolor="#a0a0a0" stroked="f"/>
         </w:pict>
       </w:r>
     </w:p>
@@ -12935,25 +11381,7 @@
           <w:bCs/>
           <w:lang w:val="en-US"/>
         </w:rPr>
-        <w:t xml:space="preserve"> O </w:t>
-      </w:r>
-      <w:proofErr w:type="spellStart"/>
-      <w:r>
-        <w:rPr>
-          <w:b/>
-          <w:bCs/>
-          <w:lang w:val="en-US"/>
-        </w:rPr>
-        <w:t>que</w:t>
-      </w:r>
-      <w:proofErr w:type="spellEnd"/>
-      <w:r>
-        <w:rPr>
-          <w:b/>
-          <w:bCs/>
-          <w:lang w:val="en-US"/>
-        </w:rPr>
-        <w:t xml:space="preserve"> é o Three-Way Handshake?</w:t>
+        <w:t xml:space="preserve"> O que é o Three-Way Handshake?</w:t>
       </w:r>
     </w:p>
     <w:p>
@@ -12990,7 +11418,7 @@
       </w:pPr>
       <w:r>
         <w:pict w14:anchorId="5964DBB9">
-          <v:rect id="_x0000_i1993" style="width:0;height:1.5pt" o:hralign="center" o:hrstd="t" o:hr="t" fillcolor="#a0a0a0" stroked="f"/>
+          <v:rect id="_x0000_i1137" style="width:0;height:1.5pt" o:hralign="center" o:hrstd="t" o:hr="t" fillcolor="#a0a0a0" stroked="f"/>
         </w:pict>
       </w:r>
     </w:p>
@@ -13034,23 +11462,7 @@
           <w:b/>
           <w:bCs/>
         </w:rPr>
-        <w:t xml:space="preserve">DNS (Domain </w:t>
-      </w:r>
-      <w:proofErr w:type="spellStart"/>
-      <w:r>
-        <w:rPr>
-          <w:b/>
-          <w:bCs/>
-        </w:rPr>
-        <w:t>Name</w:t>
-      </w:r>
-      <w:proofErr w:type="spellEnd"/>
-      <w:r>
-        <w:rPr>
-          <w:b/>
-          <w:bCs/>
-        </w:rPr>
-        <w:t xml:space="preserve"> System)</w:t>
+        <w:t>DNS (Domain Name System)</w:t>
       </w:r>
     </w:p>
     <w:p>
@@ -13071,7 +11483,7 @@
       </w:pPr>
       <w:r>
         <w:pict w14:anchorId="0D4E31EF">
-          <v:rect id="_x0000_i1994" style="width:0;height:1.5pt" o:hralign="center" o:hrstd="t" o:hr="t" fillcolor="#a0a0a0" stroked="f"/>
+          <v:rect id="_x0000_i1138" style="width:0;height:1.5pt" o:hralign="center" o:hrstd="t" o:hr="t" fillcolor="#a0a0a0" stroked="f"/>
         </w:pict>
       </w:r>
     </w:p>
@@ -13125,7 +11537,7 @@
       </w:pPr>
       <w:r>
         <w:pict w14:anchorId="0BDE5C9E">
-          <v:rect id="_x0000_i1995" style="width:0;height:1.5pt" o:hralign="center" o:hrstd="t" o:hr="t" fillcolor="#a0a0a0" stroked="f"/>
+          <v:rect id="_x0000_i1139" style="width:0;height:1.5pt" o:hralign="center" o:hrstd="t" o:hr="t" fillcolor="#a0a0a0" stroked="f"/>
         </w:pict>
       </w:r>
     </w:p>
@@ -13171,7 +11583,7 @@
       </w:pPr>
       <w:r>
         <w:pict w14:anchorId="6C93D51D">
-          <v:rect id="_x0000_i1996" style="width:0;height:1.5pt" o:hralign="center" o:hrstd="t" o:hr="t" fillcolor="#a0a0a0" stroked="f"/>
+          <v:rect id="_x0000_i1140" style="width:0;height:1.5pt" o:hralign="center" o:hrstd="t" o:hr="t" fillcolor="#a0a0a0" stroked="f"/>
         </w:pict>
       </w:r>
     </w:p>
@@ -13251,7 +11663,7 @@
       </w:pPr>
       <w:r>
         <w:pict w14:anchorId="7E63B0D1">
-          <v:rect id="_x0000_i1997" style="width:0;height:1.5pt" o:hralign="center" o:hrstd="t" o:hr="t" fillcolor="#a0a0a0" stroked="f"/>
+          <v:rect id="_x0000_i1141" style="width:0;height:1.5pt" o:hralign="center" o:hrstd="t" o:hr="t" fillcolor="#a0a0a0" stroked="f"/>
         </w:pict>
       </w:r>
     </w:p>
@@ -13298,39 +11710,7 @@
           <w:b/>
           <w:bCs/>
         </w:rPr>
-        <w:t xml:space="preserve"> O que é </w:t>
-      </w:r>
-      <w:proofErr w:type="spellStart"/>
-      <w:r>
-        <w:rPr>
-          <w:b/>
-          <w:bCs/>
-        </w:rPr>
-        <w:t>Port</w:t>
-      </w:r>
-      <w:proofErr w:type="spellEnd"/>
-      <w:r>
-        <w:rPr>
-          <w:b/>
-          <w:bCs/>
-        </w:rPr>
-        <w:t xml:space="preserve"> </w:t>
-      </w:r>
-      <w:proofErr w:type="spellStart"/>
-      <w:r>
-        <w:rPr>
-          <w:b/>
-          <w:bCs/>
-        </w:rPr>
-        <w:t>Forwarding</w:t>
-      </w:r>
-      <w:proofErr w:type="spellEnd"/>
-      <w:r>
-        <w:rPr>
-          <w:b/>
-          <w:bCs/>
-        </w:rPr>
-        <w:t>?</w:t>
+        <w:t xml:space="preserve"> O que é Port Forwarding?</w:t>
       </w:r>
     </w:p>
     <w:p>
@@ -13342,22 +11722,7 @@
       </w:r>
       <w:r>
         <w:br/>
-      </w:r>
-      <w:proofErr w:type="spellStart"/>
-      <w:r>
-        <w:t>Port</w:t>
-      </w:r>
-      <w:proofErr w:type="spellEnd"/>
-      <w:r>
-        <w:t xml:space="preserve"> </w:t>
-      </w:r>
-      <w:proofErr w:type="spellStart"/>
-      <w:r>
-        <w:t>forwarding</w:t>
-      </w:r>
-      <w:proofErr w:type="spellEnd"/>
-      <w:r>
-        <w:t xml:space="preserve"> é uma configuração de rede que direciona conexões externas para um dispositivo específico dentro de uma rede interna.</w:t>
+        <w:t>Port forwarding é uma configuração de rede que direciona conexões externas para um dispositivo específico dentro de uma rede interna.</w:t>
       </w:r>
     </w:p>
     <w:p>
@@ -13366,7 +11731,7 @@
       </w:pPr>
       <w:r>
         <w:pict w14:anchorId="518348B9">
-          <v:rect id="_x0000_i1998" style="width:0;height:1.5pt" o:hralign="center" o:hrstd="t" o:hr="t" fillcolor="#a0a0a0" stroked="f"/>
+          <v:rect id="_x0000_i1142" style="width:0;height:1.5pt" o:hralign="center" o:hrstd="t" o:hr="t" fillcolor="#a0a0a0" stroked="f"/>
         </w:pict>
       </w:r>
     </w:p>
@@ -13450,7 +11815,7 @@
       </w:pPr>
       <w:r>
         <w:pict w14:anchorId="3489B25B">
-          <v:rect id="_x0000_i1999" style="width:0;height:1.5pt" o:hralign="center" o:hrstd="t" o:hr="t" fillcolor="#a0a0a0" stroked="f"/>
+          <v:rect id="_x0000_i1143" style="width:0;height:1.5pt" o:hralign="center" o:hrstd="t" o:hr="t" fillcolor="#a0a0a0" stroked="f"/>
         </w:pict>
       </w:r>
     </w:p>
@@ -13518,7 +11883,7 @@
       </w:pPr>
       <w:r>
         <w:pict w14:anchorId="218C1C09">
-          <v:rect id="_x0000_i2000" style="width:0;height:1.5pt" o:hralign="center" o:hrstd="t" o:hr="t" fillcolor="#a0a0a0" stroked="f"/>
+          <v:rect id="_x0000_i1144" style="width:0;height:1.5pt" o:hralign="center" o:hrstd="t" o:hr="t" fillcolor="#a0a0a0" stroked="f"/>
         </w:pict>
       </w:r>
     </w:p>
@@ -13586,7 +11951,7 @@
       </w:pPr>
       <w:r>
         <w:pict w14:anchorId="171C49FB">
-          <v:rect id="_x0000_i2001" style="width:0;height:1.5pt" o:hralign="center" o:hrstd="t" o:hr="t" fillcolor="#a0a0a0" stroked="f"/>
+          <v:rect id="_x0000_i1145" style="width:0;height:1.5pt" o:hralign="center" o:hrstd="t" o:hr="t" fillcolor="#a0a0a0" stroked="f"/>
         </w:pict>
       </w:r>
     </w:p>
@@ -13646,55 +12011,7 @@
           <w:b/>
           <w:bCs/>
         </w:rPr>
-        <w:t>HTTP (</w:t>
-      </w:r>
-      <w:proofErr w:type="spellStart"/>
-      <w:r>
-        <w:rPr>
-          <w:b/>
-          <w:bCs/>
-        </w:rPr>
-        <w:t>HyperText</w:t>
-      </w:r>
-      <w:proofErr w:type="spellEnd"/>
-      <w:r>
-        <w:rPr>
-          <w:b/>
-          <w:bCs/>
-        </w:rPr>
-        <w:t xml:space="preserve"> </w:t>
-      </w:r>
-      <w:proofErr w:type="spellStart"/>
-      <w:r>
-        <w:rPr>
-          <w:b/>
-          <w:bCs/>
-        </w:rPr>
-        <w:t>Transfer</w:t>
-      </w:r>
-      <w:proofErr w:type="spellEnd"/>
-      <w:r>
-        <w:rPr>
-          <w:b/>
-          <w:bCs/>
-        </w:rPr>
-        <w:t xml:space="preserve"> </w:t>
-      </w:r>
-      <w:proofErr w:type="spellStart"/>
-      <w:r>
-        <w:rPr>
-          <w:b/>
-          <w:bCs/>
-        </w:rPr>
-        <w:t>Protocol</w:t>
-      </w:r>
-      <w:proofErr w:type="spellEnd"/>
-      <w:r>
-        <w:rPr>
-          <w:b/>
-          <w:bCs/>
-        </w:rPr>
-        <w:t>)</w:t>
+        <w:t>HTTP (HyperText Transfer Protocol)</w:t>
       </w:r>
     </w:p>
     <w:p>
@@ -13715,7 +12032,7 @@
       </w:pPr>
       <w:r>
         <w:pict w14:anchorId="334EEB51">
-          <v:rect id="_x0000_i2002" style="width:0;height:1.5pt" o:hralign="center" o:hrstd="t" o:hr="t" fillcolor="#a0a0a0" stroked="f"/>
+          <v:rect id="_x0000_i1146" style="width:0;height:1.5pt" o:hralign="center" o:hrstd="t" o:hr="t" fillcolor="#a0a0a0" stroked="f"/>
         </w:pict>
       </w:r>
     </w:p>
@@ -13783,71 +12100,7 @@
           <w:b/>
           <w:bCs/>
         </w:rPr>
-        <w:t>HTTPS (</w:t>
-      </w:r>
-      <w:proofErr w:type="spellStart"/>
-      <w:r>
-        <w:rPr>
-          <w:b/>
-          <w:bCs/>
-        </w:rPr>
-        <w:t>HyperText</w:t>
-      </w:r>
-      <w:proofErr w:type="spellEnd"/>
-      <w:r>
-        <w:rPr>
-          <w:b/>
-          <w:bCs/>
-        </w:rPr>
-        <w:t xml:space="preserve"> </w:t>
-      </w:r>
-      <w:proofErr w:type="spellStart"/>
-      <w:r>
-        <w:rPr>
-          <w:b/>
-          <w:bCs/>
-        </w:rPr>
-        <w:t>Transfer</w:t>
-      </w:r>
-      <w:proofErr w:type="spellEnd"/>
-      <w:r>
-        <w:rPr>
-          <w:b/>
-          <w:bCs/>
-        </w:rPr>
-        <w:t xml:space="preserve"> </w:t>
-      </w:r>
-      <w:proofErr w:type="spellStart"/>
-      <w:r>
-        <w:rPr>
-          <w:b/>
-          <w:bCs/>
-        </w:rPr>
-        <w:t>Protocol</w:t>
-      </w:r>
-      <w:proofErr w:type="spellEnd"/>
-      <w:r>
-        <w:rPr>
-          <w:b/>
-          <w:bCs/>
-        </w:rPr>
-        <w:t xml:space="preserve"> </w:t>
-      </w:r>
-      <w:proofErr w:type="spellStart"/>
-      <w:r>
-        <w:rPr>
-          <w:b/>
-          <w:bCs/>
-        </w:rPr>
-        <w:t>Secure</w:t>
-      </w:r>
-      <w:proofErr w:type="spellEnd"/>
-      <w:r>
-        <w:rPr>
-          <w:b/>
-          <w:bCs/>
-        </w:rPr>
-        <w:t>)</w:t>
+        <w:t>HTTPS (HyperText Transfer Protocol Secure)</w:t>
       </w:r>
     </w:p>
     <w:p>
@@ -13868,7 +12121,7 @@
       </w:pPr>
       <w:r>
         <w:pict w14:anchorId="75A640B0">
-          <v:rect id="_x0000_i2003" style="width:0;height:1.5pt" o:hralign="center" o:hrstd="t" o:hr="t" fillcolor="#a0a0a0" stroked="f"/>
+          <v:rect id="_x0000_i1147" style="width:0;height:1.5pt" o:hralign="center" o:hrstd="t" o:hr="t" fillcolor="#a0a0a0" stroked="f"/>
         </w:pict>
       </w:r>
     </w:p>
@@ -13936,7 +12189,7 @@
       </w:pPr>
       <w:r>
         <w:pict w14:anchorId="060C9DF9">
-          <v:rect id="_x0000_i2004" style="width:0;height:1.5pt" o:hralign="center" o:hrstd="t" o:hr="t" fillcolor="#a0a0a0" stroked="f"/>
+          <v:rect id="_x0000_i1148" style="width:0;height:1.5pt" o:hralign="center" o:hrstd="t" o:hr="t" fillcolor="#a0a0a0" stroked="f"/>
         </w:pict>
       </w:r>
     </w:p>
@@ -14004,7 +12257,7 @@
       </w:pPr>
       <w:r>
         <w:pict w14:anchorId="2D14FAA7">
-          <v:rect id="_x0000_i2005" style="width:0;height:1.5pt" o:hralign="center" o:hrstd="t" o:hr="t" fillcolor="#a0a0a0" stroked="f"/>
+          <v:rect id="_x0000_i1149" style="width:0;height:1.5pt" o:hralign="center" o:hrstd="t" o:hr="t" fillcolor="#a0a0a0" stroked="f"/>
         </w:pict>
       </w:r>
     </w:p>
@@ -14051,39 +12304,7 @@
           <w:b/>
           <w:bCs/>
         </w:rPr>
-        <w:t xml:space="preserve"> O que é um </w:t>
-      </w:r>
-      <w:proofErr w:type="spellStart"/>
-      <w:r>
-        <w:rPr>
-          <w:b/>
-          <w:bCs/>
-        </w:rPr>
-        <w:t>Load</w:t>
-      </w:r>
-      <w:proofErr w:type="spellEnd"/>
-      <w:r>
-        <w:rPr>
-          <w:b/>
-          <w:bCs/>
-        </w:rPr>
-        <w:t xml:space="preserve"> </w:t>
-      </w:r>
-      <w:proofErr w:type="spellStart"/>
-      <w:r>
-        <w:rPr>
-          <w:b/>
-          <w:bCs/>
-        </w:rPr>
-        <w:t>Balancer</w:t>
-      </w:r>
-      <w:proofErr w:type="spellEnd"/>
-      <w:r>
-        <w:rPr>
-          <w:b/>
-          <w:bCs/>
-        </w:rPr>
-        <w:t>?</w:t>
+        <w:t xml:space="preserve"> O que é um Load Balancer?</w:t>
       </w:r>
     </w:p>
     <w:p>
@@ -14095,22 +12316,7 @@
       </w:r>
       <w:r>
         <w:br/>
-      </w:r>
-      <w:proofErr w:type="spellStart"/>
-      <w:r>
-        <w:t>Load</w:t>
-      </w:r>
-      <w:proofErr w:type="spellEnd"/>
-      <w:r>
-        <w:t xml:space="preserve"> </w:t>
-      </w:r>
-      <w:proofErr w:type="spellStart"/>
-      <w:r>
-        <w:t>balancer</w:t>
-      </w:r>
-      <w:proofErr w:type="spellEnd"/>
-      <w:r>
-        <w:t xml:space="preserve"> é um sistema que distribui tráfego entre vários servidores para evitar sobrecarga e melhorar disponibilidade.</w:t>
+        <w:t>Load balancer é um sistema que distribui tráfego entre vários servidores para evitar sobrecarga e melhorar disponibilidade.</w:t>
       </w:r>
     </w:p>
     <w:p>
@@ -14175,39 +12381,7 @@
           <w:b/>
           <w:bCs/>
         </w:rPr>
-        <w:t xml:space="preserve">DHCP (Dynamic Host </w:t>
-      </w:r>
-      <w:proofErr w:type="spellStart"/>
-      <w:r>
-        <w:rPr>
-          <w:b/>
-          <w:bCs/>
-        </w:rPr>
-        <w:t>Configuration</w:t>
-      </w:r>
-      <w:proofErr w:type="spellEnd"/>
-      <w:r>
-        <w:rPr>
-          <w:b/>
-          <w:bCs/>
-        </w:rPr>
-        <w:t xml:space="preserve"> </w:t>
-      </w:r>
-      <w:proofErr w:type="spellStart"/>
-      <w:r>
-        <w:rPr>
-          <w:b/>
-          <w:bCs/>
-        </w:rPr>
-        <w:t>Protocol</w:t>
-      </w:r>
-      <w:proofErr w:type="spellEnd"/>
-      <w:r>
-        <w:rPr>
-          <w:b/>
-          <w:bCs/>
-        </w:rPr>
-        <w:t>)</w:t>
+        <w:t>DHCP (Dynamic Host Configuration Protocol)</w:t>
       </w:r>
       <w:r>
         <w:t>.</w:t>
@@ -14297,23 +12471,7 @@
           <w:b/>
           <w:bCs/>
         </w:rPr>
-        <w:t xml:space="preserve">pool (intervalo) de </w:t>
-      </w:r>
-      <w:proofErr w:type="spellStart"/>
-      <w:r>
-        <w:rPr>
-          <w:b/>
-          <w:bCs/>
-        </w:rPr>
-        <w:t>IPs</w:t>
-      </w:r>
-      <w:proofErr w:type="spellEnd"/>
-      <w:r>
-        <w:rPr>
-          <w:b/>
-          <w:bCs/>
-        </w:rPr>
-        <w:t xml:space="preserve"> disponíveis</w:t>
+        <w:t>pool (intervalo) de IPs disponíveis</w:t>
       </w:r>
       <w:r>
         <w:t>.</w:t>
@@ -14490,7 +12648,7 @@
       </w:pPr>
       <w:r>
         <w:pict w14:anchorId="1C426E6B">
-          <v:rect id="_x0000_i2188" style="width:0;height:1.5pt" o:hralign="center" o:hrstd="t" o:hr="t" fillcolor="#a0a0a0" stroked="f"/>
+          <v:rect id="_x0000_i1150" style="width:0;height:1.5pt" o:hralign="center" o:hrstd="t" o:hr="t" fillcolor="#a0a0a0" stroked="f"/>
         </w:pict>
       </w:r>
     </w:p>
@@ -14538,23 +12696,7 @@
           <w:b/>
           <w:bCs/>
         </w:rPr>
-        <w:t xml:space="preserve">MAC (Media Access </w:t>
-      </w:r>
-      <w:proofErr w:type="spellStart"/>
-      <w:r>
-        <w:rPr>
-          <w:b/>
-          <w:bCs/>
-        </w:rPr>
-        <w:t>Control</w:t>
-      </w:r>
-      <w:proofErr w:type="spellEnd"/>
-      <w:r>
-        <w:rPr>
-          <w:b/>
-          <w:bCs/>
-        </w:rPr>
-        <w:t>)</w:t>
+        <w:t>MAC (Media Access Control)</w:t>
       </w:r>
     </w:p>
     <w:p>
@@ -14615,7 +12757,7 @@
       </w:pPr>
       <w:r>
         <w:pict w14:anchorId="3B92C6F4">
-          <v:rect id="_x0000_i2189" style="width:0;height:1.5pt" o:hralign="center" o:hrstd="t" o:hr="t" fillcolor="#a0a0a0" stroked="f"/>
+          <v:rect id="_x0000_i1151" style="width:0;height:1.5pt" o:hralign="center" o:hrstd="t" o:hr="t" fillcolor="#a0a0a0" stroked="f"/>
         </w:pict>
       </w:r>
     </w:p>
@@ -14632,23 +12774,7 @@
           <w:b/>
           <w:bCs/>
         </w:rPr>
-        <w:t xml:space="preserve">IP (Internet </w:t>
-      </w:r>
-      <w:proofErr w:type="spellStart"/>
-      <w:r>
-        <w:rPr>
-          <w:b/>
-          <w:bCs/>
-        </w:rPr>
-        <w:t>Protocol</w:t>
-      </w:r>
-      <w:proofErr w:type="spellEnd"/>
-      <w:r>
-        <w:rPr>
-          <w:b/>
-          <w:bCs/>
-        </w:rPr>
-        <w:t>)</w:t>
+        <w:t>IP (Internet Protocol)</w:t>
       </w:r>
     </w:p>
     <w:p>
@@ -14879,7 +13005,7 @@
       </w:pPr>
       <w:r>
         <w:pict w14:anchorId="08E74E71">
-          <v:rect id="_x0000_i2190" style="width:0;height:1.5pt" o:hralign="center" o:hrstd="t" o:hr="t" fillcolor="#a0a0a0" stroked="f"/>
+          <v:rect id="_x0000_i1152" style="width:0;height:1.5pt" o:hralign="center" o:hrstd="t" o:hr="t" fillcolor="#a0a0a0" stroked="f"/>
         </w:pict>
       </w:r>
     </w:p>
@@ -14985,7 +13111,7 @@
       </w:pPr>
       <w:r>
         <w:pict w14:anchorId="2CB909B0">
-          <v:rect id="_x0000_i2191" style="width:0;height:1.5pt" o:hralign="center" o:hrstd="t" o:hr="t" fillcolor="#a0a0a0" stroked="f"/>
+          <v:rect id="_x0000_i1153" style="width:0;height:1.5pt" o:hralign="center" o:hrstd="t" o:hr="t" fillcolor="#a0a0a0" stroked="f"/>
         </w:pict>
       </w:r>
     </w:p>
@@ -15017,17 +13143,8 @@
           <w:b/>
           <w:bCs/>
         </w:rPr>
-        <w:t xml:space="preserve"> </w:t>
-      </w:r>
-      <w:proofErr w:type="spellStart"/>
-      <w:r>
-        <w:rPr>
-          <w:b/>
-          <w:bCs/>
-        </w:rPr>
-        <w:t>Offer</w:t>
-      </w:r>
-      <w:proofErr w:type="spellEnd"/>
+        <w:t xml:space="preserve"> Offer</w:t>
+      </w:r>
     </w:p>
     <w:p>
       <w:pPr>
@@ -15051,7 +13168,7 @@
       </w:pPr>
       <w:r>
         <w:pict w14:anchorId="51B56719">
-          <v:rect id="_x0000_i2192" style="width:0;height:1.5pt" o:hralign="center" o:hrstd="t" o:hr="t" fillcolor="#a0a0a0" stroked="f"/>
+          <v:rect id="_x0000_i1154" style="width:0;height:1.5pt" o:hralign="center" o:hrstd="t" o:hr="t" fillcolor="#a0a0a0" stroked="f"/>
         </w:pict>
       </w:r>
     </w:p>
@@ -15083,17 +13200,8 @@
           <w:b/>
           <w:bCs/>
         </w:rPr>
-        <w:t xml:space="preserve"> </w:t>
-      </w:r>
-      <w:proofErr w:type="spellStart"/>
-      <w:r>
-        <w:rPr>
-          <w:b/>
-          <w:bCs/>
-        </w:rPr>
-        <w:t>Request</w:t>
-      </w:r>
-      <w:proofErr w:type="spellEnd"/>
+        <w:t xml:space="preserve"> Request</w:t>
+      </w:r>
     </w:p>
     <w:p>
       <w:pPr>
@@ -15117,7 +13225,7 @@
       </w:pPr>
       <w:r>
         <w:pict w14:anchorId="374112D5">
-          <v:rect id="_x0000_i2193" style="width:0;height:1.5pt" o:hralign="center" o:hrstd="t" o:hr="t" fillcolor="#a0a0a0" stroked="f"/>
+          <v:rect id="_x0000_i1155" style="width:0;height:1.5pt" o:hralign="center" o:hrstd="t" o:hr="t" fillcolor="#a0a0a0" stroked="f"/>
         </w:pict>
       </w:r>
     </w:p>
@@ -15174,21 +13282,7 @@
         <w:rPr>
           <w:lang w:val="en-US"/>
         </w:rPr>
-        <w:t xml:space="preserve">O DHCP </w:t>
-      </w:r>
-      <w:proofErr w:type="spellStart"/>
-      <w:r>
-        <w:rPr>
-          <w:lang w:val="en-US"/>
-        </w:rPr>
-        <w:t>confirma</w:t>
-      </w:r>
-      <w:proofErr w:type="spellEnd"/>
-      <w:r>
-        <w:rPr>
-          <w:lang w:val="en-US"/>
-        </w:rPr>
-        <w:t>:</w:t>
+        <w:t>O DHCP confirma:</w:t>
       </w:r>
     </w:p>
     <w:p>
@@ -15205,7 +13299,7 @@
       </w:pPr>
       <w:r>
         <w:pict w14:anchorId="567C4CAB">
-          <v:rect id="_x0000_i2194" style="width:0;height:1.5pt" o:hralign="center" o:hrstd="t" o:hr="t" fillcolor="#a0a0a0" stroked="f"/>
+          <v:rect id="_x0000_i1156" style="width:0;height:1.5pt" o:hralign="center" o:hrstd="t" o:hr="t" fillcolor="#a0a0a0" stroked="f"/>
         </w:pict>
       </w:r>
     </w:p>
@@ -15337,7 +13431,7 @@
       </w:pPr>
       <w:r>
         <w:pict w14:anchorId="79962D69">
-          <v:rect id="_x0000_i2195" style="width:0;height:1.5pt" o:hralign="center" o:hrstd="t" o:hr="t" fillcolor="#a0a0a0" stroked="f"/>
+          <v:rect id="_x0000_i1157" style="width:0;height:1.5pt" o:hralign="center" o:hrstd="t" o:hr="t" fillcolor="#a0a0a0" stroked="f"/>
         </w:pict>
       </w:r>
     </w:p>
@@ -15376,7 +13470,7 @@
       </w:pPr>
       <w:r>
         <w:pict w14:anchorId="11590790">
-          <v:rect id="_x0000_i2196" style="width:0;height:1.5pt" o:hralign="center" o:hrstd="t" o:hr="t" fillcolor="#a0a0a0" stroked="f"/>
+          <v:rect id="_x0000_i1158" style="width:0;height:1.5pt" o:hralign="center" o:hrstd="t" o:hr="t" fillcolor="#a0a0a0" stroked="f"/>
         </w:pict>
       </w:r>
     </w:p>
@@ -15503,7 +13597,7 @@
       </w:pPr>
       <w:r>
         <w:pict w14:anchorId="1F83E0E1">
-          <v:rect id="_x0000_i2197" style="width:0;height:1.5pt" o:hralign="center" o:hrstd="t" o:hr="t" fillcolor="#a0a0a0" stroked="f"/>
+          <v:rect id="_x0000_i1159" style="width:0;height:1.5pt" o:hralign="center" o:hrstd="t" o:hr="t" fillcolor="#a0a0a0" stroked="f"/>
         </w:pict>
       </w:r>
     </w:p>
@@ -15567,7 +13661,7 @@
       </w:pPr>
       <w:r>
         <w:pict w14:anchorId="2156C8BE">
-          <v:rect id="_x0000_i2198" style="width:0;height:1.5pt" o:hralign="center" o:hrstd="t" o:hr="t" fillcolor="#a0a0a0" stroked="f"/>
+          <v:rect id="_x0000_i1160" style="width:0;height:1.5pt" o:hralign="center" o:hrstd="t" o:hr="t" fillcolor="#a0a0a0" stroked="f"/>
         </w:pict>
       </w:r>
     </w:p>
@@ -15623,23 +13717,7 @@
           <w:b/>
           <w:bCs/>
         </w:rPr>
-        <w:t xml:space="preserve">DNS (Domain </w:t>
-      </w:r>
-      <w:proofErr w:type="spellStart"/>
-      <w:r>
-        <w:rPr>
-          <w:b/>
-          <w:bCs/>
-        </w:rPr>
-        <w:t>Name</w:t>
-      </w:r>
-      <w:proofErr w:type="spellEnd"/>
-      <w:r>
-        <w:rPr>
-          <w:b/>
-          <w:bCs/>
-        </w:rPr>
-        <w:t xml:space="preserve"> System)</w:t>
+        <w:t>DNS (Domain Name System)</w:t>
       </w:r>
     </w:p>
     <w:p>
@@ -15666,7 +13744,7 @@
       </w:pPr>
       <w:r>
         <w:pict w14:anchorId="195FF2EC">
-          <v:rect id="_x0000_i2199" style="width:0;height:1.5pt" o:hralign="center" o:hrstd="t" o:hr="t" fillcolor="#a0a0a0" stroked="f"/>
+          <v:rect id="_x0000_i1161" style="width:0;height:1.5pt" o:hralign="center" o:hrstd="t" o:hr="t" fillcolor="#a0a0a0" stroked="f"/>
         </w:pict>
       </w:r>
     </w:p>
@@ -15683,39 +13761,7 @@
           <w:b/>
           <w:bCs/>
         </w:rPr>
-        <w:t xml:space="preserve">URL (Uniform </w:t>
-      </w:r>
-      <w:proofErr w:type="spellStart"/>
-      <w:r>
-        <w:rPr>
-          <w:b/>
-          <w:bCs/>
-        </w:rPr>
-        <w:t>Resource</w:t>
-      </w:r>
-      <w:proofErr w:type="spellEnd"/>
-      <w:r>
-        <w:rPr>
-          <w:b/>
-          <w:bCs/>
-        </w:rPr>
-        <w:t xml:space="preserve"> </w:t>
-      </w:r>
-      <w:proofErr w:type="spellStart"/>
-      <w:r>
-        <w:rPr>
-          <w:b/>
-          <w:bCs/>
-        </w:rPr>
-        <w:t>Locator</w:t>
-      </w:r>
-      <w:proofErr w:type="spellEnd"/>
-      <w:r>
-        <w:rPr>
-          <w:b/>
-          <w:bCs/>
-        </w:rPr>
-        <w:t>)</w:t>
+        <w:t>URL (Uniform Resource Locator)</w:t>
       </w:r>
     </w:p>
     <w:p>
@@ -15758,7 +13804,7 @@
       </w:pPr>
       <w:r>
         <w:pict w14:anchorId="10F70FAB">
-          <v:rect id="_x0000_i2200" style="width:0;height:1.5pt" o:hralign="center" o:hrstd="t" o:hr="t" fillcolor="#a0a0a0" stroked="f"/>
+          <v:rect id="_x0000_i1162" style="width:0;height:1.5pt" o:hralign="center" o:hrstd="t" o:hr="t" fillcolor="#a0a0a0" stroked="f"/>
         </w:pict>
       </w:r>
     </w:p>
@@ -15983,7 +14029,7 @@
       </w:pPr>
       <w:r>
         <w:pict w14:anchorId="7120D4FB">
-          <v:rect id="_x0000_i2201" style="width:0;height:1.5pt" o:hralign="center" o:hrstd="t" o:hr="t" fillcolor="#a0a0a0" stroked="f"/>
+          <v:rect id="_x0000_i1163" style="width:0;height:1.5pt" o:hralign="center" o:hrstd="t" o:hr="t" fillcolor="#a0a0a0" stroked="f"/>
         </w:pict>
       </w:r>
     </w:p>
@@ -16130,7 +14176,7 @@
       </w:pPr>
       <w:r>
         <w:pict w14:anchorId="1397946D">
-          <v:rect id="_x0000_i2202" style="width:0;height:1.5pt" o:hralign="center" o:hrstd="t" o:hr="t" fillcolor="#a0a0a0" stroked="f"/>
+          <v:rect id="_x0000_i1164" style="width:0;height:1.5pt" o:hralign="center" o:hrstd="t" o:hr="t" fillcolor="#a0a0a0" stroked="f"/>
         </w:pict>
       </w:r>
     </w:p>
@@ -16330,7 +14376,7 @@
       </w:pPr>
       <w:r>
         <w:pict w14:anchorId="3925DB29">
-          <v:rect id="_x0000_i2203" style="width:0;height:1.5pt" o:hralign="center" o:hrstd="t" o:hr="t" fillcolor="#a0a0a0" stroked="f"/>
+          <v:rect id="_x0000_i1165" style="width:0;height:1.5pt" o:hralign="center" o:hrstd="t" o:hr="t" fillcolor="#a0a0a0" stroked="f"/>
         </w:pict>
       </w:r>
     </w:p>
@@ -16427,7 +14473,7 @@
       </w:pPr>
       <w:r>
         <w:pict w14:anchorId="7C558B42">
-          <v:rect id="_x0000_i2204" style="width:0;height:1.5pt" o:hralign="center" o:hrstd="t" o:hr="t" fillcolor="#a0a0a0" stroked="f"/>
+          <v:rect id="_x0000_i1166" style="width:0;height:1.5pt" o:hralign="center" o:hrstd="t" o:hr="t" fillcolor="#a0a0a0" stroked="f"/>
         </w:pict>
       </w:r>
     </w:p>
@@ -16477,7 +14523,7 @@
       <w:r>
         <w:lastRenderedPageBreak/>
         <w:pict w14:anchorId="78CC5B3C">
-          <v:rect id="_x0000_i2205" style="width:0;height:1.5pt" o:hralign="center" o:hrstd="t" o:hr="t" fillcolor="#a0a0a0" stroked="f"/>
+          <v:rect id="_x0000_i1167" style="width:0;height:1.5pt" o:hralign="center" o:hrstd="t" o:hr="t" fillcolor="#a0a0a0" stroked="f"/>
         </w:pict>
       </w:r>
     </w:p>
@@ -16524,23 +14570,7 @@
           <w:b/>
           <w:bCs/>
         </w:rPr>
-        <w:t xml:space="preserve">ISP (Internet Service </w:t>
-      </w:r>
-      <w:proofErr w:type="spellStart"/>
-      <w:r>
-        <w:rPr>
-          <w:b/>
-          <w:bCs/>
-        </w:rPr>
-        <w:t>Provider</w:t>
-      </w:r>
-      <w:proofErr w:type="spellEnd"/>
-      <w:r>
-        <w:rPr>
-          <w:b/>
-          <w:bCs/>
-        </w:rPr>
-        <w:t>)</w:t>
+        <w:t>ISP (Internet Service Provider)</w:t>
       </w:r>
       <w:r>
         <w:t>.</w:t>
@@ -16568,7 +14598,7 @@
       </w:pPr>
       <w:r>
         <w:pict w14:anchorId="52D4FB2A">
-          <v:rect id="_x0000_i2206" style="width:0;height:1.5pt" o:hralign="center" o:hrstd="t" o:hr="t" fillcolor="#a0a0a0" stroked="f"/>
+          <v:rect id="_x0000_i1168" style="width:0;height:1.5pt" o:hralign="center" o:hrstd="t" o:hr="t" fillcolor="#a0a0a0" stroked="f"/>
         </w:pict>
       </w:r>
     </w:p>
@@ -16649,7 +14679,7 @@
       </w:pPr>
       <w:r>
         <w:pict w14:anchorId="4FB46987">
-          <v:rect id="_x0000_i2207" style="width:0;height:1.5pt" o:hralign="center" o:hrstd="t" o:hr="t" fillcolor="#a0a0a0" stroked="f"/>
+          <v:rect id="_x0000_i1169" style="width:0;height:1.5pt" o:hralign="center" o:hrstd="t" o:hr="t" fillcolor="#a0a0a0" stroked="f"/>
         </w:pict>
       </w:r>
     </w:p>
@@ -16706,7 +14736,7 @@
       </w:pPr>
       <w:r>
         <w:pict w14:anchorId="57412FC4">
-          <v:rect id="_x0000_i2208" style="width:0;height:1.5pt" o:hralign="center" o:hrstd="t" o:hr="t" fillcolor="#a0a0a0" stroked="f"/>
+          <v:rect id="_x0000_i1170" style="width:0;height:1.5pt" o:hralign="center" o:hrstd="t" o:hr="t" fillcolor="#a0a0a0" stroked="f"/>
         </w:pict>
       </w:r>
     </w:p>
@@ -16747,7 +14777,7 @@
       </w:pPr>
       <w:r>
         <w:pict w14:anchorId="7AD2563B">
-          <v:rect id="_x0000_i2209" style="width:0;height:1.5pt" o:hralign="center" o:hrstd="t" o:hr="t" fillcolor="#a0a0a0" stroked="f"/>
+          <v:rect id="_x0000_i1171" style="width:0;height:1.5pt" o:hralign="center" o:hrstd="t" o:hr="t" fillcolor="#a0a0a0" stroked="f"/>
         </w:pict>
       </w:r>
     </w:p>
@@ -16985,7 +15015,7 @@
       </w:pPr>
       <w:r>
         <w:pict w14:anchorId="72430214">
-          <v:rect id="_x0000_i2210" style="width:0;height:1.5pt" o:hralign="center" o:hrstd="t" o:hr="t" fillcolor="#a0a0a0" stroked="f"/>
+          <v:rect id="_x0000_i1172" style="width:0;height:1.5pt" o:hralign="center" o:hrstd="t" o:hr="t" fillcolor="#a0a0a0" stroked="f"/>
         </w:pict>
       </w:r>
     </w:p>
@@ -17010,39 +15040,7 @@
           <w:b/>
           <w:bCs/>
         </w:rPr>
-        <w:t xml:space="preserve"> Como funciona o </w:t>
-      </w:r>
-      <w:proofErr w:type="spellStart"/>
-      <w:r>
-        <w:rPr>
-          <w:b/>
-          <w:bCs/>
-        </w:rPr>
-        <w:t>Port</w:t>
-      </w:r>
-      <w:proofErr w:type="spellEnd"/>
-      <w:r>
-        <w:rPr>
-          <w:b/>
-          <w:bCs/>
-        </w:rPr>
-        <w:t xml:space="preserve"> </w:t>
-      </w:r>
-      <w:proofErr w:type="spellStart"/>
-      <w:r>
-        <w:rPr>
-          <w:b/>
-          <w:bCs/>
-        </w:rPr>
-        <w:t>Forwarding</w:t>
-      </w:r>
-      <w:proofErr w:type="spellEnd"/>
-      <w:r>
-        <w:rPr>
-          <w:b/>
-          <w:bCs/>
-        </w:rPr>
-        <w:t>?</w:t>
+        <w:t xml:space="preserve"> Como funciona o Port Forwarding?</w:t>
       </w:r>
     </w:p>
     <w:p>
@@ -17069,7 +15067,7 @@
       </w:pPr>
       <w:r>
         <w:pict w14:anchorId="0FB3A1CB">
-          <v:rect id="_x0000_i2211" style="width:0;height:1.5pt" o:hralign="center" o:hrstd="t" o:hr="t" fillcolor="#a0a0a0" stroked="f"/>
+          <v:rect id="_x0000_i1173" style="width:0;height:1.5pt" o:hralign="center" o:hrstd="t" o:hr="t" fillcolor="#a0a0a0" stroked="f"/>
         </w:pict>
       </w:r>
     </w:p>
@@ -17139,7 +15137,7 @@
       </w:pPr>
       <w:r>
         <w:pict w14:anchorId="7952AB34">
-          <v:rect id="_x0000_i2212" style="width:0;height:1.5pt" o:hralign="center" o:hrstd="t" o:hr="t" fillcolor="#a0a0a0" stroked="f"/>
+          <v:rect id="_x0000_i1174" style="width:0;height:1.5pt" o:hralign="center" o:hrstd="t" o:hr="t" fillcolor="#a0a0a0" stroked="f"/>
         </w:pict>
       </w:r>
     </w:p>
@@ -17189,7 +15187,7 @@
       </w:pPr>
       <w:r>
         <w:pict w14:anchorId="737EEE83">
-          <v:rect id="_x0000_i2213" style="width:0;height:1.5pt" o:hralign="center" o:hrstd="t" o:hr="t" fillcolor="#a0a0a0" stroked="f"/>
+          <v:rect id="_x0000_i1175" style="width:0;height:1.5pt" o:hralign="center" o:hrstd="t" o:hr="t" fillcolor="#a0a0a0" stroked="f"/>
         </w:pict>
       </w:r>
     </w:p>
@@ -17231,7 +15229,7 @@
       </w:pPr>
       <w:r>
         <w:pict w14:anchorId="679104E8">
-          <v:rect id="_x0000_i2214" style="width:0;height:1.5pt" o:hralign="center" o:hrstd="t" o:hr="t" fillcolor="#a0a0a0" stroked="f"/>
+          <v:rect id="_x0000_i1176" style="width:0;height:1.5pt" o:hralign="center" o:hrstd="t" o:hr="t" fillcolor="#a0a0a0" stroked="f"/>
         </w:pict>
       </w:r>
     </w:p>
@@ -17300,13 +15298,8 @@
         <w:t>⃣</w:t>
       </w:r>
       <w:r>
-        <w:t xml:space="preserve"> TCP </w:t>
-      </w:r>
-      <w:proofErr w:type="spellStart"/>
-      <w:r>
-        <w:t>handshake</w:t>
-      </w:r>
-      <w:proofErr w:type="spellEnd"/>
+        <w:t xml:space="preserve"> TCP handshake</w:t>
+      </w:r>
       <w:r>
         <w:br/>
         <w:t>4️</w:t>
@@ -17331,13 +15324,8 @@
         <w:t>⃣</w:t>
       </w:r>
       <w:r>
-        <w:t xml:space="preserve"> HTTP </w:t>
-      </w:r>
-      <w:proofErr w:type="spellStart"/>
-      <w:r>
-        <w:t>request</w:t>
-      </w:r>
-      <w:proofErr w:type="spellEnd"/>
+        <w:t xml:space="preserve"> HTTP request</w:t>
+      </w:r>
       <w:r>
         <w:br/>
         <w:t>6️</w:t>
@@ -17385,83 +15373,19 @@
           <w:b/>
           <w:bCs/>
         </w:rPr>
-        <w:t xml:space="preserve"> NAT (Network </w:t>
-      </w:r>
-      <w:proofErr w:type="spellStart"/>
-      <w:r>
-        <w:rPr>
-          <w:b/>
-          <w:bCs/>
-        </w:rPr>
-        <w:t>Address</w:t>
-      </w:r>
-      <w:proofErr w:type="spellEnd"/>
-      <w:r>
-        <w:rPr>
-          <w:b/>
-          <w:bCs/>
-        </w:rPr>
-        <w:t xml:space="preserve"> </w:t>
-      </w:r>
-      <w:proofErr w:type="spellStart"/>
-      <w:r>
-        <w:rPr>
-          <w:b/>
-          <w:bCs/>
-        </w:rPr>
-        <w:t>Translation</w:t>
-      </w:r>
-      <w:proofErr w:type="spellEnd"/>
-      <w:r>
-        <w:rPr>
-          <w:b/>
-          <w:bCs/>
-        </w:rPr>
-        <w:t>)</w:t>
-      </w:r>
-    </w:p>
-    <w:p>
-      <w:pPr>
-        <w:jc w:val="center"/>
-      </w:pPr>
-      <w:r>
-        <w:rPr>
-          <w:b/>
-          <w:bCs/>
-        </w:rPr>
-        <w:t xml:space="preserve">NAT (Network </w:t>
-      </w:r>
-      <w:proofErr w:type="spellStart"/>
-      <w:r>
-        <w:rPr>
-          <w:b/>
-          <w:bCs/>
-        </w:rPr>
-        <w:t>Address</w:t>
-      </w:r>
-      <w:proofErr w:type="spellEnd"/>
-      <w:r>
-        <w:rPr>
-          <w:b/>
-          <w:bCs/>
-        </w:rPr>
-        <w:t xml:space="preserve"> </w:t>
-      </w:r>
-      <w:proofErr w:type="spellStart"/>
-      <w:r>
-        <w:rPr>
-          <w:b/>
-          <w:bCs/>
-        </w:rPr>
-        <w:t>Translation</w:t>
-      </w:r>
-      <w:proofErr w:type="spellEnd"/>
-      <w:r>
-        <w:rPr>
-          <w:b/>
-          <w:bCs/>
-        </w:rPr>
-        <w:t>)</w:t>
+        <w:t xml:space="preserve"> NAT (Network Address Translation)</w:t>
+      </w:r>
+    </w:p>
+    <w:p>
+      <w:pPr>
+        <w:jc w:val="center"/>
+      </w:pPr>
+      <w:r>
+        <w:rPr>
+          <w:b/>
+          <w:bCs/>
+        </w:rPr>
+        <w:t>NAT (Network Address Translation)</w:t>
       </w:r>
       <w:r>
         <w:t xml:space="preserve"> é um mecanismo usado pelo roteador para </w:t>
@@ -17585,7 +15509,7 @@
       </w:pPr>
       <w:r>
         <w:pict w14:anchorId="6AD4DD12">
-          <v:rect id="_x0000_i2314" style="width:0;height:1.5pt" o:hralign="center" o:hrstd="t" o:hr="t" fillcolor="#a0a0a0" stroked="f"/>
+          <v:rect id="_x0000_i1177" style="width:0;height:1.5pt" o:hralign="center" o:hrstd="t" o:hr="t" fillcolor="#a0a0a0" stroked="f"/>
         </w:pict>
       </w:r>
     </w:p>
@@ -17693,7 +15617,7 @@
       </w:pPr>
       <w:r>
         <w:pict w14:anchorId="0331F9CC">
-          <v:rect id="_x0000_i2315" style="width:0;height:1.5pt" o:hralign="center" o:hrstd="t" o:hr="t" fillcolor="#a0a0a0" stroked="f"/>
+          <v:rect id="_x0000_i1178" style="width:0;height:1.5pt" o:hralign="center" o:hrstd="t" o:hr="t" fillcolor="#a0a0a0" stroked="f"/>
         </w:pict>
       </w:r>
     </w:p>
@@ -17738,7 +15662,7 @@
       <w:r>
         <w:lastRenderedPageBreak/>
         <w:pict w14:anchorId="2F48BD22">
-          <v:rect id="_x0000_i2316" style="width:0;height:1.5pt" o:hralign="center" o:hrstd="t" o:hr="t" fillcolor="#a0a0a0" stroked="f"/>
+          <v:rect id="_x0000_i1179" style="width:0;height:1.5pt" o:hralign="center" o:hrstd="t" o:hr="t" fillcolor="#a0a0a0" stroked="f"/>
         </w:pict>
       </w:r>
     </w:p>
@@ -17907,7 +15831,7 @@
       </w:pPr>
       <w:r>
         <w:pict w14:anchorId="148C99C6">
-          <v:rect id="_x0000_i2317" style="width:0;height:1.5pt" o:hralign="center" o:hrstd="t" o:hr="t" fillcolor="#a0a0a0" stroked="f"/>
+          <v:rect id="_x0000_i1180" style="width:0;height:1.5pt" o:hralign="center" o:hrstd="t" o:hr="t" fillcolor="#a0a0a0" stroked="f"/>
         </w:pict>
       </w:r>
     </w:p>
@@ -18011,7 +15935,7 @@
       </w:pPr>
       <w:r>
         <w:pict w14:anchorId="70F3F1EE">
-          <v:rect id="_x0000_i2318" style="width:0;height:1.5pt" o:hralign="center" o:hrstd="t" o:hr="t" fillcolor="#a0a0a0" stroked="f"/>
+          <v:rect id="_x0000_i1181" style="width:0;height:1.5pt" o:hralign="center" o:hrstd="t" o:hr="t" fillcolor="#a0a0a0" stroked="f"/>
         </w:pict>
       </w:r>
     </w:p>
@@ -18194,7 +16118,7 @@
       </w:pPr>
       <w:r>
         <w:pict w14:anchorId="59952FB8">
-          <v:rect id="_x0000_i2319" style="width:0;height:1.5pt" o:hralign="center" o:hrstd="t" o:hr="t" fillcolor="#a0a0a0" stroked="f"/>
+          <v:rect id="_x0000_i1182" style="width:0;height:1.5pt" o:hralign="center" o:hrstd="t" o:hr="t" fillcolor="#a0a0a0" stroked="f"/>
         </w:pict>
       </w:r>
     </w:p>
@@ -18253,7 +16177,7 @@
       </w:pPr>
       <w:r>
         <w:pict w14:anchorId="4B549436">
-          <v:rect id="_x0000_i2320" style="width:0;height:1.5pt" o:hralign="center" o:hrstd="t" o:hr="t" fillcolor="#a0a0a0" stroked="f"/>
+          <v:rect id="_x0000_i1183" style="width:0;height:1.5pt" o:hralign="center" o:hrstd="t" o:hr="t" fillcolor="#a0a0a0" stroked="f"/>
         </w:pict>
       </w:r>
     </w:p>
@@ -18332,7 +16256,7 @@
       </w:pPr>
       <w:r>
         <w:pict w14:anchorId="06C6CAD1">
-          <v:rect id="_x0000_i2321" style="width:0;height:1.5pt" o:hralign="center" o:hrstd="t" o:hr="t" fillcolor="#a0a0a0" stroked="f"/>
+          <v:rect id="_x0000_i1184" style="width:0;height:1.5pt" o:hralign="center" o:hrstd="t" o:hr="t" fillcolor="#a0a0a0" stroked="f"/>
         </w:pict>
       </w:r>
     </w:p>
@@ -18394,7 +16318,7 @@
       </w:pPr>
       <w:r>
         <w:pict w14:anchorId="135F5652">
-          <v:rect id="_x0000_i2322" style="width:0;height:1.5pt" o:hralign="center" o:hrstd="t" o:hr="t" fillcolor="#a0a0a0" stroked="f"/>
+          <v:rect id="_x0000_i1185" style="width:0;height:1.5pt" o:hralign="center" o:hrstd="t" o:hr="t" fillcolor="#a0a0a0" stroked="f"/>
         </w:pict>
       </w:r>
     </w:p>
@@ -18507,7 +16431,7 @@
       </w:pPr>
       <w:r>
         <w:pict w14:anchorId="4B7F4993">
-          <v:rect id="_x0000_i2323" style="width:0;height:1.5pt" o:hralign="center" o:hrstd="t" o:hr="t" fillcolor="#a0a0a0" stroked="f"/>
+          <v:rect id="_x0000_i1186" style="width:0;height:1.5pt" o:hralign="center" o:hrstd="t" o:hr="t" fillcolor="#a0a0a0" stroked="f"/>
         </w:pict>
       </w:r>
     </w:p>
@@ -18672,7 +16596,7 @@
       </w:pPr>
       <w:r>
         <w:pict w14:anchorId="6D3678AC">
-          <v:rect id="_x0000_i2324" style="width:0;height:1.5pt" o:hralign="center" o:hrstd="t" o:hr="t" fillcolor="#a0a0a0" stroked="f"/>
+          <v:rect id="_x0000_i1187" style="width:0;height:1.5pt" o:hralign="center" o:hrstd="t" o:hr="t" fillcolor="#a0a0a0" stroked="f"/>
         </w:pict>
       </w:r>
     </w:p>
@@ -18941,7 +16865,7 @@
       </w:pPr>
       <w:r>
         <w:pict w14:anchorId="5DC04A61">
-          <v:rect id="_x0000_i2325" style="width:0;height:1.5pt" o:hralign="center" o:hrstd="t" o:hr="t" fillcolor="#a0a0a0" stroked="f"/>
+          <v:rect id="_x0000_i1188" style="width:0;height:1.5pt" o:hralign="center" o:hrstd="t" o:hr="t" fillcolor="#a0a0a0" stroked="f"/>
         </w:pict>
       </w:r>
     </w:p>
@@ -27980,6 +25904,7 @@
   <w:style w:type="character" w:default="1" w:styleId="Fontepargpadro">
     <w:name w:val="Default Paragraph Font"/>
     <w:uiPriority w:val="1"/>
+    <w:semiHidden/>
     <w:unhideWhenUsed/>
   </w:style>
   <w:style w:type="table" w:default="1" w:styleId="Tabelanormal">
